--- a/交付文档/实验室库存管理系统使用说明书.docx
+++ b/交付文档/实验室库存管理系统使用说明书.docx
@@ -1,6 +1,6 @@
 
 <file path=word/document.xml><?xml version="1.0" encoding="utf-8"?>
-<w:document xmlns:wpc="http://schemas.microsoft.com/office/word/2010/wordprocessingCanvas" xmlns:mo="http://schemas.microsoft.com/office/mac/office/2008/main" xmlns:mc="http://schemas.openxmlformats.org/markup-compatibility/2006" xmlns:mv="urn:schemas-microsoft-com:mac:vml" xmlns:o="urn:schemas-microsoft-com:office:office" xmlns:r="http://schemas.openxmlformats.org/officeDocument/2006/relationships" xmlns:m="http://schemas.openxmlformats.org/officeDocument/2006/math" xmlns:v="urn:schemas-microsoft-com:vml" xmlns:wp14="http://schemas.microsoft.com/office/word/2010/wordprocessingDrawing" xmlns:wp="http://schemas.openxmlformats.org/drawingml/2006/wordprocessingDrawing" xmlns:w10="urn:schemas-microsoft-com:office:word" xmlns:w="http://schemas.openxmlformats.org/wordprocessingml/2006/main" xmlns:w14="http://schemas.microsoft.com/office/word/2010/wordml" xmlns:wpg="http://schemas.microsoft.com/office/word/2010/wordprocessingGroup" xmlns:wpi="http://schemas.microsoft.com/office/word/2010/wordprocessingInk" xmlns:wne="http://schemas.microsoft.com/office/word/2006/wordml" xmlns:wps="http://schemas.microsoft.com/office/word/2010/wordprocessingShape" mc:Ignorable="w14 wp14">
+<w:document xmlns:ns1="http://schemas.openxmlformats.org/markup-compatibility/2006" xmlns:ns2="http://schemas.openxmlformats.org/officeDocument/2006/relationships" xmlns:w="http://schemas.openxmlformats.org/wordprocessingml/2006/main" ns1:Ignorable="w14 wp14">
   <w:body>
     <w:p>
       <w:pPr>
@@ -37,7 +37,7 @@
           <w:rFonts w:ascii="Microsoft YaHei" w:hAnsi="Microsoft YaHei" w:eastAsia="Microsoft YaHei"/>
           <w:sz w:val="21"/>
         </w:rPr>
-        <w:t>更新日期：2026年6月29日</w:t>
+        <w:t>更新日期：2026年6月30日</w:t>
       </w:r>
     </w:p>
     <w:p/>
@@ -89,7 +89,7 @@
         <w:spacing w:after="40"/>
       </w:pPr>
       <w:r>
-        <w:t>管理员可以审批注册和物料建档申请，维护物料主数据、库区、子类别，并查看审计日志。</w:t>
+        <w:t>管理员可以审批注册和物料建档申请，维护物料主数据、库区、子类别、项目编码，并查看审计日志。</w:t>
       </w:r>
     </w:p>
     <w:p>
@@ -140,7 +140,7 @@
         <w:spacing w:after="40"/>
       </w:pPr>
       <w:r>
-        <w:t>提交后等待管理员审批。审批通过前不能进行入库和领料。</w:t>
+        <w:t>提交后等待管理员审批。审批通过前不能进行入库、领料、物料建档申请或查看自己的建档申请。</w:t>
       </w:r>
     </w:p>
     <w:p>
@@ -575,7 +575,7 @@
                 <w:b w:val="0"/>
                 <w:sz w:val="20"/>
               </w:rPr>
-              <w:t>普通用户功能 + 审批、物料管理、库区管理、子类别管理、审计日志</w:t>
+              <w:t>普通用户功能 + 审批、物料管理、库区管理、子类别管理、项目编码管理、审计日志</w:t>
             </w:r>
           </w:p>
         </w:tc>
@@ -852,6 +852,15 @@
         <w:spacing w:after="40"/>
       </w:pPr>
       <w:r>
+        <w:t>系统会加载管理员维护的项目编码列表，领料时必须选择对应项目编码。</w:t>
+      </w:r>
+    </w:p>
+    <w:p>
+      <w:pPr>
+        <w:pStyle w:val="ListNumber"/>
+        <w:spacing w:after="40"/>
+      </w:pPr>
+      <w:r>
         <w:t>可以按产品代码、批次或标签查找库存。</w:t>
       </w:r>
     </w:p>
@@ -879,7 +888,7 @@
         <w:spacing w:after="40"/>
       </w:pPr>
       <w:r>
-        <w:t>输入领料数量和用途，确认提交。</w:t>
+        <w:t>输入领料数量，选择项目编码；领料备注为选填，可写试验批次、异常损耗或临时说明，确认后提交。</w:t>
       </w:r>
     </w:p>
     <w:p>
@@ -940,7 +949,7 @@
         <w:spacing w:after="40"/>
       </w:pPr>
       <w:r>
-        <w:t>可按标签编号、产品代码、批号等信息查询入库、领料、补料等记录。</w:t>
+        <w:t>可按标签编号、产品代码、批号、项目编码、项目名称、操作人或备注查询入库、领料、补料等记录。</w:t>
       </w:r>
     </w:p>
     <w:p>
@@ -949,7 +958,7 @@
         <w:spacing w:after="40"/>
       </w:pPr>
       <w:r>
-        <w:t>日志用于追溯，不建议作为日常修改入口。</w:t>
+        <w:t>需要按项目统计领料时，可在日志搜索框输入项目编码，查看该项目领用了哪些物料、谁领用、什么时间领用和领用数量。日志用于追溯，不建议作为日常修改入口。</w:t>
       </w:r>
     </w:p>
     <w:p>
@@ -2328,7 +2337,51 @@
         <w:pStyle w:val="Heading2"/>
       </w:pPr>
       <w:r>
-        <w:t>6.5 审计日志</w:t>
+        <w:t>6.5 项目编码管理</w:t>
+      </w:r>
+    </w:p>
+    <w:p>
+      <w:pPr>
+        <w:pStyle w:val="ListNumber"/>
+        <w:spacing w:after="40"/>
+      </w:pPr>
+      <w:r>
+        <w:t>进入“项目编码管理”。</w:t>
+      </w:r>
+    </w:p>
+    <w:p>
+      <w:pPr>
+        <w:pStyle w:val="ListNumber"/>
+        <w:spacing w:after="40"/>
+      </w:pPr>
+      <w:r>
+        <w:t>系统已预置 2026 年项目编码，领料时普通用户可直接选择。</w:t>
+      </w:r>
+    </w:p>
+    <w:p>
+      <w:pPr>
+        <w:pStyle w:val="ListNumber"/>
+        <w:spacing w:after="40"/>
+      </w:pPr>
+      <w:r>
+        <w:t>管理员可以新增项目编码、修改项目名称、停用不再使用的项目，并通过上移/下移调整显示顺序。</w:t>
+      </w:r>
+    </w:p>
+    <w:p>
+      <w:pPr>
+        <w:pStyle w:val="ListNumber"/>
+        <w:spacing w:after="40"/>
+      </w:pPr>
+      <w:r>
+        <w:t>停用项目不会影响历史领料日志，历史记录仍保留当时选择的项目编码和项目名称。</w:t>
+      </w:r>
+    </w:p>
+    <w:p>
+      <w:pPr>
+        <w:pStyle w:val="Heading2"/>
+      </w:pPr>
+      <w:r>
+        <w:t>6.6 审计日志</w:t>
       </w:r>
     </w:p>
     <w:p>
@@ -2433,7 +2486,7 @@
         <w:spacing w:after="40"/>
       </w:pPr>
       <w:r>
-        <w:t>负责审批、物料主数据、库区维护的人设置为管理员。</w:t>
+        <w:t>负责审批、物料主数据、库区和项目编码维护的人设置为管理员。</w:t>
       </w:r>
     </w:p>
     <w:p>
@@ -2614,7 +2667,7 @@
                 <w:b w:val="0"/>
                 <w:sz w:val="20"/>
               </w:rPr>
-              <w:t>说明物料主数据不存在。普通用户提交建档申请，管理员审批后再入库。</w:t>
+              <w:t>说明物料主数据不存在。已激活用户可提交建档申请，管理员审批后再入库；待审批、驳回或禁用账号不能提交建档申请。</w:t>
             </w:r>
           </w:p>
         </w:tc>
@@ -2722,7 +2775,7 @@
                 <w:b w:val="0"/>
                 <w:sz w:val="20"/>
               </w:rPr>
-              <w:t>正式料快捷领料会按系统规则推荐库存；测试料不会只按代码自动扣，必须扫码或明确选择批次/标签。</w:t>
+              <w:t>正式料快捷领料会按系统规则推荐库存，并要求选择项目编码；测试料不会只按代码自动扣，必须扫码或明确选择批次/标签。</w:t>
             </w:r>
           </w:p>
         </w:tc>
@@ -2891,7 +2944,7 @@
       </w:r>
     </w:p>
     <w:sectPr>
-      <w:footerReference w:type="default" r:id="rId9"/>
+      <w:footerReference w:type="default" ns2:id="rId9"/>
       <w:pgSz w:w="12240" w:h="15840"/>
       <w:pgMar w:top="1152" w:right="1080" w:bottom="1152" w:left="1080" w:header="720" w:footer="720" w:gutter="0"/>
       <w:cols w:space="720"/>

--- a/交付文档/实验室库存管理系统使用说明书.docx
+++ b/交付文档/实验室库存管理系统使用说明书.docx
@@ -33,11 +33,7 @@
         <w:jc w:val="center"/>
       </w:pPr>
       <w:r>
-        <w:rPr>
-          <w:rFonts w:ascii="Microsoft YaHei" w:hAnsi="Microsoft YaHei" w:eastAsia="Microsoft YaHei"/>
-          <w:sz w:val="21"/>
-        </w:rPr>
-        <w:t>更新日期：2026年6月30日</w:t>
+        <w:t>更新日期：2026年7月1日</w:t>
       </w:r>
     </w:p>
     <w:p/>
@@ -46,7 +42,7 @@
         <w:spacing w:after="80"/>
       </w:pPr>
       <w:r>
-        <w:t>本文档按日常现场操作编写。你不需要了解系统代码，只要按步骤操作，就能完成注册、入库、领料、库存查询、标签打印和常见管理工作。</w:t>
+        <w:t>本文档按日常现场操作编写。你不需要了解系统代码，只要按步骤操作，就能完成注册、入库、领料、库存查询、项目用料查询、标签打印和常见管理工作。</w:t>
       </w:r>
     </w:p>
     <w:p>
@@ -80,7 +76,7 @@
         <w:spacing w:after="40"/>
       </w:pPr>
       <w:r>
-        <w:t>普通用户可以注册、扫码入库、查询库存、扫码领料、打印标签、查看操作日志。</w:t>
+        <w:t>普通用户可以注册、扫码入库、查询库存、扫码领料、打印标签、查看操作日志和项目用料报表。</w:t>
       </w:r>
     </w:p>
     <w:p>
@@ -958,7 +954,71 @@
         <w:spacing w:after="40"/>
       </w:pPr>
       <w:r>
-        <w:t>需要按项目统计领料时，可在日志搜索框输入项目编码，查看该项目领用了哪些物料、谁领用、什么时间领用和领用数量。日志用于追溯，不建议作为日常修改入口。</w:t>
+        <w:t>日志用于追溯单条操作。如果要按项目统计领料，建议使用“项目用料查询”，不要只依赖日志搜索。</w:t>
+      </w:r>
+    </w:p>
+    <w:p>
+      <w:pPr>
+        <w:pStyle w:val="Heading2"/>
+      </w:pPr>
+      <w:r>
+        <w:t>3.8 项目用料查询和导出</w:t>
+      </w:r>
+    </w:p>
+    <w:p>
+      <w:pPr>
+        <w:pStyle w:val="ListNumber"/>
+      </w:pPr>
+      <w:r>
+        <w:t>首页点击“项目用料查询”。</w:t>
+      </w:r>
+    </w:p>
+    <w:p>
+      <w:pPr>
+        <w:pStyle w:val="ListNumber"/>
+      </w:pPr>
+      <w:r>
+        <w:t>按项目编码下拉选择项目，或在搜索框输入产品代码、物料名称、标签编号、批号、领料人等关键词。</w:t>
+      </w:r>
+    </w:p>
+    <w:p>
+      <w:pPr>
+        <w:pStyle w:val="ListNumber"/>
+      </w:pPr>
+      <w:r>
+        <w:t>需要限定时间范围时，填写开始日期和结束日期，再点击“应用日期”。</w:t>
+      </w:r>
+    </w:p>
+    <w:p>
+      <w:pPr>
+        <w:pStyle w:val="ListNumber"/>
+      </w:pPr>
+      <w:r>
+        <w:t>在“明细”页查看项目编码、项目名称、领料时间、领料人、产品代码、物料名称、标签编号、生产批号、数量和备注。</w:t>
+      </w:r>
+    </w:p>
+    <w:p>
+      <w:pPr>
+        <w:pStyle w:val="ListNumber"/>
+      </w:pPr>
+      <w:r>
+        <w:t>切换到“按物料汇总”，可查看每个物料的合计领用数量、领用记录数和涉及项目。</w:t>
+      </w:r>
+    </w:p>
+    <w:p>
+      <w:pPr>
+        <w:pStyle w:val="ListNumber"/>
+      </w:pPr>
+      <w:r>
+        <w:t>点击“导出 Excel”，系统会生成项目用料报表，包含“项目用料明细”和“物料汇总”两个工作表。</w:t>
+      </w:r>
+    </w:p>
+    <w:p>
+      <w:pPr>
+        <w:pStyle w:val="ManualTip"/>
+      </w:pPr>
+      <w:r>
+        <w:t>项目用料查询是日常统计入口；操作日志主要用于追溯某一次入库、领料、移库或纠错操作。</w:t>
       </w:r>
     </w:p>
     <w:p>
@@ -2215,6 +2275,30 @@
       </w:pPr>
       <w:r>
         <w:t>维护正式物料时，产品代码、物料名称、类别、子类别、默认单位应准确。</w:t>
+      </w:r>
+    </w:p>
+    <w:p>
+      <w:pPr>
+        <w:pStyle w:val="ListNumber"/>
+      </w:pPr>
+      <w:r>
+        <w:t>物料名称用于现场识别，正式料建议写稳定标准名称，例如 PET离型膜 50um、UV减粘胶。</w:t>
+      </w:r>
+    </w:p>
+    <w:p>
+      <w:pPr>
+        <w:pStyle w:val="ListNumber"/>
+      </w:pPr>
+      <w:r>
+        <w:t>测试料可写测试料-化材或测试料-膜材；具体样品差异依靠原厂型号、批号、供应商和样品说明区分。</w:t>
+      </w:r>
+    </w:p>
+    <w:p>
+      <w:pPr>
+        <w:pStyle w:val="ListNumber"/>
+      </w:pPr>
+      <w:r>
+        <w:t>不要把批号、库位、数量、项目编号写进物料名称，这些信息应填写在对应字段里。</w:t>
       </w:r>
     </w:p>
     <w:p>

--- a/交付文档/实验室库存管理系统使用说明书.docx
+++ b/交付文档/实验室库存管理系统使用说明书.docx
@@ -102,7 +102,7 @@
         <w:spacing w:after="80"/>
       </w:pPr>
       <w:r>
-        <w:t>建议现场把“标签编号”和“二维码内容”理解为同一个值：系统生成标签编号，Excel 导出二维码内容，BarTender 用二维码内容生成二维码。</w:t>
+        <w:t>建议现场把“标签编号”和“二维码内容”分开理解：标签编号是系统和人眼识别这张标签的唯一编号；二维码内容是 BarTender 生成二维码时绑定的字段。当前二维码内容默认等于标签编号，现场不需要手工修改。</w:t>
       </w:r>
     </w:p>
     <w:p>
@@ -1157,7 +1157,7 @@
         <w:spacing w:after="80"/>
       </w:pPr>
       <w:r>
-        <w:t>标签打印是现在推荐的正式流程。先在系统里选择物料并生成标签编号，再用系统导出的 Excel 连接 BarTender 打印。打印完成后贴到实物上，后续扫码入库。</w:t>
+        <w:t>标签打印是现在推荐的正式流程。先在系统里选择物料，点击“生成并导出标签 Excel”，再用系统导出的 Excel 连接 BarTender 打印。打印完成后贴到实物上，后续扫码入库。</w:t>
       </w:r>
     </w:p>
     <w:p>
@@ -1307,16 +1307,8 @@
             <w:vAlign w:val="center"/>
           </w:tcPr>
           <w:p>
-            <w:pPr>
-              <w:spacing w:after="0" w:line="240" w:lineRule="auto"/>
-            </w:pPr>
             <w:r>
-              <w:rPr>
-                <w:rFonts w:ascii="微软雅黑" w:hAnsi="微软雅黑" w:eastAsia="微软雅黑"/>
-                <w:b w:val="0"/>
-                <w:sz w:val="20"/>
-              </w:rPr>
-              <w:t>系统生成新标签编号和二维码内容</w:t>
+              <w:t>系统生成新标签编号，并在 Excel 中同步导出二维码内容；二维码内容默认等于标签编号</w:t>
             </w:r>
           </w:p>
         </w:tc>
@@ -1435,7 +1427,7 @@
         <w:spacing w:after="40"/>
       </w:pPr>
       <w:r>
-        <w:t>填写标签数量。系统会自动生成 L000001 这类标签编号，不需要人工编编号。</w:t>
+        <w:t>填写本次生成数量。这里表示本次要新增多少张标签，不是目标总数；系统会自动生成 L000001 这类标签编号，不需要人工编编号。</w:t>
       </w:r>
     </w:p>
     <w:p>
@@ -1462,7 +1454,7 @@
         <w:spacing w:after="40"/>
       </w:pPr>
       <w:r>
-        <w:t>点击“生成新标签”。系统会生成本批标签编号。</w:t>
+        <w:t>点击“生成并导出标签 Excel”。系统会先创建本批标签编号，并立即尝试导出和打开 Excel 文件。</w:t>
       </w:r>
     </w:p>
     <w:p>
@@ -1471,7 +1463,7 @@
         <w:spacing w:after="40"/>
       </w:pPr>
       <w:r>
-        <w:t>点击“导出本批标签 Excel”，打开或保存 Excel 文件。</w:t>
+        <w:t>如果 Excel 没有成功打开，但页面已经显示本批标签编号，可以点击“重新导出本批 Excel”；也可以在“最近打印批次”中恢复查看或重新导出。</w:t>
       </w:r>
     </w:p>
     <w:p>
@@ -1480,7 +1472,7 @@
         <w:spacing w:after="40"/>
       </w:pPr>
       <w:r>
-        <w:t>用 BarTender 连接该 Excel，使用“二维码内容”字段生成二维码。</w:t>
+        <w:t>如果生成后发现数量、物料、模板、原厂型号、供应商或备注需要修改，再次点击生成时，系统会让你选择处理方式：</w:t>
       </w:r>
     </w:p>
     <w:p>
@@ -1489,7 +1481,31 @@
         <w:spacing w:after="40"/>
       </w:pPr>
       <w:r>
-        <w:t>打印后，把标签贴到对应物料上，再回到系统扫码入库。</w:t>
+        <w:t>选择“填错了：作废原批，重新生成”：适合刚才数量或信息填错，例如先填 8，实际应为 12。系统会作废原批未入库标签，再重新生成新批次。</w:t>
+      </w:r>
+    </w:p>
+    <w:p>
+      <w:pPr>
+        <w:pStyle w:val="14"/>
+      </w:pPr>
+      <w:r>
+        <w:t>选择“追加：保留原批，再新增”：适合原批仍要使用，只是还要额外增加。例如原批 8 个还要，再新增 12 个。</w:t>
+      </w:r>
+    </w:p>
+    <w:p>
+      <w:pPr>
+        <w:pStyle w:val="14"/>
+      </w:pPr>
+      <w:r>
+        <w:t>选择“总数改为”：适合想把总数从 8 改成 12。系统会保留原批 8 个，只新增差额 4 个。</w:t>
+      </w:r>
+    </w:p>
+    <w:p>
+      <w:pPr>
+        <w:pStyle w:val="14"/>
+      </w:pPr>
+      <w:r>
+        <w:t>用 BarTender 连接导出的 Excel，文本对象绑定“标签编号”等字段，二维码对象绑定“二维码内容”字段。打印后，把标签贴到对应物料上，再回到系统扫码入库。</w:t>
       </w:r>
     </w:p>
     <w:p>
@@ -1586,7 +1602,7 @@
         <w:pStyle w:val="4"/>
       </w:pPr>
       <w:r>
-        <w:t>4.4 作废预生成标签</w:t>
+        <w:t>4.4 最近打印批次、重新导出和作废</w:t>
       </w:r>
     </w:p>
     <w:p>
@@ -1595,7 +1611,7 @@
         <w:spacing w:after="40"/>
       </w:pPr>
       <w:r>
-        <w:t>如果刚生成的标签还没有贴、还没有入库，但发现物料或数量选错，可在预生成结果区域点击“作废本批未入库标签”。</w:t>
+        <w:t>如果已经生成了标签，但 Excel 没有打开、页面切换过、或需要找回刚才批次，可在预生成页面底部查看“最近打印批次”。</w:t>
       </w:r>
     </w:p>
     <w:p>
@@ -1604,7 +1620,7 @@
         <w:spacing w:after="40"/>
       </w:pPr>
       <w:r>
-        <w:t>作废后这些编号不会再分配，也不能扫码入库。</w:t>
+        <w:t>最近批次支持“恢复查看”和“重新导出 Excel”。已作废批次默认不显示，避免日常操作被无效记录干扰。</w:t>
       </w:r>
     </w:p>
     <w:p>
@@ -1613,7 +1629,7 @@
         <w:spacing w:after="40"/>
       </w:pPr>
       <w:r>
-        <w:t>已经入库的标签不能作废，需要按库存调整或管理员流程处理。</w:t>
+        <w:t>如果标签还没有贴、还没有入库，但发现物料或数量选错，可点击“作废未入库标签”。作废后这些编号不会再分配，也不能扫码入库；已经入库的标签不能作废，需要按库存调整或管理员流程处理。</w:t>
       </w:r>
     </w:p>
     <w:p>
@@ -1926,7 +1942,7 @@
         <w:spacing w:after="40"/>
       </w:pPr>
       <w:r>
-        <w:t>在 BarTender 中连接数据源，选择系统导出的 Excel 文件。</w:t>
+        <w:t>在 BarTender 中连接数据源，选择系统导出的 Excel 文件。预生成标签和补打标签都使用系统导出的 Excel，不要手工建编号。</w:t>
       </w:r>
     </w:p>
     <w:p>
@@ -1944,7 +1960,7 @@
         <w:spacing w:after="40"/>
       </w:pPr>
       <w:r>
-        <w:t>把二维码对象绑定到 Excel 字段“二维码内容”。二维码内容默认等于标签编号。</w:t>
+        <w:t>把二维码对象绑定到 Excel 字段“二维码内容”。当前二维码内容默认等于标签编号，作用是给二维码对象读取并生成二维码。</w:t>
       </w:r>
     </w:p>
     <w:p>
@@ -1989,7 +2005,7 @@
         <w:spacing w:after="80"/>
       </w:pPr>
       <w:r>
-        <w:t>BarTender 只负责排版和打印，不负责生成业务编号。标签编号必须来自系统导出的 Excel，不要在 BarTender 里手工编编号。</w:t>
+        <w:t>BarTender 只负责排版和打印，不负责生成业务编号。标签编号必须来自系统导出的 Excel；二维码内容默认由系统填写，现场不要在 Excel 或 BarTender 里自行编写。</w:t>
       </w:r>
     </w:p>
     <w:p>
@@ -3338,6 +3354,72 @@
           </w:p>
         </w:tc>
       </w:tr>
+      <w:tr>
+        <w:tc>
+          <w:tcPr>
+            <w:tcW w:type="dxa" w:w="5040"/>
+          </w:tcPr>
+          <w:p>
+            <w:r>
+              <w:t>二维码内容和标签编号为什么一样</w:t>
+            </w:r>
+          </w:p>
+        </w:tc>
+        <w:tc>
+          <w:tcPr>
+            <w:tcW w:type="dxa" w:w="5040"/>
+          </w:tcPr>
+          <w:p>
+            <w:r>
+              <w:t>标签编号是系统和人眼识别用的唯一编号；二维码内容是 BarTender 二维码对象读取的字段。当前默认相同，现场直接把二维码对象绑定到“二维码内容”即可，不需要手工修改。</w:t>
+            </w:r>
+          </w:p>
+        </w:tc>
+      </w:tr>
+      <w:tr>
+        <w:tc>
+          <w:tcPr>
+            <w:tcW w:type="dxa" w:w="5040"/>
+          </w:tcPr>
+          <w:p>
+            <w:r>
+              <w:t>生成后把数量从 8 改成 12 怎么选</w:t>
+            </w:r>
+          </w:p>
+        </w:tc>
+        <w:tc>
+          <w:tcPr>
+            <w:tcW w:type="dxa" w:w="5040"/>
+          </w:tcPr>
+          <w:p>
+            <w:r>
+              <w:t>如果 8 是填错了，选择作废原批并重新生成 12 个；如果原批 8 个还要、另外再要 12 个，选择追加；如果目标总数是 12 个，选择总数改为 12，系统只新增差额 4 个。</w:t>
+            </w:r>
+          </w:p>
+        </w:tc>
+      </w:tr>
+      <w:tr>
+        <w:tc>
+          <w:tcPr>
+            <w:tcW w:type="dxa" w:w="5040"/>
+          </w:tcPr>
+          <w:p>
+            <w:r>
+              <w:t>生成了标签但 Excel 没打开怎么办</w:t>
+            </w:r>
+          </w:p>
+        </w:tc>
+        <w:tc>
+          <w:tcPr>
+            <w:tcW w:type="dxa" w:w="5040"/>
+          </w:tcPr>
+          <w:p>
+            <w:r>
+              <w:t>先不要重新编号码。在当前批次点击“重新导出本批 Excel”，或到“最近打印批次”恢复查看后重新导出。</w:t>
+            </w:r>
+          </w:p>
+        </w:tc>
+      </w:tr>
     </w:tbl>
     <w:p/>
     <w:p>
@@ -3363,7 +3445,7 @@
         <w:spacing w:after="40"/>
       </w:pPr>
       <w:r>
-        <w:t>不要手写标签编号，也不要在 Excel 或 BarTender 里自行编二维码内容。</w:t>
+        <w:t>不要手写标签编号，也不要在 Excel 或 BarTender 里自行编二维码内容；二维码内容默认等于标签编号，直接绑定该字段即可。</w:t>
       </w:r>
     </w:p>
     <w:p>

--- a/交付文档/实验室库存管理系统使用说明书.docx
+++ b/交付文档/实验室库存管理系统使用说明书.docx
@@ -1,8 +1,8 @@
 
 <file path=word/document.xml><?xml version="1.0" encoding="utf-8"?>
-<w:document xmlns:wpc="http://schemas.microsoft.com/office/word/2010/wordprocessingCanvas" xmlns:mc="http://schemas.openxmlformats.org/markup-compatibility/2006" xmlns:o="urn:schemas-microsoft-com:office:office" xmlns:r="http://schemas.openxmlformats.org/officeDocument/2006/relationships" xmlns:m="http://schemas.openxmlformats.org/officeDocument/2006/math" xmlns:v="urn:schemas-microsoft-com:vml" xmlns:wp14="http://schemas.microsoft.com/office/word/2010/wordprocessingDrawing" xmlns:wp="http://schemas.openxmlformats.org/drawingml/2006/wordprocessingDrawing" xmlns:w="http://schemas.openxmlformats.org/wordprocessingml/2006/main" xmlns:w14="http://schemas.microsoft.com/office/word/2010/wordml" xmlns:w10="urn:schemas-microsoft-com:office:word" xmlns:w15="http://schemas.microsoft.com/office/word/2012/wordml" xmlns:wpg="http://schemas.microsoft.com/office/word/2010/wordprocessingGroup" xmlns:wpi="http://schemas.microsoft.com/office/word/2010/wordprocessingInk" xmlns:wne="http://schemas.microsoft.com/office/word/2006/wordml" xmlns:wps="http://schemas.microsoft.com/office/word/2010/wordprocessingShape" xmlns:wpsCustomData="http://www.wps.cn/officeDocument/2013/wpsCustomData" mc:Ignorable="w14 w15 wp14">
+<w:document xmlns:ns1="http://schemas.openxmlformats.org/markup-compatibility/2006" xmlns:ns2="http://schemas.microsoft.com/office/word/2010/wordml" xmlns:ns3="http://schemas.openxmlformats.org/officeDocument/2006/relationships" xmlns:w="http://schemas.openxmlformats.org/wordprocessingml/2006/main" ns1:Ignorable="w14 w15 wp14">
   <w:body>
-    <w:p>
+    <w:p ns2:paraId="0453284E">
       <w:pPr>
         <w:jc w:val="center"/>
       </w:pPr>
@@ -16,7 +16,7 @@
         <w:t>实验室库存管理系统使用说明书</w:t>
       </w:r>
     </w:p>
-    <w:p>
+    <w:p ns2:paraId="1827EE4C">
       <w:pPr>
         <w:jc w:val="center"/>
       </w:pPr>
@@ -28,7 +28,7 @@
         <w:t>面向普通用户、管理员与超级管理员</w:t>
       </w:r>
     </w:p>
-    <w:p>
+    <w:p ns2:paraId="0767F22D">
       <w:pPr>
         <w:jc w:val="center"/>
       </w:pPr>
@@ -36,8 +36,8 @@
         <w:t>更新日期：2026年7月1日</w:t>
       </w:r>
     </w:p>
-    <w:p/>
-    <w:p>
+    <w:p ns2:paraId="36632ACB"/>
+    <w:p ns2:paraId="3D810A2A">
       <w:pPr>
         <w:spacing w:after="80"/>
       </w:pPr>
@@ -45,7 +45,7 @@
         <w:t>本文档按日常现场操作编写。你不需要了解系统代码，只要按步骤操作，就能完成注册、入库、领料、库存查询、项目用料查询、标签打印和常见管理工作。</w:t>
       </w:r>
     </w:p>
-    <w:p>
+    <w:p ns2:paraId="76A35374">
       <w:pPr>
         <w:pStyle w:val="164"/>
         <w:spacing w:after="80"/>
@@ -54,7 +54,7 @@
         <w:t>系统里的关键识别号是“标签编号”，格式为 L + 6 位数字，例如 L000123。标签编号同时作为二维码内容使用，贴在实物上后，用扫码即可找到对应库存。</w:t>
       </w:r>
     </w:p>
-    <w:p>
+    <w:p ns2:paraId="1361D09A">
       <w:pPr>
         <w:pStyle w:val="3"/>
       </w:pPr>
@@ -62,7 +62,7 @@
         <w:t>1. 系统简介</w:t>
       </w:r>
     </w:p>
-    <w:p>
+    <w:p ns2:paraId="737B2E32">
       <w:pPr>
         <w:spacing w:after="80"/>
       </w:pPr>
@@ -70,7 +70,7 @@
         <w:t>实验室库存管理系统用于管理化材和膜材库存。系统会记录物料主数据、每次入库的标签编号、批号、库位、数量、过期日期、领料记录和操作日志。</w:t>
       </w:r>
     </w:p>
-    <w:p>
+    <w:p ns2:paraId="75F4C09B">
       <w:pPr>
         <w:pStyle w:val="16"/>
         <w:spacing w:after="40"/>
@@ -79,7 +79,7 @@
         <w:t>普通用户可以注册、扫码入库、查询库存、扫码领料、打印标签、查看操作日志和项目用料报表。</w:t>
       </w:r>
     </w:p>
-    <w:p>
+    <w:p ns2:paraId="4FE6F9AC">
       <w:pPr>
         <w:pStyle w:val="16"/>
         <w:spacing w:after="40"/>
@@ -88,7 +88,7 @@
         <w:t>管理员可以审批注册和物料建档申请，维护物料主数据、库区、子类别、项目编码，并查看审计日志。</w:t>
       </w:r>
     </w:p>
-    <w:p>
+    <w:p ns2:paraId="41B8C121">
       <w:pPr>
         <w:pStyle w:val="16"/>
         <w:spacing w:after="40"/>
@@ -97,7 +97,7 @@
         <w:t>超级管理员可以管理人员、调整角色和权限。</w:t>
       </w:r>
     </w:p>
-    <w:p>
+    <w:p ns2:paraId="7E58FA36">
       <w:pPr>
         <w:spacing w:after="80"/>
       </w:pPr>
@@ -105,7 +105,7 @@
         <w:t>建议现场把“标签编号”和“二维码内容”分开理解：标签编号是系统和人眼识别这张标签的唯一编号；二维码内容是 BarTender 生成二维码时绑定的字段。当前二维码内容默认等于标签编号，现场不需要手工修改。</w:t>
       </w:r>
     </w:p>
-    <w:p>
+    <w:p ns2:paraId="17A43130">
       <w:pPr>
         <w:pStyle w:val="3"/>
       </w:pPr>
@@ -113,7 +113,7 @@
         <w:t>2. 第一次使用</w:t>
       </w:r>
     </w:p>
-    <w:p>
+    <w:p ns2:paraId="06DA9177">
       <w:pPr>
         <w:pStyle w:val="4"/>
       </w:pPr>
@@ -121,7 +121,7 @@
         <w:t>2.1 注册和审批</w:t>
       </w:r>
     </w:p>
-    <w:p>
+    <w:p ns2:paraId="591A2BAC">
       <w:pPr>
         <w:pStyle w:val="14"/>
         <w:spacing w:after="40"/>
@@ -130,7 +130,7 @@
         <w:t>打开小程序，按页面提示填写姓名、手机号、部门等信息。</w:t>
       </w:r>
     </w:p>
-    <w:p>
+    <w:p ns2:paraId="04CC9FF4">
       <w:pPr>
         <w:pStyle w:val="14"/>
         <w:spacing w:after="40"/>
@@ -139,7 +139,7 @@
         <w:t>提交后等待管理员审批。审批通过前不能进行入库、领料、物料建档申请或查看自己的建档申请。</w:t>
       </w:r>
     </w:p>
-    <w:p>
+    <w:p ns2:paraId="707738F2">
       <w:pPr>
         <w:pStyle w:val="14"/>
         <w:spacing w:after="40"/>
@@ -148,7 +148,7 @@
         <w:t>审批通过后重新进入小程序，即可看到首页功能。</w:t>
       </w:r>
     </w:p>
-    <w:p>
+    <w:p ns2:paraId="5A95373F">
       <w:pPr>
         <w:pStyle w:val="14"/>
         <w:spacing w:after="40"/>
@@ -157,7 +157,7 @@
         <w:t>如果注册被驳回，按驳回原因修改信息后重新提交。</w:t>
       </w:r>
     </w:p>
-    <w:p>
+    <w:p ns2:paraId="13C4D84F">
       <w:pPr>
         <w:pStyle w:val="4"/>
       </w:pPr>
@@ -191,7 +191,7 @@
         <w:gridCol w:w="3360"/>
         <w:gridCol w:w="3360"/>
       </w:tblGrid>
-      <w:tr>
+      <w:tr ns2:paraId="4175085B">
         <w:trPr>
           <w:jc w:val="center"/>
         </w:trPr>
@@ -201,7 +201,7 @@
             <w:shd w:val="clear" w:color="auto" w:fill="D9EAF7"/>
             <w:vAlign w:val="center"/>
           </w:tcPr>
-          <w:p>
+          <w:p ns2:paraId="67E378E1">
             <w:pPr>
               <w:spacing w:after="0" w:line="240" w:lineRule="auto"/>
             </w:pPr>
@@ -221,7 +221,7 @@
             <w:shd w:val="clear" w:color="auto" w:fill="D9EAF7"/>
             <w:vAlign w:val="center"/>
           </w:tcPr>
-          <w:p>
+          <w:p ns2:paraId="79AD2FE6">
             <w:pPr>
               <w:spacing w:after="0" w:line="240" w:lineRule="auto"/>
             </w:pPr>
@@ -241,7 +241,7 @@
             <w:shd w:val="clear" w:color="auto" w:fill="D9EAF7"/>
             <w:vAlign w:val="center"/>
           </w:tcPr>
-          <w:p>
+          <w:p ns2:paraId="59B98757">
             <w:pPr>
               <w:spacing w:after="0" w:line="240" w:lineRule="auto"/>
             </w:pPr>
@@ -256,7 +256,7 @@
           </w:p>
         </w:tc>
       </w:tr>
-      <w:tr>
+      <w:tr ns2:paraId="60792FD5">
         <w:trPr>
           <w:jc w:val="center"/>
         </w:trPr>
@@ -265,7 +265,7 @@
             <w:tcW w:w="3360" w:type="dxa"/>
             <w:vAlign w:val="center"/>
           </w:tcPr>
-          <w:p>
+          <w:p ns2:paraId="2AAFCC3C">
             <w:pPr>
               <w:spacing w:after="0" w:line="240" w:lineRule="auto"/>
             </w:pPr>
@@ -284,7 +284,7 @@
             <w:tcW w:w="3360" w:type="dxa"/>
             <w:vAlign w:val="center"/>
           </w:tcPr>
-          <w:p>
+          <w:p ns2:paraId="3080EB2A">
             <w:pPr>
               <w:spacing w:after="0" w:line="240" w:lineRule="auto"/>
             </w:pPr>
@@ -303,7 +303,7 @@
             <w:tcW w:w="3360" w:type="dxa"/>
             <w:vAlign w:val="center"/>
           </w:tcPr>
-          <w:p>
+          <w:p ns2:paraId="6F6958C6">
             <w:pPr>
               <w:spacing w:after="0" w:line="240" w:lineRule="auto"/>
             </w:pPr>
@@ -318,7 +318,7 @@
           </w:p>
         </w:tc>
       </w:tr>
-      <w:tr>
+      <w:tr ns2:paraId="7D0B88E2">
         <w:trPr>
           <w:jc w:val="center"/>
         </w:trPr>
@@ -327,7 +327,7 @@
             <w:tcW w:w="3360" w:type="dxa"/>
             <w:vAlign w:val="center"/>
           </w:tcPr>
-          <w:p>
+          <w:p ns2:paraId="0D4C91EF">
             <w:pPr>
               <w:spacing w:after="0" w:line="240" w:lineRule="auto"/>
             </w:pPr>
@@ -346,7 +346,7 @@
             <w:tcW w:w="3360" w:type="dxa"/>
             <w:vAlign w:val="center"/>
           </w:tcPr>
-          <w:p>
+          <w:p ns2:paraId="472AF0F9">
             <w:pPr>
               <w:spacing w:after="0" w:line="240" w:lineRule="auto"/>
             </w:pPr>
@@ -365,7 +365,7 @@
             <w:tcW w:w="3360" w:type="dxa"/>
             <w:vAlign w:val="center"/>
           </w:tcPr>
-          <w:p>
+          <w:p ns2:paraId="0D587570">
             <w:pPr>
               <w:spacing w:after="0" w:line="240" w:lineRule="auto"/>
             </w:pPr>
@@ -380,7 +380,7 @@
           </w:p>
         </w:tc>
       </w:tr>
-      <w:tr>
+      <w:tr ns2:paraId="42626315">
         <w:trPr>
           <w:jc w:val="center"/>
         </w:trPr>
@@ -389,7 +389,7 @@
             <w:tcW w:w="3360" w:type="dxa"/>
             <w:vAlign w:val="center"/>
           </w:tcPr>
-          <w:p>
+          <w:p ns2:paraId="7C9BC9FC">
             <w:pPr>
               <w:spacing w:after="0" w:line="240" w:lineRule="auto"/>
             </w:pPr>
@@ -408,7 +408,7 @@
             <w:tcW w:w="3360" w:type="dxa"/>
             <w:vAlign w:val="center"/>
           </w:tcPr>
-          <w:p>
+          <w:p ns2:paraId="2CEB5A78">
             <w:pPr>
               <w:spacing w:after="0" w:line="240" w:lineRule="auto"/>
             </w:pPr>
@@ -427,7 +427,7 @@
             <w:tcW w:w="3360" w:type="dxa"/>
             <w:vAlign w:val="center"/>
           </w:tcPr>
-          <w:p>
+          <w:p ns2:paraId="6374AE9B">
             <w:pPr>
               <w:spacing w:after="0" w:line="240" w:lineRule="auto"/>
             </w:pPr>
@@ -442,7 +442,7 @@
           </w:p>
         </w:tc>
       </w:tr>
-      <w:tr>
+      <w:tr ns2:paraId="07847C26">
         <w:trPr>
           <w:jc w:val="center"/>
         </w:trPr>
@@ -451,7 +451,7 @@
             <w:tcW w:w="3360" w:type="dxa"/>
             <w:vAlign w:val="center"/>
           </w:tcPr>
-          <w:p>
+          <w:p ns2:paraId="55CB1464">
             <w:pPr>
               <w:spacing w:after="0" w:line="240" w:lineRule="auto"/>
             </w:pPr>
@@ -470,7 +470,7 @@
             <w:tcW w:w="3360" w:type="dxa"/>
             <w:vAlign w:val="center"/>
           </w:tcPr>
-          <w:p>
+          <w:p ns2:paraId="45A4CE56">
             <w:pPr>
               <w:spacing w:after="0" w:line="240" w:lineRule="auto"/>
             </w:pPr>
@@ -489,7 +489,7 @@
             <w:tcW w:w="3360" w:type="dxa"/>
             <w:vAlign w:val="center"/>
           </w:tcPr>
-          <w:p>
+          <w:p ns2:paraId="72DA2CE5">
             <w:pPr>
               <w:spacing w:after="0" w:line="240" w:lineRule="auto"/>
             </w:pPr>
@@ -505,8 +505,8 @@
         </w:tc>
       </w:tr>
     </w:tbl>
-    <w:p/>
-    <w:p>
+    <w:p ns2:paraId="362E74A1"/>
+    <w:p ns2:paraId="1FC1D36E">
       <w:pPr>
         <w:pStyle w:val="4"/>
       </w:pPr>
@@ -539,7 +539,7 @@
         <w:gridCol w:w="5040"/>
         <w:gridCol w:w="5040"/>
       </w:tblGrid>
-      <w:tr>
+      <w:tr ns2:paraId="0EBFA4FD">
         <w:trPr>
           <w:jc w:val="center"/>
         </w:trPr>
@@ -549,7 +549,7 @@
             <w:shd w:val="clear" w:color="auto" w:fill="D9EAF7"/>
             <w:vAlign w:val="center"/>
           </w:tcPr>
-          <w:p>
+          <w:p ns2:paraId="39288A05">
             <w:pPr>
               <w:spacing w:after="0" w:line="240" w:lineRule="auto"/>
             </w:pPr>
@@ -569,7 +569,7 @@
             <w:shd w:val="clear" w:color="auto" w:fill="D9EAF7"/>
             <w:vAlign w:val="center"/>
           </w:tcPr>
-          <w:p>
+          <w:p ns2:paraId="5C2716C1">
             <w:pPr>
               <w:spacing w:after="0" w:line="240" w:lineRule="auto"/>
             </w:pPr>
@@ -584,7 +584,7 @@
           </w:p>
         </w:tc>
       </w:tr>
-      <w:tr>
+      <w:tr ns2:paraId="632D52B0">
         <w:trPr>
           <w:jc w:val="center"/>
         </w:trPr>
@@ -593,7 +593,7 @@
             <w:tcW w:w="5040" w:type="dxa"/>
             <w:vAlign w:val="center"/>
           </w:tcPr>
-          <w:p>
+          <w:p ns2:paraId="78BB3F35">
             <w:pPr>
               <w:spacing w:after="0" w:line="240" w:lineRule="auto"/>
             </w:pPr>
@@ -612,7 +612,7 @@
             <w:tcW w:w="5040" w:type="dxa"/>
             <w:vAlign w:val="center"/>
           </w:tcPr>
-          <w:p>
+          <w:p ns2:paraId="7231EC3F">
             <w:pPr>
               <w:spacing w:after="0" w:line="240" w:lineRule="auto"/>
             </w:pPr>
@@ -627,7 +627,7 @@
           </w:p>
         </w:tc>
       </w:tr>
-      <w:tr>
+      <w:tr ns2:paraId="4FB4523C">
         <w:trPr>
           <w:jc w:val="center"/>
         </w:trPr>
@@ -636,7 +636,7 @@
             <w:tcW w:w="5040" w:type="dxa"/>
             <w:vAlign w:val="center"/>
           </w:tcPr>
-          <w:p>
+          <w:p ns2:paraId="5B31DE69">
             <w:pPr>
               <w:spacing w:after="0" w:line="240" w:lineRule="auto"/>
             </w:pPr>
@@ -655,7 +655,7 @@
             <w:tcW w:w="5040" w:type="dxa"/>
             <w:vAlign w:val="center"/>
           </w:tcPr>
-          <w:p>
+          <w:p ns2:paraId="4D55D07F">
             <w:pPr>
               <w:spacing w:after="0" w:line="240" w:lineRule="auto"/>
             </w:pPr>
@@ -670,7 +670,7 @@
           </w:p>
         </w:tc>
       </w:tr>
-      <w:tr>
+      <w:tr ns2:paraId="2B31DC7A">
         <w:trPr>
           <w:jc w:val="center"/>
         </w:trPr>
@@ -679,7 +679,7 @@
             <w:tcW w:w="5040" w:type="dxa"/>
             <w:vAlign w:val="center"/>
           </w:tcPr>
-          <w:p>
+          <w:p ns2:paraId="475C5DA5">
             <w:pPr>
               <w:spacing w:after="0" w:line="240" w:lineRule="auto"/>
             </w:pPr>
@@ -698,7 +698,7 @@
             <w:tcW w:w="5040" w:type="dxa"/>
             <w:vAlign w:val="center"/>
           </w:tcPr>
-          <w:p>
+          <w:p ns2:paraId="73804E6F">
             <w:pPr>
               <w:spacing w:after="0" w:line="240" w:lineRule="auto"/>
             </w:pPr>
@@ -714,8 +714,8 @@
         </w:tc>
       </w:tr>
     </w:tbl>
-    <w:p/>
-    <w:p>
+    <w:p ns2:paraId="3DE6B76B"/>
+    <w:p ns2:paraId="2148ED0A">
       <w:pPr>
         <w:pStyle w:val="3"/>
       </w:pPr>
@@ -723,7 +723,7 @@
         <w:t>3. 普通用户日常操作</w:t>
       </w:r>
     </w:p>
-    <w:p>
+    <w:p ns2:paraId="64228366">
       <w:pPr>
         <w:pStyle w:val="4"/>
       </w:pPr>
@@ -731,7 +731,7 @@
         <w:t>3.1 首页搜索</w:t>
       </w:r>
     </w:p>
-    <w:p>
+    <w:p ns2:paraId="70EACEF0">
       <w:pPr>
         <w:pStyle w:val="14"/>
         <w:spacing w:after="40"/>
@@ -740,7 +740,7 @@
         <w:t>在首页顶部搜索框输入产品代码、物料名称、标签编号、批号、供应商或库位。</w:t>
       </w:r>
     </w:p>
-    <w:p>
+    <w:p ns2:paraId="3542B1B3">
       <w:pPr>
         <w:pStyle w:val="14"/>
         <w:spacing w:after="40"/>
@@ -749,7 +749,7 @@
         <w:t>系统会显示匹配库存。需要查看详情时，点击对应物料或批次。</w:t>
       </w:r>
     </w:p>
-    <w:p>
+    <w:p ns2:paraId="36CE065C">
       <w:pPr>
         <w:pStyle w:val="4"/>
       </w:pPr>
@@ -757,7 +757,7 @@
         <w:t>3.2 扫码查询、入库或领料</w:t>
       </w:r>
     </w:p>
-    <w:p>
+    <w:p ns2:paraId="1AB86673">
       <w:pPr>
         <w:pStyle w:val="14"/>
         <w:spacing w:after="40"/>
@@ -766,7 +766,7 @@
         <w:t>点击首页“智能扫码”。</w:t>
       </w:r>
     </w:p>
-    <w:p>
+    <w:p ns2:paraId="56CE9239">
       <w:pPr>
         <w:pStyle w:val="14"/>
         <w:spacing w:after="40"/>
@@ -775,7 +775,7 @@
         <w:t>扫描实物上的二维码。</w:t>
       </w:r>
     </w:p>
-    <w:p>
+    <w:p ns2:paraId="17A42A76">
       <w:pPr>
         <w:pStyle w:val="14"/>
         <w:spacing w:after="40"/>
@@ -784,7 +784,7 @@
         <w:t>如果标签已入库，系统会进入对应的查询或领料流程。</w:t>
       </w:r>
     </w:p>
-    <w:p>
+    <w:p ns2:paraId="3BB2072B">
       <w:pPr>
         <w:pStyle w:val="14"/>
         <w:spacing w:after="40"/>
@@ -793,7 +793,7 @@
         <w:t>如果标签是预生成但未入库，系统会带出物料信息，继续补齐批号、库位、数量、过期日期后提交入库。</w:t>
       </w:r>
     </w:p>
-    <w:p>
+    <w:p ns2:paraId="1385D552">
       <w:pPr>
         <w:pStyle w:val="14"/>
         <w:spacing w:after="40"/>
@@ -802,7 +802,7 @@
         <w:t>如果提示标签不存在，确认是否扫错标签，或是否还未通过“标签打印”生成该标签。</w:t>
       </w:r>
     </w:p>
-    <w:p>
+    <w:p ns2:paraId="6C44FF91">
       <w:pPr>
         <w:pStyle w:val="4"/>
       </w:pPr>
@@ -810,7 +810,7 @@
         <w:t>3.3 单条入库</w:t>
       </w:r>
     </w:p>
-    <w:p>
+    <w:p ns2:paraId="3F526FFB">
       <w:pPr>
         <w:pStyle w:val="14"/>
         <w:spacing w:after="40"/>
@@ -829,7 +829,7 @@
         <w:t>”。</w:t>
       </w:r>
     </w:p>
-    <w:p>
+    <w:p ns2:paraId="6299E738">
       <w:pPr>
         <w:pStyle w:val="14"/>
         <w:spacing w:after="40"/>
@@ -838,7 +838,7 @@
         <w:t>扫描或输入标签编号。推荐扫描已经打印好的系统标签。</w:t>
       </w:r>
     </w:p>
-    <w:p>
+    <w:p ns2:paraId="38C2F38E">
       <w:pPr>
         <w:pStyle w:val="14"/>
         <w:spacing w:after="40"/>
@@ -847,7 +847,7 @@
         <w:t>输入产品代码并选择物料主数据。系统会带出物料名称、默认单位、子类别、原厂型号等已有信息。</w:t>
       </w:r>
     </w:p>
-    <w:p>
+    <w:p ns2:paraId="6B295EF2">
       <w:pPr>
         <w:pStyle w:val="14"/>
         <w:spacing w:after="40"/>
@@ -856,7 +856,7 @@
         <w:t>填写生产批号、数量、库区、库位详情、过期日期或长期有效。</w:t>
       </w:r>
     </w:p>
-    <w:p>
+    <w:p ns2:paraId="417B99E7">
       <w:pPr>
         <w:pStyle w:val="14"/>
         <w:spacing w:after="40"/>
@@ -865,7 +865,7 @@
         <w:t>测试料入库时，原厂型号必须填写；供应商和样品说明按现场已知信息填写。</w:t>
       </w:r>
     </w:p>
-    <w:p>
+    <w:p ns2:paraId="17A5EC22">
       <w:pPr>
         <w:pStyle w:val="14"/>
         <w:spacing w:after="40"/>
@@ -874,7 +874,7 @@
         <w:t>提交后系统生成库存记录，并把预生成标签状态改为已入库。</w:t>
       </w:r>
     </w:p>
-    <w:p>
+    <w:p ns2:paraId="4D658B8D">
       <w:pPr>
         <w:pStyle w:val="4"/>
       </w:pPr>
@@ -882,7 +882,7 @@
         <w:t>3.4 批量入库</w:t>
       </w:r>
     </w:p>
-    <w:p>
+    <w:p ns2:paraId="72523405">
       <w:pPr>
         <w:pStyle w:val="14"/>
         <w:spacing w:after="40"/>
@@ -903,7 +903,7 @@
         <w:t>”，选择批量入库。</w:t>
       </w:r>
     </w:p>
-    <w:p>
+    <w:p ns2:paraId="68068559">
       <w:pPr>
         <w:pStyle w:val="14"/>
         <w:spacing w:after="40"/>
@@ -912,7 +912,7 @@
         <w:t>先选择本次要入库的产品代码。批量入库一次建议只处理同一种物料。</w:t>
       </w:r>
     </w:p>
-    <w:p>
+    <w:p ns2:paraId="71ED6D93">
       <w:pPr>
         <w:pStyle w:val="14"/>
         <w:spacing w:after="40"/>
@@ -921,7 +921,7 @@
         <w:t>填写默认批号、默认库区、过期日期或长期有效。</w:t>
       </w:r>
     </w:p>
-    <w:p>
+    <w:p ns2:paraId="283D2DC9">
       <w:pPr>
         <w:pStyle w:val="14"/>
         <w:spacing w:after="40"/>
@@ -930,7 +930,7 @@
         <w:t>连续扫描每个标签二维码。系统会把标签加入待入库列表。</w:t>
       </w:r>
     </w:p>
-    <w:p>
+    <w:p ns2:paraId="0BFEFD44">
       <w:pPr>
         <w:pStyle w:val="14"/>
         <w:spacing w:after="40"/>
@@ -939,7 +939,7 @@
         <w:t>如果扫描的是预生成标签，系统会校验该标签是否属于当前物料；不属于当前物料会拒绝加入。</w:t>
       </w:r>
     </w:p>
-    <w:p>
+    <w:p ns2:paraId="572A21AF">
       <w:pPr>
         <w:pStyle w:val="14"/>
         <w:spacing w:after="40"/>
@@ -948,7 +948,7 @@
         <w:t>确认列表和数量无误后提交。</w:t>
       </w:r>
     </w:p>
-    <w:p>
+    <w:p ns2:paraId="08A2055D">
       <w:pPr>
         <w:pStyle w:val="4"/>
       </w:pPr>
@@ -956,7 +956,7 @@
         <w:t>3.5 快捷领料</w:t>
       </w:r>
     </w:p>
-    <w:p>
+    <w:p ns2:paraId="14A0AA49">
       <w:pPr>
         <w:pStyle w:val="14"/>
         <w:spacing w:after="40"/>
@@ -965,7 +965,7 @@
         <w:t>点击首页“快捷领料”。</w:t>
       </w:r>
     </w:p>
-    <w:p>
+    <w:p ns2:paraId="02BA5C0F">
       <w:pPr>
         <w:pStyle w:val="14"/>
         <w:spacing w:after="40"/>
@@ -974,7 +974,7 @@
         <w:t>系统会加载管理员维护的项目编码列表，领料时必须选择对应项目编码。</w:t>
       </w:r>
     </w:p>
-    <w:p>
+    <w:p ns2:paraId="530ED00E">
       <w:pPr>
         <w:pStyle w:val="14"/>
         <w:spacing w:after="40"/>
@@ -983,7 +983,7 @@
         <w:t>可以按产品代码、批次或标签查找库存。</w:t>
       </w:r>
     </w:p>
-    <w:p>
+    <w:p ns2:paraId="1C804551">
       <w:pPr>
         <w:pStyle w:val="14"/>
         <w:spacing w:after="40"/>
@@ -992,7 +992,7 @@
         <w:t>正式物料可按系统推荐的库存扣减。</w:t>
       </w:r>
     </w:p>
-    <w:p>
+    <w:p ns2:paraId="3B2BFB25">
       <w:pPr>
         <w:pStyle w:val="14"/>
         <w:spacing w:after="40"/>
@@ -1001,7 +1001,7 @@
         <w:t>测试料必须扫码标签或选择明确批次/标签后再出库，避免同一测试代码下不同样品被扣错。</w:t>
       </w:r>
     </w:p>
-    <w:p>
+    <w:p ns2:paraId="10A4E4D5">
       <w:pPr>
         <w:pStyle w:val="14"/>
         <w:spacing w:after="40"/>
@@ -1010,7 +1010,7 @@
         <w:t>输入领料数量，选择项目编码；领料备注为选填，可写试验批次、异常损耗或临时说明，确认后提交。</w:t>
       </w:r>
     </w:p>
-    <w:p>
+    <w:p ns2:paraId="145D7390">
       <w:pPr>
         <w:pStyle w:val="4"/>
       </w:pPr>
@@ -1018,7 +1018,7 @@
         <w:t>3.6 库存查询和标签详情</w:t>
       </w:r>
     </w:p>
-    <w:p>
+    <w:p ns2:paraId="7D86F263">
       <w:pPr>
         <w:pStyle w:val="14"/>
         <w:spacing w:after="40"/>
@@ -1027,7 +1027,7 @@
         <w:t>进入“库存查询”。</w:t>
       </w:r>
     </w:p>
-    <w:p>
+    <w:p ns2:paraId="4F237B3E">
       <w:pPr>
         <w:pStyle w:val="14"/>
         <w:spacing w:after="40"/>
@@ -1036,7 +1036,7 @@
         <w:t>可按化材、膜材、预警、临期等条件查看库存。</w:t>
       </w:r>
     </w:p>
-    <w:p>
+    <w:p ns2:paraId="647C05CB">
       <w:pPr>
         <w:pStyle w:val="14"/>
         <w:spacing w:after="40"/>
@@ -1045,7 +1045,7 @@
         <w:t>点击物料进入批次或标签详情，查看库位、批号、剩余数量、原厂型号、供应商、样品说明和日志。</w:t>
       </w:r>
     </w:p>
-    <w:p>
+    <w:p ns2:paraId="79AECCD4">
       <w:pPr>
         <w:pStyle w:val="4"/>
       </w:pPr>
@@ -1053,7 +1053,7 @@
         <w:t>3.7 操作日志</w:t>
       </w:r>
     </w:p>
-    <w:p>
+    <w:p ns2:paraId="7B4BA60C">
       <w:pPr>
         <w:pStyle w:val="14"/>
         <w:spacing w:after="40"/>
@@ -1062,7 +1062,7 @@
         <w:t>进入“操作日志”。</w:t>
       </w:r>
     </w:p>
-    <w:p>
+    <w:p ns2:paraId="57AABF26">
       <w:pPr>
         <w:pStyle w:val="14"/>
         <w:spacing w:after="40"/>
@@ -1071,7 +1071,7 @@
         <w:t>可按标签编号、产品代码、批号、项目编码、项目名称、操作人或备注查询入库、领料、补料等记录。</w:t>
       </w:r>
     </w:p>
-    <w:p>
+    <w:p ns2:paraId="0F7BC8A5">
       <w:pPr>
         <w:pStyle w:val="14"/>
         <w:spacing w:after="40"/>
@@ -1080,7 +1080,7 @@
         <w:t>日志用于追溯单条操作。如果要按项目统计领料，建议使用“项目用料查询”，不要只依赖日志搜索。</w:t>
       </w:r>
     </w:p>
-    <w:p>
+    <w:p ns2:paraId="1A3C9A0C">
       <w:pPr>
         <w:pStyle w:val="4"/>
       </w:pPr>
@@ -1088,7 +1088,7 @@
         <w:t>3.8 项目用料查询和导出</w:t>
       </w:r>
     </w:p>
-    <w:p>
+    <w:p ns2:paraId="64C89FC7">
       <w:pPr>
         <w:pStyle w:val="14"/>
       </w:pPr>
@@ -1096,7 +1096,7 @@
         <w:t>首页点击“项目用料查询”。</w:t>
       </w:r>
     </w:p>
-    <w:p>
+    <w:p ns2:paraId="4E1CEDA9">
       <w:pPr>
         <w:pStyle w:val="14"/>
       </w:pPr>
@@ -1104,7 +1104,7 @@
         <w:t>按项目编码下拉选择项目，或在搜索框输入产品代码、物料名称、标签编号、批号、领料人等关键词。</w:t>
       </w:r>
     </w:p>
-    <w:p>
+    <w:p ns2:paraId="398320D2">
       <w:pPr>
         <w:pStyle w:val="14"/>
       </w:pPr>
@@ -1112,7 +1112,7 @@
         <w:t>需要限定时间范围时，填写开始日期和结束日期，再点击“应用日期”。</w:t>
       </w:r>
     </w:p>
-    <w:p>
+    <w:p ns2:paraId="0CE0DD66">
       <w:pPr>
         <w:pStyle w:val="14"/>
       </w:pPr>
@@ -1120,7 +1120,7 @@
         <w:t>在“明细”页查看项目编码、项目名称、领料时间、领料人、产品代码、物料名称、标签编号、生产批号、数量和备注。</w:t>
       </w:r>
     </w:p>
-    <w:p>
+    <w:p ns2:paraId="441F08A2">
       <w:pPr>
         <w:pStyle w:val="14"/>
       </w:pPr>
@@ -1128,7 +1128,7 @@
         <w:t>切换到“按物料汇总”，可查看每个物料的合计领用数量、领用记录数和涉及项目。</w:t>
       </w:r>
     </w:p>
-    <w:p>
+    <w:p ns2:paraId="5EAACA35">
       <w:pPr>
         <w:pStyle w:val="14"/>
       </w:pPr>
@@ -1136,7 +1136,7 @@
         <w:t>点击“导出 Excel”，系统会生成项目用料报表，包含“项目用料明细”和“物料汇总”两个工作表。</w:t>
       </w:r>
     </w:p>
-    <w:p>
+    <w:p ns2:paraId="00BF8A0E">
       <w:pPr>
         <w:pStyle w:val="164"/>
       </w:pPr>
@@ -1144,7 +1144,7 @@
         <w:t>项目用料查询是日常统计入口；操作日志主要用于追溯某一次入库、领料、移库或纠错操作。</w:t>
       </w:r>
     </w:p>
-    <w:p>
+    <w:p ns2:paraId="5C6C5DCA">
       <w:pPr>
         <w:pStyle w:val="3"/>
       </w:pPr>
@@ -1152,7 +1152,7 @@
         <w:t>4. 标签打印</w:t>
       </w:r>
     </w:p>
-    <w:p>
+    <w:p ns2:paraId="4C639FFD">
       <w:pPr>
         <w:spacing w:after="80"/>
       </w:pPr>
@@ -1160,7 +1160,7 @@
         <w:t>标签打印是现在推荐的正式流程。先在系统里选择物料，点击“生成并导出标签 Excel”，再用系统导出的 Excel 连接 BarTender 打印。打印完成后贴到实物上，后续扫码入库。</w:t>
       </w:r>
     </w:p>
-    <w:p>
+    <w:p ns2:paraId="7018162F">
       <w:pPr>
         <w:pStyle w:val="4"/>
       </w:pPr>
@@ -1194,7 +1194,7 @@
         <w:gridCol w:w="3360"/>
         <w:gridCol w:w="3360"/>
       </w:tblGrid>
-      <w:tr>
+      <w:tr ns2:paraId="65DED383">
         <w:trPr>
           <w:jc w:val="center"/>
         </w:trPr>
@@ -1204,7 +1204,7 @@
             <w:shd w:val="clear" w:color="auto" w:fill="D9EAF7"/>
             <w:vAlign w:val="center"/>
           </w:tcPr>
-          <w:p>
+          <w:p ns2:paraId="7F5806DC">
             <w:pPr>
               <w:spacing w:after="0" w:line="240" w:lineRule="auto"/>
             </w:pPr>
@@ -1224,7 +1224,7 @@
             <w:shd w:val="clear" w:color="auto" w:fill="D9EAF7"/>
             <w:vAlign w:val="center"/>
           </w:tcPr>
-          <w:p>
+          <w:p ns2:paraId="6A967339">
             <w:pPr>
               <w:spacing w:after="0" w:line="240" w:lineRule="auto"/>
             </w:pPr>
@@ -1244,7 +1244,7 @@
             <w:shd w:val="clear" w:color="auto" w:fill="D9EAF7"/>
             <w:vAlign w:val="center"/>
           </w:tcPr>
-          <w:p>
+          <w:p ns2:paraId="639EE318">
             <w:pPr>
               <w:spacing w:after="0" w:line="240" w:lineRule="auto"/>
             </w:pPr>
@@ -1259,7 +1259,7 @@
           </w:p>
         </w:tc>
       </w:tr>
-      <w:tr>
+      <w:tr ns2:paraId="2FEF5FB2">
         <w:trPr>
           <w:jc w:val="center"/>
         </w:trPr>
@@ -1268,7 +1268,7 @@
             <w:tcW w:w="3360" w:type="dxa"/>
             <w:vAlign w:val="center"/>
           </w:tcPr>
-          <w:p>
+          <w:p ns2:paraId="46AB16F3">
             <w:pPr>
               <w:spacing w:after="0" w:line="240" w:lineRule="auto"/>
             </w:pPr>
@@ -1287,7 +1287,7 @@
             <w:tcW w:w="3360" w:type="dxa"/>
             <w:vAlign w:val="center"/>
           </w:tcPr>
-          <w:p>
+          <w:p ns2:paraId="35F757E7">
             <w:pPr>
               <w:spacing w:after="0" w:line="240" w:lineRule="auto"/>
             </w:pPr>
@@ -1313,7 +1313,7 @@
           </w:p>
         </w:tc>
       </w:tr>
-      <w:tr>
+      <w:tr ns2:paraId="50E60236">
         <w:trPr>
           <w:jc w:val="center"/>
         </w:trPr>
@@ -1322,7 +1322,7 @@
             <w:tcW w:w="3360" w:type="dxa"/>
             <w:vAlign w:val="center"/>
           </w:tcPr>
-          <w:p>
+          <w:p ns2:paraId="7FFB3B49">
             <w:pPr>
               <w:spacing w:after="0" w:line="240" w:lineRule="auto"/>
             </w:pPr>
@@ -1341,7 +1341,7 @@
             <w:tcW w:w="3360" w:type="dxa"/>
             <w:vAlign w:val="center"/>
           </w:tcPr>
-          <w:p>
+          <w:p ns2:paraId="43749B98">
             <w:pPr>
               <w:spacing w:after="0" w:line="240" w:lineRule="auto"/>
             </w:pPr>
@@ -1360,7 +1360,7 @@
             <w:tcW w:w="3360" w:type="dxa"/>
             <w:vAlign w:val="center"/>
           </w:tcPr>
-          <w:p>
+          <w:p ns2:paraId="638E36B8">
             <w:pPr>
               <w:spacing w:after="0" w:line="240" w:lineRule="auto"/>
             </w:pPr>
@@ -1376,8 +1376,8 @@
         </w:tc>
       </w:tr>
     </w:tbl>
-    <w:p/>
-    <w:p>
+    <w:p ns2:paraId="7863E459"/>
+    <w:p ns2:paraId="2D8B94CD">
       <w:pPr>
         <w:pStyle w:val="4"/>
       </w:pPr>
@@ -1385,7 +1385,7 @@
         <w:t>4.2 预生成打印标签</w:t>
       </w:r>
     </w:p>
-    <w:p>
+    <w:p ns2:paraId="061822C1">
       <w:pPr>
         <w:pStyle w:val="14"/>
         <w:spacing w:after="40"/>
@@ -1394,7 +1394,7 @@
         <w:t>首页点击“标签打印”。</w:t>
       </w:r>
     </w:p>
-    <w:p>
+    <w:p ns2:paraId="6BDB1DD0">
       <w:pPr>
         <w:pStyle w:val="14"/>
         <w:spacing w:after="40"/>
@@ -1403,7 +1403,7 @@
         <w:t>选择“预生成打印标签”。</w:t>
       </w:r>
     </w:p>
-    <w:p>
+    <w:p ns2:paraId="75832914">
       <w:pPr>
         <w:pStyle w:val="14"/>
         <w:spacing w:after="40"/>
@@ -1412,7 +1412,7 @@
         <w:t>选择打印模板：膜材信息标签、化材标准瓶信息标签或化材小瓶信息标签。模板由操作者按实际标签尺寸手动选择。</w:t>
       </w:r>
     </w:p>
-    <w:p>
+    <w:p ns2:paraId="58E5A81B">
       <w:pPr>
         <w:pStyle w:val="14"/>
         <w:spacing w:after="40"/>
@@ -1421,7 +1421,7 @@
         <w:t>搜索并选择物料主数据。正式料可直接选择对应产品代码；测试料建议使用 J-999 测试料-化材或 M-999 测试料-膜材。</w:t>
       </w:r>
     </w:p>
-    <w:p>
+    <w:p ns2:paraId="724643A8">
       <w:pPr>
         <w:pStyle w:val="14"/>
         <w:spacing w:after="40"/>
@@ -1430,7 +1430,7 @@
         <w:t>填写本次生成数量。这里表示本次要新增多少张标签，不是目标总数；系统会自动生成 L000001 这类标签编号，不需要人工编编号。</w:t>
       </w:r>
     </w:p>
-    <w:p>
+    <w:p ns2:paraId="6448BCB3">
       <w:pPr>
         <w:pStyle w:val="14"/>
         <w:spacing w:after="40"/>
@@ -1439,7 +1439,7 @@
         <w:t>填写原厂型号。测试料必填，正式料如果主数据已有会自动带出，没有则可留空。</w:t>
       </w:r>
     </w:p>
-    <w:p>
+    <w:p ns2:paraId="759137FB">
       <w:pPr>
         <w:pStyle w:val="14"/>
         <w:spacing w:after="40"/>
@@ -1448,7 +1448,7 @@
         <w:t>供应商和样品说明为选填；测试料如果现场能确认，建议填写，方便后续识别。</w:t>
       </w:r>
     </w:p>
-    <w:p>
+    <w:p ns2:paraId="17AAFC38">
       <w:pPr>
         <w:pStyle w:val="14"/>
         <w:spacing w:after="40"/>
@@ -1457,7 +1457,7 @@
         <w:t>点击“生成并导出标签 Excel”。系统会先创建本批标签编号，并立即尝试导出和打开 Excel 文件。</w:t>
       </w:r>
     </w:p>
-    <w:p>
+    <w:p ns2:paraId="41E79A32">
       <w:pPr>
         <w:pStyle w:val="14"/>
         <w:spacing w:after="40"/>
@@ -1466,7 +1466,7 @@
         <w:t>如果 Excel 没有成功打开，但页面已经显示本批标签编号，可以点击“重新导出本批 Excel”；也可以在“最近打印批次”中恢复查看或重新导出。</w:t>
       </w:r>
     </w:p>
-    <w:p>
+    <w:p ns2:paraId="2AAEF77F">
       <w:pPr>
         <w:pStyle w:val="14"/>
         <w:spacing w:after="40"/>
@@ -1475,7 +1475,7 @@
         <w:t>如果生成后发现数量、物料、模板、原厂型号、供应商或备注需要修改，再次点击生成时，系统会让你选择处理方式：</w:t>
       </w:r>
     </w:p>
-    <w:p>
+    <w:p ns2:paraId="43DE5FA8">
       <w:pPr>
         <w:pStyle w:val="14"/>
         <w:spacing w:after="40"/>
@@ -1508,16 +1508,16 @@
         <w:t>用 BarTender 连接导出的 Excel，文本对象绑定“标签编号”等字段，二维码对象绑定“二维码内容”字段。打印后，把标签贴到对应物料上，再回到系统扫码入库。</w:t>
       </w:r>
     </w:p>
-    <w:p>
+    <w:p ns2:paraId="772B40A7">
       <w:pPr>
         <w:pStyle w:val="164"/>
         <w:spacing w:after="80"/>
       </w:pPr>
       <w:r>
-        <w:t>注意：预生成标签只保存静态识别信息，不保存库位、数量、过期日期等动态库存信息。这些信息在扫码入库时填写。</w:t>
-      </w:r>
-    </w:p>
-    <w:p>
+        <w:t>注意：预生成标签只保存静态识别信息，不保存生产批号/批次、库位、数量、过期日期等动态库存信息。这些信息在扫码入库或批量入库时填写。</w:t>
+      </w:r>
+    </w:p>
+    <w:p ns2:paraId="3A53D42F">
       <w:pPr>
         <w:pStyle w:val="4"/>
       </w:pPr>
@@ -1525,7 +1525,7 @@
         <w:t>4.3 补打已入库标签</w:t>
       </w:r>
     </w:p>
-    <w:p>
+    <w:p ns2:paraId="42BD822D">
       <w:pPr>
         <w:pStyle w:val="14"/>
         <w:spacing w:after="40"/>
@@ -1534,7 +1534,7 @@
         <w:t>首页点击“标签打印”。</w:t>
       </w:r>
     </w:p>
-    <w:p>
+    <w:p ns2:paraId="5607791F">
       <w:pPr>
         <w:pStyle w:val="14"/>
         <w:spacing w:after="40"/>
@@ -1543,7 +1543,7 @@
         <w:t>选择“补打已入库标签”。</w:t>
       </w:r>
     </w:p>
-    <w:p>
+    <w:p ns2:paraId="3648F552">
       <w:pPr>
         <w:pStyle w:val="14"/>
         <w:spacing w:after="40"/>
@@ -1552,7 +1552,7 @@
         <w:t>选择标签模板。</w:t>
       </w:r>
     </w:p>
-    <w:p>
+    <w:p ns2:paraId="0E1E9812">
       <w:pPr>
         <w:pStyle w:val="14"/>
         <w:spacing w:after="40"/>
@@ -1561,7 +1561,7 @@
         <w:t>搜索标签编号、产品代码、物料名称或批号。</w:t>
       </w:r>
     </w:p>
-    <w:p>
+    <w:p ns2:paraId="6E147C80">
       <w:pPr>
         <w:pStyle w:val="14"/>
         <w:spacing w:after="40"/>
@@ -1570,7 +1570,7 @@
         <w:t>勾选需要补打的标签。</w:t>
       </w:r>
     </w:p>
-    <w:p>
+    <w:p ns2:paraId="44E2E121">
       <w:pPr>
         <w:pStyle w:val="14"/>
         <w:spacing w:after="40"/>
@@ -1579,7 +1579,7 @@
         <w:t>点击“导出补打标签 Excel”。</w:t>
       </w:r>
     </w:p>
-    <w:p>
+    <w:p ns2:paraId="3BD3F6DC">
       <w:pPr>
         <w:pStyle w:val="14"/>
         <w:spacing w:after="40"/>
@@ -1588,7 +1588,7 @@
         <w:t>用 BarTender 按原模板重新打印，贴回同一实物。</w:t>
       </w:r>
     </w:p>
-    <w:p>
+    <w:p ns2:paraId="25FFB94F">
       <w:pPr>
         <w:pStyle w:val="164"/>
         <w:spacing w:after="80"/>
@@ -1597,7 +1597,7 @@
         <w:t>补打不会生成新编号，二维码内容仍然等于原标签编号。不要把补打标签贴到另一瓶、另一桶或另一卷物料上。</w:t>
       </w:r>
     </w:p>
-    <w:p>
+    <w:p ns2:paraId="31E5F814">
       <w:pPr>
         <w:pStyle w:val="4"/>
       </w:pPr>
@@ -1605,7 +1605,7 @@
         <w:t>4.4 最近打印批次、重新导出和作废</w:t>
       </w:r>
     </w:p>
-    <w:p>
+    <w:p ns2:paraId="4EBD8535">
       <w:pPr>
         <w:pStyle w:val="14"/>
         <w:spacing w:after="40"/>
@@ -1614,7 +1614,7 @@
         <w:t>如果已经生成了标签，但 Excel 没有打开、页面切换过、或需要找回刚才批次，可在预生成页面底部查看“最近打印批次”。</w:t>
       </w:r>
     </w:p>
-    <w:p>
+    <w:p ns2:paraId="2062B80F">
       <w:pPr>
         <w:pStyle w:val="14"/>
         <w:spacing w:after="40"/>
@@ -1623,7 +1623,7 @@
         <w:t>最近批次支持“恢复查看”和“重新导出 Excel”。已作废批次默认不显示，避免日常操作被无效记录干扰。</w:t>
       </w:r>
     </w:p>
-    <w:p>
+    <w:p ns2:paraId="2657DD50">
       <w:pPr>
         <w:pStyle w:val="14"/>
         <w:spacing w:after="40"/>
@@ -1632,7 +1632,7 @@
         <w:t>如果标签还没有贴、还没有入库，但发现物料或数量选错，可点击“作废未入库标签”。作废后这些编号不会再分配，也不能扫码入库；已经入库的标签不能作废，需要按库存调整或管理员流程处理。</w:t>
       </w:r>
     </w:p>
-    <w:p>
+    <w:p ns2:paraId="2E08FAC4">
       <w:pPr>
         <w:pStyle w:val="4"/>
       </w:pPr>
@@ -1666,7 +1666,7 @@
         <w:gridCol w:w="3360"/>
         <w:gridCol w:w="3360"/>
       </w:tblGrid>
-      <w:tr>
+      <w:tr ns2:paraId="396942A0">
         <w:trPr>
           <w:jc w:val="center"/>
         </w:trPr>
@@ -1676,7 +1676,7 @@
             <w:shd w:val="clear" w:color="auto" w:fill="D9EAF7"/>
             <w:vAlign w:val="center"/>
           </w:tcPr>
-          <w:p>
+          <w:p ns2:paraId="746E23A9">
             <w:pPr>
               <w:spacing w:after="0" w:line="240" w:lineRule="auto"/>
             </w:pPr>
@@ -1696,7 +1696,7 @@
             <w:shd w:val="clear" w:color="auto" w:fill="D9EAF7"/>
             <w:vAlign w:val="center"/>
           </w:tcPr>
-          <w:p>
+          <w:p ns2:paraId="753EFBED">
             <w:pPr>
               <w:spacing w:after="0" w:line="240" w:lineRule="auto"/>
             </w:pPr>
@@ -1716,7 +1716,7 @@
             <w:shd w:val="clear" w:color="auto" w:fill="D9EAF7"/>
             <w:vAlign w:val="center"/>
           </w:tcPr>
-          <w:p>
+          <w:p ns2:paraId="207F59AF">
             <w:pPr>
               <w:spacing w:after="0" w:line="240" w:lineRule="auto"/>
             </w:pPr>
@@ -1731,7 +1731,7 @@
           </w:p>
         </w:tc>
       </w:tr>
-      <w:tr>
+      <w:tr ns2:paraId="383D0329">
         <w:trPr>
           <w:jc w:val="center"/>
         </w:trPr>
@@ -1740,7 +1740,7 @@
             <w:tcW w:w="3360" w:type="dxa"/>
             <w:vAlign w:val="center"/>
           </w:tcPr>
-          <w:p>
+          <w:p ns2:paraId="6168980A">
             <w:pPr>
               <w:spacing w:after="0" w:line="240" w:lineRule="auto"/>
             </w:pPr>
@@ -1759,7 +1759,7 @@
             <w:tcW w:w="3360" w:type="dxa"/>
             <w:vAlign w:val="center"/>
           </w:tcPr>
-          <w:p>
+          <w:p ns2:paraId="52D06876">
             <w:pPr>
               <w:spacing w:after="0" w:line="240" w:lineRule="auto"/>
             </w:pPr>
@@ -1778,7 +1778,7 @@
             <w:tcW w:w="3360" w:type="dxa"/>
             <w:vAlign w:val="center"/>
           </w:tcPr>
-          <w:p>
+          <w:p ns2:paraId="174A70CD">
             <w:pPr>
               <w:spacing w:after="0" w:line="240" w:lineRule="auto"/>
             </w:pPr>
@@ -1793,7 +1793,7 @@
           </w:p>
         </w:tc>
       </w:tr>
-      <w:tr>
+      <w:tr ns2:paraId="1B2718EF">
         <w:trPr>
           <w:jc w:val="center"/>
         </w:trPr>
@@ -1802,7 +1802,7 @@
             <w:tcW w:w="3360" w:type="dxa"/>
             <w:vAlign w:val="center"/>
           </w:tcPr>
-          <w:p>
+          <w:p ns2:paraId="6E00619C">
             <w:pPr>
               <w:spacing w:after="0" w:line="240" w:lineRule="auto"/>
             </w:pPr>
@@ -1821,7 +1821,7 @@
             <w:tcW w:w="3360" w:type="dxa"/>
             <w:vAlign w:val="center"/>
           </w:tcPr>
-          <w:p>
+          <w:p ns2:paraId="57D2DE62">
             <w:pPr>
               <w:spacing w:after="0" w:line="240" w:lineRule="auto"/>
             </w:pPr>
@@ -1840,7 +1840,7 @@
             <w:tcW w:w="3360" w:type="dxa"/>
             <w:vAlign w:val="center"/>
           </w:tcPr>
-          <w:p>
+          <w:p ns2:paraId="1501C49E">
             <w:pPr>
               <w:spacing w:after="0" w:line="240" w:lineRule="auto"/>
             </w:pPr>
@@ -1855,7 +1855,7 @@
           </w:p>
         </w:tc>
       </w:tr>
-      <w:tr>
+      <w:tr ns2:paraId="72527562">
         <w:trPr>
           <w:jc w:val="center"/>
         </w:trPr>
@@ -1864,7 +1864,7 @@
             <w:tcW w:w="3360" w:type="dxa"/>
             <w:vAlign w:val="center"/>
           </w:tcPr>
-          <w:p>
+          <w:p ns2:paraId="7F6EEF8D">
             <w:pPr>
               <w:spacing w:after="0" w:line="240" w:lineRule="auto"/>
             </w:pPr>
@@ -1883,7 +1883,7 @@
             <w:tcW w:w="3360" w:type="dxa"/>
             <w:vAlign w:val="center"/>
           </w:tcPr>
-          <w:p>
+          <w:p ns2:paraId="60AD084C">
             <w:pPr>
               <w:spacing w:after="0" w:line="240" w:lineRule="auto"/>
             </w:pPr>
@@ -1902,7 +1902,7 @@
             <w:tcW w:w="3360" w:type="dxa"/>
             <w:vAlign w:val="center"/>
           </w:tcPr>
-          <w:p>
+          <w:p ns2:paraId="01ED8B8E">
             <w:pPr>
               <w:spacing w:after="0" w:line="240" w:lineRule="auto"/>
             </w:pPr>
@@ -1918,8 +1918,8 @@
         </w:tc>
       </w:tr>
     </w:tbl>
-    <w:p/>
-    <w:p>
+    <w:p ns2:paraId="3806879B"/>
+    <w:p ns2:paraId="6C1CC777">
       <w:pPr>
         <w:pStyle w:val="4"/>
       </w:pPr>
@@ -1927,7 +1927,7 @@
         <w:t>4.6 BarTender 打印步骤</w:t>
       </w:r>
     </w:p>
-    <w:p>
+    <w:p ns2:paraId="205BB9D8">
       <w:pPr>
         <w:pStyle w:val="14"/>
         <w:spacing w:after="40"/>
@@ -1936,7 +1936,7 @@
         <w:t>打开 BarTender，选择对应的标签模板文件。</w:t>
       </w:r>
     </w:p>
-    <w:p>
+    <w:p ns2:paraId="16F9AC7F">
       <w:pPr>
         <w:pStyle w:val="14"/>
         <w:spacing w:after="40"/>
@@ -1945,7 +1945,7 @@
         <w:t>在 BarTender 中连接数据源，选择系统导出的 Excel 文件。预生成标签和补打标签都使用系统导出的 Excel，不要手工建编号。</w:t>
       </w:r>
     </w:p>
-    <w:p>
+    <w:p ns2:paraId="1436EAB5">
       <w:pPr>
         <w:pStyle w:val="14"/>
         <w:spacing w:after="40"/>
@@ -1954,7 +1954,7 @@
         <w:t>把文本对象分别绑定到 Excel 字段，例如标签编号、产品代码、物料名称、原厂型号。</w:t>
       </w:r>
     </w:p>
-    <w:p>
+    <w:p ns2:paraId="723E8C85">
       <w:pPr>
         <w:pStyle w:val="14"/>
         <w:spacing w:after="40"/>
@@ -1963,7 +1963,7 @@
         <w:t>把二维码对象绑定到 Excel 字段“二维码内容”。当前二维码内容默认等于标签编号，作用是给二维码对象读取并生成二维码。</w:t>
       </w:r>
     </w:p>
-    <w:p>
+    <w:p ns2:paraId="75718339">
       <w:pPr>
         <w:pStyle w:val="14"/>
         <w:spacing w:after="40"/>
@@ -1972,7 +1972,7 @@
         <w:t>预览每一条标签，确认字段没有被截断。</w:t>
       </w:r>
     </w:p>
-    <w:p>
+    <w:p ns2:paraId="755B1E9F">
       <w:pPr>
         <w:pStyle w:val="14"/>
         <w:spacing w:after="40"/>
@@ -1981,7 +1981,7 @@
         <w:t>选择打印机和标签纸规格，先试打一张。</w:t>
       </w:r>
     </w:p>
-    <w:p>
+    <w:p ns2:paraId="7CA8C513">
       <w:pPr>
         <w:pStyle w:val="14"/>
         <w:spacing w:after="40"/>
@@ -1990,7 +1990,7 @@
         <w:t>确认扫码可识别后，再批量打印。</w:t>
       </w:r>
     </w:p>
-    <w:p>
+    <w:p ns2:paraId="274B6817">
       <w:pPr>
         <w:pStyle w:val="14"/>
         <w:spacing w:after="40"/>
@@ -1999,7 +1999,7 @@
         <w:t>打印完成后按标签编号顺序贴到对应实物上。</w:t>
       </w:r>
     </w:p>
-    <w:p>
+    <w:p ns2:paraId="430BF2D0">
       <w:pPr>
         <w:pStyle w:val="164"/>
         <w:spacing w:after="80"/>
@@ -2008,7 +2008,7 @@
         <w:t>BarTender 只负责排版和打印，不负责生成业务编号。标签编号必须来自系统导出的 Excel；二维码内容默认由系统填写，现场不要在 Excel 或 BarTender 里自行编写。</w:t>
       </w:r>
     </w:p>
-    <w:p>
+    <w:p ns2:paraId="6410DB58">
       <w:pPr>
         <w:pStyle w:val="3"/>
       </w:pPr>
@@ -2016,7 +2016,7 @@
         <w:t>5. 测试料使用建议</w:t>
       </w:r>
     </w:p>
-    <w:p>
+    <w:p ns2:paraId="74ED8322">
       <w:pPr>
         <w:spacing w:after="80"/>
       </w:pPr>
@@ -2024,7 +2024,7 @@
         <w:t>供应商送来的临时测试样品，不一定需要马上建立正式产品代码。建议在系统里建立两个测试料主数据：J-999 测试料-化材、M-999 测试料-膜材，并勾选“是否测试料”。</w:t>
       </w:r>
     </w:p>
-    <w:p>
+    <w:p ns2:paraId="359AC4FF">
       <w:pPr>
         <w:pStyle w:val="4"/>
       </w:pPr>
@@ -2032,7 +2032,7 @@
         <w:t>5.1 测试料入库时怎么识别</w:t>
       </w:r>
     </w:p>
-    <w:p>
+    <w:p ns2:paraId="682A4857">
       <w:pPr>
         <w:pStyle w:val="14"/>
         <w:spacing w:after="40"/>
@@ -2041,7 +2041,7 @@
         <w:t>产品代码可以统一使用测试料代码。</w:t>
       </w:r>
     </w:p>
-    <w:p>
+    <w:p ns2:paraId="6ECE4180">
       <w:pPr>
         <w:pStyle w:val="14"/>
         <w:spacing w:after="40"/>
@@ -2050,7 +2050,7 @@
         <w:t>原厂型号必须填写，用来区分不同测试样品。</w:t>
       </w:r>
     </w:p>
-    <w:p>
+    <w:p ns2:paraId="6458F31F">
       <w:pPr>
         <w:pStyle w:val="14"/>
         <w:spacing w:after="40"/>
@@ -2059,7 +2059,7 @@
         <w:t>生产批号必须填写，优先使用供应商批号；没有批号时可按内部约定写送样日期或样品批次。</w:t>
       </w:r>
     </w:p>
-    <w:p>
+    <w:p ns2:paraId="589DB08E">
       <w:pPr>
         <w:pStyle w:val="14"/>
         <w:spacing w:after="40"/>
@@ -2068,7 +2068,7 @@
         <w:t>供应商和样品说明选填，但建议尽量填写。样品说明可以写“客户A送样、透明液体、小瓶评估样”等现场能帮助识别的信息。</w:t>
       </w:r>
     </w:p>
-    <w:p>
+    <w:p ns2:paraId="06526A87">
       <w:pPr>
         <w:pStyle w:val="14"/>
         <w:spacing w:after="40"/>
@@ -2077,7 +2077,7 @@
         <w:t>入库后出库时，应扫码标签或选择明确批次/标签，不要只按测试料产品代码扣减。</w:t>
       </w:r>
     </w:p>
-    <w:p>
+    <w:p ns2:paraId="52E5E968">
       <w:pPr>
         <w:pStyle w:val="4"/>
       </w:pPr>
@@ -2111,7 +2111,7 @@
         <w:gridCol w:w="3360"/>
         <w:gridCol w:w="3360"/>
       </w:tblGrid>
-      <w:tr>
+      <w:tr ns2:paraId="1EC779E3">
         <w:trPr>
           <w:jc w:val="center"/>
         </w:trPr>
@@ -2121,7 +2121,7 @@
             <w:shd w:val="clear" w:color="auto" w:fill="D9EAF7"/>
             <w:vAlign w:val="center"/>
           </w:tcPr>
-          <w:p>
+          <w:p ns2:paraId="314BBFE6">
             <w:pPr>
               <w:spacing w:after="0" w:line="240" w:lineRule="auto"/>
             </w:pPr>
@@ -2141,7 +2141,7 @@
             <w:shd w:val="clear" w:color="auto" w:fill="D9EAF7"/>
             <w:vAlign w:val="center"/>
           </w:tcPr>
-          <w:p>
+          <w:p ns2:paraId="2515BC32">
             <w:pPr>
               <w:spacing w:after="0" w:line="240" w:lineRule="auto"/>
             </w:pPr>
@@ -2161,7 +2161,7 @@
             <w:shd w:val="clear" w:color="auto" w:fill="D9EAF7"/>
             <w:vAlign w:val="center"/>
           </w:tcPr>
-          <w:p>
+          <w:p ns2:paraId="3555FE93">
             <w:pPr>
               <w:spacing w:after="0" w:line="240" w:lineRule="auto"/>
             </w:pPr>
@@ -2176,7 +2176,7 @@
           </w:p>
         </w:tc>
       </w:tr>
-      <w:tr>
+      <w:tr ns2:paraId="545E8D1E">
         <w:trPr>
           <w:jc w:val="center"/>
         </w:trPr>
@@ -2185,7 +2185,7 @@
             <w:tcW w:w="3360" w:type="dxa"/>
             <w:vAlign w:val="center"/>
           </w:tcPr>
-          <w:p>
+          <w:p ns2:paraId="41DEBF01">
             <w:pPr>
               <w:spacing w:after="0" w:line="240" w:lineRule="auto"/>
             </w:pPr>
@@ -2204,7 +2204,7 @@
             <w:tcW w:w="3360" w:type="dxa"/>
             <w:vAlign w:val="center"/>
           </w:tcPr>
-          <w:p>
+          <w:p ns2:paraId="651D1E5B">
             <w:pPr>
               <w:spacing w:after="0" w:line="240" w:lineRule="auto"/>
             </w:pPr>
@@ -2223,7 +2223,7 @@
             <w:tcW w:w="3360" w:type="dxa"/>
             <w:vAlign w:val="center"/>
           </w:tcPr>
-          <w:p>
+          <w:p ns2:paraId="3F1DBC2D">
             <w:pPr>
               <w:spacing w:after="0" w:line="240" w:lineRule="auto"/>
             </w:pPr>
@@ -2238,7 +2238,7 @@
           </w:p>
         </w:tc>
       </w:tr>
-      <w:tr>
+      <w:tr ns2:paraId="69F33A98">
         <w:trPr>
           <w:jc w:val="center"/>
         </w:trPr>
@@ -2247,7 +2247,7 @@
             <w:tcW w:w="3360" w:type="dxa"/>
             <w:vAlign w:val="center"/>
           </w:tcPr>
-          <w:p>
+          <w:p ns2:paraId="2A3CF4C0">
             <w:pPr>
               <w:spacing w:after="0" w:line="240" w:lineRule="auto"/>
             </w:pPr>
@@ -2266,7 +2266,7 @@
             <w:tcW w:w="3360" w:type="dxa"/>
             <w:vAlign w:val="center"/>
           </w:tcPr>
-          <w:p>
+          <w:p ns2:paraId="76775BED">
             <w:pPr>
               <w:spacing w:after="0" w:line="240" w:lineRule="auto"/>
             </w:pPr>
@@ -2285,7 +2285,7 @@
             <w:tcW w:w="3360" w:type="dxa"/>
             <w:vAlign w:val="center"/>
           </w:tcPr>
-          <w:p>
+          <w:p ns2:paraId="2A197C31">
             <w:pPr>
               <w:spacing w:after="0" w:line="240" w:lineRule="auto"/>
             </w:pPr>
@@ -2300,7 +2300,7 @@
           </w:p>
         </w:tc>
       </w:tr>
-      <w:tr>
+      <w:tr ns2:paraId="7767992A">
         <w:trPr>
           <w:jc w:val="center"/>
         </w:trPr>
@@ -2309,7 +2309,7 @@
             <w:tcW w:w="3360" w:type="dxa"/>
             <w:vAlign w:val="center"/>
           </w:tcPr>
-          <w:p>
+          <w:p ns2:paraId="2A6F1F2A">
             <w:pPr>
               <w:spacing w:after="0" w:line="240" w:lineRule="auto"/>
             </w:pPr>
@@ -2328,7 +2328,7 @@
             <w:tcW w:w="3360" w:type="dxa"/>
             <w:vAlign w:val="center"/>
           </w:tcPr>
-          <w:p>
+          <w:p ns2:paraId="5A2093FB">
             <w:pPr>
               <w:spacing w:after="0" w:line="240" w:lineRule="auto"/>
             </w:pPr>
@@ -2347,7 +2347,7 @@
             <w:tcW w:w="3360" w:type="dxa"/>
             <w:vAlign w:val="center"/>
           </w:tcPr>
-          <w:p>
+          <w:p ns2:paraId="45F7E12A">
             <w:pPr>
               <w:spacing w:after="0" w:line="240" w:lineRule="auto"/>
             </w:pPr>
@@ -2362,7 +2362,7 @@
           </w:p>
         </w:tc>
       </w:tr>
-      <w:tr>
+      <w:tr ns2:paraId="1D248168">
         <w:trPr>
           <w:jc w:val="center"/>
         </w:trPr>
@@ -2371,7 +2371,7 @@
             <w:tcW w:w="3360" w:type="dxa"/>
             <w:vAlign w:val="center"/>
           </w:tcPr>
-          <w:p>
+          <w:p ns2:paraId="547DD210">
             <w:pPr>
               <w:spacing w:after="0" w:line="240" w:lineRule="auto"/>
             </w:pPr>
@@ -2390,7 +2390,7 @@
             <w:tcW w:w="3360" w:type="dxa"/>
             <w:vAlign w:val="center"/>
           </w:tcPr>
-          <w:p>
+          <w:p ns2:paraId="65D60FA8">
             <w:pPr>
               <w:spacing w:after="0" w:line="240" w:lineRule="auto"/>
             </w:pPr>
@@ -2409,7 +2409,7 @@
             <w:tcW w:w="3360" w:type="dxa"/>
             <w:vAlign w:val="center"/>
           </w:tcPr>
-          <w:p>
+          <w:p ns2:paraId="6F627E0F">
             <w:pPr>
               <w:spacing w:after="0" w:line="240" w:lineRule="auto"/>
             </w:pPr>
@@ -2424,7 +2424,7 @@
           </w:p>
         </w:tc>
       </w:tr>
-      <w:tr>
+      <w:tr ns2:paraId="21C3054F">
         <w:trPr>
           <w:jc w:val="center"/>
         </w:trPr>
@@ -2433,7 +2433,7 @@
             <w:tcW w:w="3360" w:type="dxa"/>
             <w:vAlign w:val="center"/>
           </w:tcPr>
-          <w:p>
+          <w:p ns2:paraId="432E1777">
             <w:pPr>
               <w:spacing w:after="0" w:line="240" w:lineRule="auto"/>
             </w:pPr>
@@ -2452,7 +2452,7 @@
             <w:tcW w:w="3360" w:type="dxa"/>
             <w:vAlign w:val="center"/>
           </w:tcPr>
-          <w:p>
+          <w:p ns2:paraId="689F08C9">
             <w:pPr>
               <w:spacing w:after="0" w:line="240" w:lineRule="auto"/>
             </w:pPr>
@@ -2471,7 +2471,7 @@
             <w:tcW w:w="3360" w:type="dxa"/>
             <w:vAlign w:val="center"/>
           </w:tcPr>
-          <w:p>
+          <w:p ns2:paraId="18F7B981">
             <w:pPr>
               <w:spacing w:after="0" w:line="240" w:lineRule="auto"/>
             </w:pPr>
@@ -2487,8 +2487,8 @@
         </w:tc>
       </w:tr>
     </w:tbl>
-    <w:p/>
-    <w:p>
+    <w:p ns2:paraId="3A8F8B02"/>
+    <w:p ns2:paraId="5F2A4B4E">
       <w:pPr>
         <w:pStyle w:val="3"/>
       </w:pPr>
@@ -2496,7 +2496,7 @@
         <w:t>6. 管理员操作</w:t>
       </w:r>
     </w:p>
-    <w:p>
+    <w:p ns2:paraId="54A40ECE">
       <w:pPr>
         <w:pStyle w:val="4"/>
       </w:pPr>
@@ -2504,7 +2504,7 @@
         <w:t>6.1 审批用户</w:t>
       </w:r>
     </w:p>
-    <w:p>
+    <w:p ns2:paraId="1A1DB8E6">
       <w:pPr>
         <w:pStyle w:val="14"/>
         <w:spacing w:after="40"/>
@@ -2513,7 +2513,7 @@
         <w:t>进入“审批中心”。</w:t>
       </w:r>
     </w:p>
-    <w:p>
+    <w:p ns2:paraId="6CFA2BBF">
       <w:pPr>
         <w:pStyle w:val="14"/>
         <w:spacing w:after="40"/>
@@ -2522,7 +2522,7 @@
         <w:t>查看待审批用户信息。</w:t>
       </w:r>
     </w:p>
-    <w:p>
+    <w:p ns2:paraId="65C27DB1">
       <w:pPr>
         <w:pStyle w:val="14"/>
         <w:spacing w:after="40"/>
@@ -2531,7 +2531,7 @@
         <w:t>确认姓名、部门等信息无误后通过。</w:t>
       </w:r>
     </w:p>
-    <w:p>
+    <w:p ns2:paraId="659C9309">
       <w:pPr>
         <w:pStyle w:val="14"/>
         <w:spacing w:after="40"/>
@@ -2540,7 +2540,7 @@
         <w:t>信息不完整时驳回，并写清楚原因。</w:t>
       </w:r>
     </w:p>
-    <w:p>
+    <w:p ns2:paraId="7981FDF0">
       <w:pPr>
         <w:pStyle w:val="4"/>
       </w:pPr>
@@ -2548,7 +2548,7 @@
         <w:t>6.2 物料管理</w:t>
       </w:r>
     </w:p>
-    <w:p>
+    <w:p ns2:paraId="123F62DA">
       <w:pPr>
         <w:pStyle w:val="14"/>
         <w:spacing w:after="40"/>
@@ -2557,7 +2557,7 @@
         <w:t>进入“物料管理”。</w:t>
       </w:r>
     </w:p>
-    <w:p>
+    <w:p ns2:paraId="57FDD0CF">
       <w:pPr>
         <w:pStyle w:val="14"/>
         <w:spacing w:after="40"/>
@@ -2566,7 +2566,7 @@
         <w:t>可新增、编辑、停用或恢复物料主数据。</w:t>
       </w:r>
     </w:p>
-    <w:p>
+    <w:p ns2:paraId="14234C65">
       <w:pPr>
         <w:pStyle w:val="14"/>
         <w:spacing w:after="40"/>
@@ -2575,7 +2575,7 @@
         <w:t>维护正式物料时，产品代码、物料名称、类别、子类别、默认单位应准确。</w:t>
       </w:r>
     </w:p>
-    <w:p>
+    <w:p ns2:paraId="02A165DD">
       <w:pPr>
         <w:pStyle w:val="14"/>
       </w:pPr>
@@ -2583,7 +2583,7 @@
         <w:t>物料名称用于现场识别，正式料建议写稳定标准名称，例如 PET离型膜 50um、UV减粘胶。</w:t>
       </w:r>
     </w:p>
-    <w:p>
+    <w:p ns2:paraId="318CCD6C">
       <w:pPr>
         <w:pStyle w:val="14"/>
       </w:pPr>
@@ -2591,7 +2591,7 @@
         <w:t>测试料可写测试料-化材或测试料-膜材；具体样品差异依靠原厂型号、批号、供应商和样品说明区分。</w:t>
       </w:r>
     </w:p>
-    <w:p>
+    <w:p ns2:paraId="2BA5F2FD">
       <w:pPr>
         <w:pStyle w:val="14"/>
       </w:pPr>
@@ -2599,7 +2599,7 @@
         <w:t>不要把批号、库位、数量、项目编号写进物料名称，这些信息应填写在对应字段里。</w:t>
       </w:r>
     </w:p>
-    <w:p>
+    <w:p ns2:paraId="496C4B78">
       <w:pPr>
         <w:pStyle w:val="14"/>
         <w:spacing w:after="40"/>
@@ -2608,7 +2608,7 @@
         <w:t>维护测试料时，勾选“是否测试料”。</w:t>
       </w:r>
     </w:p>
-    <w:p>
+    <w:p ns2:paraId="49616618">
       <w:pPr>
         <w:pStyle w:val="14"/>
         <w:spacing w:after="40"/>
@@ -2617,7 +2617,7 @@
         <w:t>膜材主数据建议维护厚度和默认幅宽；化材主数据建议维护包装形式。</w:t>
       </w:r>
     </w:p>
-    <w:p>
+    <w:p ns2:paraId="4E15A211">
       <w:pPr>
         <w:pStyle w:val="4"/>
       </w:pPr>
@@ -2625,7 +2625,7 @@
         <w:t>6.3 模板导入</w:t>
       </w:r>
     </w:p>
-    <w:p>
+    <w:p ns2:paraId="1D66071E">
       <w:pPr>
         <w:pStyle w:val="14"/>
         <w:spacing w:after="40"/>
@@ -2634,7 +2634,7 @@
         <w:t>物料信息导入模板用于批量维护物料主数据，不直接增加库存数量。</w:t>
       </w:r>
     </w:p>
-    <w:p>
+    <w:p ns2:paraId="6DA13817">
       <w:pPr>
         <w:pStyle w:val="14"/>
         <w:spacing w:after="40"/>
@@ -2643,7 +2643,7 @@
         <w:t>库存入库模板用于批量入库，会写入实际库存记录。</w:t>
       </w:r>
     </w:p>
-    <w:p>
+    <w:p ns2:paraId="49B81BEB">
       <w:pPr>
         <w:pStyle w:val="14"/>
         <w:spacing w:after="40"/>
@@ -2652,7 +2652,7 @@
         <w:t>导入前先下载最新模板，避免库区、子类别或字段说明过期。</w:t>
       </w:r>
     </w:p>
-    <w:p>
+    <w:p ns2:paraId="29680150">
       <w:pPr>
         <w:pStyle w:val="14"/>
         <w:spacing w:after="40"/>
@@ -2661,7 +2661,7 @@
         <w:t>导入预览有错误时，按提示修改 Excel 后重新上传。</w:t>
       </w:r>
     </w:p>
-    <w:p>
+    <w:p ns2:paraId="190E10F4">
       <w:pPr>
         <w:pStyle w:val="4"/>
       </w:pPr>
@@ -2669,7 +2669,7 @@
         <w:t>6.4 库区和子类别</w:t>
       </w:r>
     </w:p>
-    <w:p>
+    <w:p ns2:paraId="61479FB2">
       <w:pPr>
         <w:pStyle w:val="14"/>
         <w:spacing w:after="40"/>
@@ -2678,7 +2678,7 @@
         <w:t>管理员可维护化材库区、膜材库区和共享库区。</w:t>
       </w:r>
     </w:p>
-    <w:p>
+    <w:p ns2:paraId="370AE719">
       <w:pPr>
         <w:pStyle w:val="14"/>
         <w:spacing w:after="40"/>
@@ -2687,7 +2687,7 @@
         <w:t>当前默认化材库区为防爆柜01到防爆柜07。</w:t>
       </w:r>
     </w:p>
-    <w:p>
+    <w:p ns2:paraId="3643C673">
       <w:pPr>
         <w:pStyle w:val="14"/>
         <w:spacing w:after="40"/>
@@ -2696,7 +2696,7 @@
         <w:t>当前默认膜材库区为研发仓1、研发仓2、研发仓3、实验线。</w:t>
       </w:r>
     </w:p>
-    <w:p>
+    <w:p ns2:paraId="6D402A16">
       <w:pPr>
         <w:pStyle w:val="14"/>
         <w:spacing w:after="40"/>
@@ -2705,7 +2705,7 @@
         <w:t>不再使用的库区建议停用，不建议随意删除历史正在使用的库区。</w:t>
       </w:r>
     </w:p>
-    <w:p>
+    <w:p ns2:paraId="5CD0E415">
       <w:pPr>
         <w:pStyle w:val="14"/>
         <w:spacing w:after="40"/>
@@ -2714,7 +2714,7 @@
         <w:t>子类别用于规范物料分类，新增前先检查是否已有相近类别。</w:t>
       </w:r>
     </w:p>
-    <w:p>
+    <w:p ns2:paraId="6B000197">
       <w:pPr>
         <w:pStyle w:val="4"/>
       </w:pPr>
@@ -2722,7 +2722,7 @@
         <w:t>6.5 项目编码管理</w:t>
       </w:r>
     </w:p>
-    <w:p>
+    <w:p ns2:paraId="5747EE65">
       <w:pPr>
         <w:pStyle w:val="14"/>
         <w:spacing w:after="40"/>
@@ -2731,7 +2731,7 @@
         <w:t>进入“项目编码管理”。</w:t>
       </w:r>
     </w:p>
-    <w:p>
+    <w:p ns2:paraId="7E537810">
       <w:pPr>
         <w:pStyle w:val="14"/>
         <w:spacing w:after="40"/>
@@ -2740,7 +2740,7 @@
         <w:t>系统已预置 2026 年项目编码，领料时普通用户可直接选择。</w:t>
       </w:r>
     </w:p>
-    <w:p>
+    <w:p ns2:paraId="116CEBBF">
       <w:pPr>
         <w:pStyle w:val="14"/>
         <w:spacing w:after="40"/>
@@ -2749,7 +2749,7 @@
         <w:t>管理员可以新增项目编码、修改项目名称、停用不再使用的项目，并通过上移/下移调整显示顺序。</w:t>
       </w:r>
     </w:p>
-    <w:p>
+    <w:p ns2:paraId="14415D43">
       <w:pPr>
         <w:pStyle w:val="14"/>
         <w:spacing w:after="40"/>
@@ -2758,7 +2758,7 @@
         <w:t>停用项目不会影响历史领料日志，历史记录仍保留当时选择的项目编码和项目名称。</w:t>
       </w:r>
     </w:p>
-    <w:p>
+    <w:p ns2:paraId="29398100">
       <w:pPr>
         <w:pStyle w:val="4"/>
       </w:pPr>
@@ -2766,7 +2766,7 @@
         <w:t>6.6 审计日志</w:t>
       </w:r>
     </w:p>
-    <w:p>
+    <w:p ns2:paraId="30A1A28C">
       <w:pPr>
         <w:pStyle w:val="14"/>
         <w:spacing w:after="40"/>
@@ -2775,7 +2775,7 @@
         <w:t>进入“审计日志”。</w:t>
       </w:r>
     </w:p>
-    <w:p>
+    <w:p ns2:paraId="174DCA72">
       <w:pPr>
         <w:pStyle w:val="14"/>
         <w:spacing w:after="40"/>
@@ -2784,7 +2784,7 @@
         <w:t>查看审批、权限、管理操作等关键记录。</w:t>
       </w:r>
     </w:p>
-    <w:p>
+    <w:p ns2:paraId="23039EEB">
       <w:pPr>
         <w:pStyle w:val="14"/>
         <w:spacing w:after="40"/>
@@ -2793,7 +2793,7 @@
         <w:t>发现异常操作时，先记录时间、操作者和对象，再联系系统负责人排查。</w:t>
       </w:r>
     </w:p>
-    <w:p>
+    <w:p ns2:paraId="325C8911">
       <w:pPr>
         <w:pStyle w:val="3"/>
       </w:pPr>
@@ -2801,7 +2801,7 @@
         <w:t>7. 超级管理员操作</w:t>
       </w:r>
     </w:p>
-    <w:p>
+    <w:p ns2:paraId="6979E4F5">
       <w:pPr>
         <w:pStyle w:val="4"/>
       </w:pPr>
@@ -2809,7 +2809,7 @@
         <w:t>7.1 人员与权限</w:t>
       </w:r>
     </w:p>
-    <w:p>
+    <w:p ns2:paraId="302139C5">
       <w:pPr>
         <w:pStyle w:val="14"/>
         <w:spacing w:after="40"/>
@@ -2818,7 +2818,7 @@
         <w:t>进入“人员与权限”。</w:t>
       </w:r>
     </w:p>
-    <w:p>
+    <w:p ns2:paraId="2839A161">
       <w:pPr>
         <w:pStyle w:val="14"/>
         <w:spacing w:after="40"/>
@@ -2827,7 +2827,7 @@
         <w:t>查看所有用户状态和角色。</w:t>
       </w:r>
     </w:p>
-    <w:p>
+    <w:p ns2:paraId="4797DA61">
       <w:pPr>
         <w:pStyle w:val="14"/>
         <w:spacing w:after="40"/>
@@ -2836,7 +2836,7 @@
         <w:t>只给需要维护系统的人设置管理员或超级管理员。</w:t>
       </w:r>
     </w:p>
-    <w:p>
+    <w:p ns2:paraId="3E6F2A7D">
       <w:pPr>
         <w:pStyle w:val="14"/>
         <w:spacing w:after="40"/>
@@ -2845,7 +2845,7 @@
         <w:t>人员离岗或不再使用系统时，及时禁用账号。</w:t>
       </w:r>
     </w:p>
-    <w:p>
+    <w:p ns2:paraId="2BE43D1C">
       <w:pPr>
         <w:pStyle w:val="4"/>
       </w:pPr>
@@ -2853,7 +2853,7 @@
         <w:t>7.2 角色调整建议</w:t>
       </w:r>
     </w:p>
-    <w:p>
+    <w:p ns2:paraId="5E49A317">
       <w:pPr>
         <w:pStyle w:val="16"/>
         <w:spacing w:after="40"/>
@@ -2862,7 +2862,7 @@
         <w:t>普通实验室使用者设置为普通用户。</w:t>
       </w:r>
     </w:p>
-    <w:p>
+    <w:p ns2:paraId="31BD31CC">
       <w:pPr>
         <w:pStyle w:val="16"/>
         <w:spacing w:after="40"/>
@@ -2871,7 +2871,7 @@
         <w:t>负责审批、物料主数据、库区和项目编码维护的人设置为管理员。</w:t>
       </w:r>
     </w:p>
-    <w:p>
+    <w:p ns2:paraId="4F85C834">
       <w:pPr>
         <w:pStyle w:val="16"/>
         <w:spacing w:after="40"/>
@@ -2880,7 +2880,7 @@
         <w:t>负责系统权限和管理员角色分配的人设置为超级管理员。</w:t>
       </w:r>
     </w:p>
-    <w:p>
+    <w:p ns2:paraId="707D0EAF">
       <w:pPr>
         <w:pStyle w:val="16"/>
         <w:spacing w:after="40"/>
@@ -2889,7 +2889,7 @@
         <w:t>系统至少应保留一个已激活管理员或超级管理员。</w:t>
       </w:r>
     </w:p>
-    <w:p>
+    <w:p ns2:paraId="6D116CC4">
       <w:pPr>
         <w:pStyle w:val="3"/>
       </w:pPr>
@@ -2922,7 +2922,7 @@
         <w:gridCol w:w="5040"/>
         <w:gridCol w:w="5040"/>
       </w:tblGrid>
-      <w:tr>
+      <w:tr ns2:paraId="0238D99E">
         <w:trPr>
           <w:jc w:val="center"/>
         </w:trPr>
@@ -2932,7 +2932,7 @@
             <w:shd w:val="clear" w:color="auto" w:fill="D9EAF7"/>
             <w:vAlign w:val="center"/>
           </w:tcPr>
-          <w:p>
+          <w:p ns2:paraId="1786317E">
             <w:pPr>
               <w:spacing w:after="0" w:line="240" w:lineRule="auto"/>
             </w:pPr>
@@ -2952,7 +2952,7 @@
             <w:shd w:val="clear" w:color="auto" w:fill="D9EAF7"/>
             <w:vAlign w:val="center"/>
           </w:tcPr>
-          <w:p>
+          <w:p ns2:paraId="71AED790">
             <w:pPr>
               <w:spacing w:after="0" w:line="240" w:lineRule="auto"/>
             </w:pPr>
@@ -2967,7 +2967,7 @@
           </w:p>
         </w:tc>
       </w:tr>
-      <w:tr>
+      <w:tr ns2:paraId="4FE3A1ED">
         <w:trPr>
           <w:jc w:val="center"/>
         </w:trPr>
@@ -2976,7 +2976,7 @@
             <w:tcW w:w="5040" w:type="dxa"/>
             <w:vAlign w:val="center"/>
           </w:tcPr>
-          <w:p>
+          <w:p ns2:paraId="4D3F2816">
             <w:pPr>
               <w:spacing w:after="0" w:line="240" w:lineRule="auto"/>
             </w:pPr>
@@ -2995,7 +2995,7 @@
             <w:tcW w:w="5040" w:type="dxa"/>
             <w:vAlign w:val="center"/>
           </w:tcPr>
-          <w:p>
+          <w:p ns2:paraId="0A25C5A5">
             <w:pPr>
               <w:spacing w:after="0" w:line="240" w:lineRule="auto"/>
             </w:pPr>
@@ -3010,7 +3010,7 @@
           </w:p>
         </w:tc>
       </w:tr>
-      <w:tr>
+      <w:tr ns2:paraId="0BBB35F1">
         <w:trPr>
           <w:jc w:val="center"/>
         </w:trPr>
@@ -3019,7 +3019,7 @@
             <w:tcW w:w="5040" w:type="dxa"/>
             <w:vAlign w:val="center"/>
           </w:tcPr>
-          <w:p>
+          <w:p ns2:paraId="04B7C312">
             <w:pPr>
               <w:spacing w:after="0" w:line="240" w:lineRule="auto"/>
             </w:pPr>
@@ -3038,7 +3038,7 @@
             <w:tcW w:w="5040" w:type="dxa"/>
             <w:vAlign w:val="center"/>
           </w:tcPr>
-          <w:p>
+          <w:p ns2:paraId="111D4C6A">
             <w:pPr>
               <w:spacing w:after="0" w:line="240" w:lineRule="auto"/>
             </w:pPr>
@@ -3053,7 +3053,7 @@
           </w:p>
         </w:tc>
       </w:tr>
-      <w:tr>
+      <w:tr ns2:paraId="5B4CE4AD">
         <w:trPr>
           <w:jc w:val="center"/>
         </w:trPr>
@@ -3062,7 +3062,7 @@
             <w:tcW w:w="5040" w:type="dxa"/>
             <w:vAlign w:val="center"/>
           </w:tcPr>
-          <w:p>
+          <w:p ns2:paraId="136A2EC0">
             <w:pPr>
               <w:spacing w:after="0" w:line="240" w:lineRule="auto"/>
             </w:pPr>
@@ -3081,7 +3081,7 @@
             <w:tcW w:w="5040" w:type="dxa"/>
             <w:vAlign w:val="center"/>
           </w:tcPr>
-          <w:p>
+          <w:p ns2:paraId="10B292EC">
             <w:pPr>
               <w:spacing w:after="0" w:line="240" w:lineRule="auto"/>
             </w:pPr>
@@ -3096,7 +3096,7 @@
           </w:p>
         </w:tc>
       </w:tr>
-      <w:tr>
+      <w:tr ns2:paraId="257AB058">
         <w:trPr>
           <w:jc w:val="center"/>
         </w:trPr>
@@ -3105,7 +3105,7 @@
             <w:tcW w:w="5040" w:type="dxa"/>
             <w:vAlign w:val="center"/>
           </w:tcPr>
-          <w:p>
+          <w:p ns2:paraId="355126CB">
             <w:pPr>
               <w:spacing w:after="0" w:line="240" w:lineRule="auto"/>
             </w:pPr>
@@ -3124,7 +3124,7 @@
             <w:tcW w:w="5040" w:type="dxa"/>
             <w:vAlign w:val="center"/>
           </w:tcPr>
-          <w:p>
+          <w:p ns2:paraId="157E475A">
             <w:pPr>
               <w:spacing w:after="0" w:line="240" w:lineRule="auto"/>
             </w:pPr>
@@ -3139,7 +3139,7 @@
           </w:p>
         </w:tc>
       </w:tr>
-      <w:tr>
+      <w:tr ns2:paraId="284E8911">
         <w:trPr>
           <w:jc w:val="center"/>
         </w:trPr>
@@ -3148,7 +3148,7 @@
             <w:tcW w:w="5040" w:type="dxa"/>
             <w:vAlign w:val="center"/>
           </w:tcPr>
-          <w:p>
+          <w:p ns2:paraId="142C9E36">
             <w:pPr>
               <w:spacing w:after="0" w:line="240" w:lineRule="auto"/>
             </w:pPr>
@@ -3167,7 +3167,7 @@
             <w:tcW w:w="5040" w:type="dxa"/>
             <w:vAlign w:val="center"/>
           </w:tcPr>
-          <w:p>
+          <w:p ns2:paraId="66C4765A">
             <w:pPr>
               <w:spacing w:after="0" w:line="240" w:lineRule="auto"/>
             </w:pPr>
@@ -3182,7 +3182,7 @@
           </w:p>
         </w:tc>
       </w:tr>
-      <w:tr>
+      <w:tr ns2:paraId="7DCA6B84">
         <w:trPr>
           <w:jc w:val="center"/>
         </w:trPr>
@@ -3191,7 +3191,7 @@
             <w:tcW w:w="5040" w:type="dxa"/>
             <w:vAlign w:val="center"/>
           </w:tcPr>
-          <w:p>
+          <w:p ns2:paraId="26AA683E">
             <w:pPr>
               <w:spacing w:after="0" w:line="240" w:lineRule="auto"/>
             </w:pPr>
@@ -3210,7 +3210,7 @@
             <w:tcW w:w="5040" w:type="dxa"/>
             <w:vAlign w:val="center"/>
           </w:tcPr>
-          <w:p>
+          <w:p ns2:paraId="03993152">
             <w:pPr>
               <w:spacing w:after="0" w:line="240" w:lineRule="auto"/>
             </w:pPr>
@@ -3225,7 +3225,7 @@
           </w:p>
         </w:tc>
       </w:tr>
-      <w:tr>
+      <w:tr ns2:paraId="277E8FA6">
         <w:trPr>
           <w:jc w:val="center"/>
         </w:trPr>
@@ -3234,7 +3234,7 @@
             <w:tcW w:w="5040" w:type="dxa"/>
             <w:vAlign w:val="center"/>
           </w:tcPr>
-          <w:p>
+          <w:p ns2:paraId="6A4A122A">
             <w:pPr>
               <w:spacing w:after="0" w:line="240" w:lineRule="auto"/>
             </w:pPr>
@@ -3253,7 +3253,7 @@
             <w:tcW w:w="5040" w:type="dxa"/>
             <w:vAlign w:val="center"/>
           </w:tcPr>
-          <w:p>
+          <w:p ns2:paraId="52988DD2">
             <w:pPr>
               <w:spacing w:after="0" w:line="240" w:lineRule="auto"/>
             </w:pPr>
@@ -3268,7 +3268,7 @@
           </w:p>
         </w:tc>
       </w:tr>
-      <w:tr>
+      <w:tr ns2:paraId="0E4E1881">
         <w:trPr>
           <w:jc w:val="center"/>
         </w:trPr>
@@ -3277,7 +3277,7 @@
             <w:tcW w:w="5040" w:type="dxa"/>
             <w:vAlign w:val="center"/>
           </w:tcPr>
-          <w:p>
+          <w:p ns2:paraId="69790FBA">
             <w:pPr>
               <w:spacing w:after="0" w:line="240" w:lineRule="auto"/>
             </w:pPr>
@@ -3296,7 +3296,7 @@
             <w:tcW w:w="5040" w:type="dxa"/>
             <w:vAlign w:val="center"/>
           </w:tcPr>
-          <w:p>
+          <w:p ns2:paraId="166BD98C">
             <w:pPr>
               <w:spacing w:after="0" w:line="240" w:lineRule="auto"/>
             </w:pPr>
@@ -3311,7 +3311,7 @@
           </w:p>
         </w:tc>
       </w:tr>
-      <w:tr>
+      <w:tr ns2:paraId="350EB52D">
         <w:trPr>
           <w:jc w:val="center"/>
         </w:trPr>
@@ -3320,7 +3320,7 @@
             <w:tcW w:w="5040" w:type="dxa"/>
             <w:vAlign w:val="center"/>
           </w:tcPr>
-          <w:p>
+          <w:p ns2:paraId="1071A86E">
             <w:pPr>
               <w:spacing w:after="0" w:line="240" w:lineRule="auto"/>
             </w:pPr>
@@ -3339,7 +3339,7 @@
             <w:tcW w:w="5040" w:type="dxa"/>
             <w:vAlign w:val="center"/>
           </w:tcPr>
-          <w:p>
+          <w:p ns2:paraId="036E6726">
             <w:pPr>
               <w:spacing w:after="0" w:line="240" w:lineRule="auto"/>
             </w:pPr>
@@ -3421,8 +3421,8 @@
         </w:tc>
       </w:tr>
     </w:tbl>
-    <w:p/>
-    <w:p>
+    <w:p ns2:paraId="7A480FDE"/>
+    <w:p ns2:paraId="1D65F75B">
       <w:pPr>
         <w:pStyle w:val="3"/>
       </w:pPr>
@@ -3430,7 +3430,7 @@
         <w:t>9. 现场操作建议</w:t>
       </w:r>
     </w:p>
-    <w:p>
+    <w:p ns2:paraId="4D6D933D">
       <w:pPr>
         <w:pStyle w:val="16"/>
         <w:spacing w:after="40"/>
@@ -3439,7 +3439,7 @@
         <w:t>优先使用“预生成打印标签 → BarTender 打印 → 贴标 → 扫码入库”的流程。</w:t>
       </w:r>
     </w:p>
-    <w:p>
+    <w:p ns2:paraId="0BBAD6EF">
       <w:pPr>
         <w:pStyle w:val="16"/>
         <w:spacing w:after="40"/>
@@ -3448,7 +3448,7 @@
         <w:t>不要手写标签编号，也不要在 Excel 或 BarTender 里自行编二维码内容；二维码内容默认等于标签编号，直接绑定该字段即可。</w:t>
       </w:r>
     </w:p>
-    <w:p>
+    <w:p ns2:paraId="20690B1A">
       <w:pPr>
         <w:pStyle w:val="16"/>
         <w:spacing w:after="40"/>
@@ -3457,7 +3457,7 @@
         <w:t>贴标时按 Excel 顺序和实物顺序核对，避免标签贴错。</w:t>
       </w:r>
     </w:p>
-    <w:p>
+    <w:p ns2:paraId="72FA46E5">
       <w:pPr>
         <w:pStyle w:val="16"/>
         <w:spacing w:after="40"/>
@@ -3466,7 +3466,7 @@
         <w:t>测试料一定要重视原厂型号和批号，否则同一测试代码下后续很难区分样品。</w:t>
       </w:r>
     </w:p>
-    <w:p>
+    <w:p ns2:paraId="39A45F61">
       <w:pPr>
         <w:pStyle w:val="16"/>
         <w:spacing w:after="40"/>
@@ -3476,7 +3476,7 @@
       </w:r>
     </w:p>
     <w:sectPr>
-      <w:footerReference r:id="rId5" w:type="default"/>
+      <w:footerReference ns3:id="rId5" w:type="default"/>
       <w:pgSz w:w="12240" w:h="15840"/>
       <w:pgMar w:top="1152" w:right="1080" w:bottom="1152" w:left="1080" w:header="720" w:footer="720" w:gutter="0"/>
       <w:cols w:space="720" w:num="1"/>

--- a/交付文档/实验室库存管理系统使用说明书.docx
+++ b/交付文档/实验室库存管理系统使用说明书.docx
@@ -3100,11 +3100,7 @@
         <w:jc w:val="left"/>
       </w:pPr>
       <w:r>
-        <w:rPr>
-          <w:rFonts w:hint="eastAsia" w:ascii="Calibri" w:hAnsi="Calibri" w:eastAsia="Songti SC"/>
-          <w:sz w:val="21"/>
-        </w:rPr>
-        <w:t xml:space="preserve">选择打印模板：膜材信息标签、化材标准瓶信息标签或化材小瓶信息标签。模板由操作者按实际标签尺寸手动选择。</w:t>
+        <w:t>选择打印模板：膜材信息标签或化材标签。模板由管理员在 BarTender 中固定版式，操作者按物料类型选择，不需要自行增删字段。</w:t>
       </w:r>
     </w:p>
     <w:p>
@@ -3255,11 +3251,7 @@
         <w:jc w:val="left"/>
       </w:pPr>
       <w:r>
-        <w:rPr>
-          <w:rFonts w:hint="eastAsia" w:ascii="Calibri" w:hAnsi="Calibri" w:eastAsia="Songti SC"/>
-          <w:sz w:val="21"/>
-        </w:rPr>
-        <w:t xml:space="preserve">供应商和备注为选填；测试料如果现场能确认，建议填写，方便后续识别。</w:t>
+        <w:t>供应商和备注为选填；填写后会保存到预生成标签快照，用于扫码入库自动带出和后续追溯，不打印在标签上。</w:t>
       </w:r>
     </w:p>
     <w:p>
@@ -3369,11 +3361,7 @@
         <w:jc w:val="left"/>
       </w:pPr>
       <w:r>
-        <w:rPr>
-          <w:rFonts w:hint="eastAsia" w:ascii="Calibri" w:hAnsi="Calibri" w:eastAsia="Songti SC"/>
-          <w:sz w:val="21"/>
-        </w:rPr>
-        <w:t xml:space="preserve">如果生成后发现数量、物料、模板、原厂型号、供应商、备注或膜材规格需要修改，再次点击生成时，系统会让你选择处理方式：</w:t>
+        <w:t>如果生成后发现数量、物料、模板、原厂型号、供应商、备注或膜材规格需要修改，再次点击生成时，系统会让你选择处理方式：</w:t>
       </w:r>
     </w:p>
     <w:p>
@@ -3563,39 +3551,7 @@
         <w:jc w:val="left"/>
       </w:pPr>
       <w:r>
-        <w:rPr>
-          <w:rFonts w:hint="eastAsia" w:ascii="Calibri" w:hAnsi="Calibri" w:eastAsia="Songti SC"/>
-          <w:sz w:val="21"/>
-        </w:rPr>
-        <w:t xml:space="preserve">用</w:t>
-      </w:r>
-      <w:r>
-        <w:rPr>
-          <w:rFonts w:ascii="Calibri" w:hAnsi="Calibri" w:eastAsia="Songti SC"/>
-          <w:sz w:val="21"/>
-        </w:rPr>
-        <w:t xml:space="preserve"> BarTender </w:t>
-      </w:r>
-      <w:r>
-        <w:rPr>
-          <w:rFonts w:hint="eastAsia" w:ascii="Calibri" w:hAnsi="Calibri" w:eastAsia="Songti SC"/>
-          <w:sz w:val="21"/>
-        </w:rPr>
-        <w:t xml:space="preserve">连接导出的</w:t>
-      </w:r>
-      <w:r>
-        <w:rPr>
-          <w:rFonts w:ascii="Calibri" w:hAnsi="Calibri" w:eastAsia="Songti SC"/>
-          <w:sz w:val="21"/>
-        </w:rPr>
-        <w:t xml:space="preserve"> </w:t>
-      </w:r>
-      <w:r>
-        <w:rPr>
-          <w:rFonts w:hint="eastAsia" w:ascii="Calibri" w:hAnsi="Calibri" w:eastAsia="Songti SC"/>
-          <w:sz w:val="21"/>
-        </w:rPr>
-        <w:t xml:space="preserve">Excel，文本对象绑定”标签编号”等字段，二维码对象绑定”二维码内容”字段。打印后，把标签贴到对应物料上，再回到系统扫码入库。</w:t>
+        <w:t>用 BarTender 连接导出的 Excel，文本对象只绑定模板规定的字段，二维码对象绑定”二维码内容”字段。打印后，把标签贴到对应物料上，再回到系统扫码入库。</w:t>
       </w:r>
     </w:p>
     <w:p>
@@ -4120,18 +4076,8 @@
             <w:shd w:fill="F4F8FB" w:val="clear"/>
           </w:tcPr>
           <w:p>
-            <w:pPr>
-              <w:pStyle w:val="Compact"/>
-              <w:spacing w:before="0" w:after="0" w:line="288" w:lineRule="auto"/>
-              <w:jc w:val="left"/>
-            </w:pPr>
-            <w:r>
-              <w:rPr>
-                <w:rFonts w:hint="eastAsia" w:ascii="Calibri" w:hAnsi="Calibri" w:eastAsia="Songti SC"/>
-                <w:color w:val="1F2933"/>
-                <w:sz w:val="19"/>
-              </w:rPr>
-              <w:t xml:space="preserve">化材标准瓶信息标签</w:t>
+            <w:r>
+              <w:t>化材标签</w:t>
             </w:r>
           </w:p>
         </w:tc>
@@ -4147,18 +4093,8 @@
             <w:shd w:fill="F4F8FB" w:val="clear"/>
           </w:tcPr>
           <w:p>
-            <w:pPr>
-              <w:pStyle w:val="Compact"/>
-              <w:spacing w:before="0" w:after="0" w:line="288" w:lineRule="auto"/>
-              <w:jc w:val="left"/>
-            </w:pPr>
-            <w:r>
-              <w:rPr>
-                <w:rFonts w:hint="eastAsia" w:ascii="Calibri" w:hAnsi="Calibri" w:eastAsia="Songti SC"/>
-                <w:color w:val="1F2933"/>
-                <w:sz w:val="19"/>
-              </w:rPr>
-              <w:t xml:space="preserve">常规瓶装、桶装、袋装化材</w:t>
+            <w:r>
+              <w:t>瓶装、桶装、袋装、小瓶或分装化材</w:t>
             </w:r>
           </w:p>
         </w:tc>
@@ -4174,101 +4110,8 @@
             <w:shd w:fill="F4F8FB" w:val="clear"/>
           </w:tcPr>
           <w:p>
-            <w:pPr>
-              <w:pStyle w:val="Compact"/>
-              <w:spacing w:before="0" w:after="0" w:line="288" w:lineRule="auto"/>
-              <w:jc w:val="left"/>
-            </w:pPr>
-            <w:r>
-              <w:rPr>
-                <w:rFonts w:hint="eastAsia" w:ascii="Calibri" w:hAnsi="Calibri" w:eastAsia="Songti SC"/>
-                <w:color w:val="1F2933"/>
-                <w:sz w:val="19"/>
-              </w:rPr>
-              <w:t xml:space="preserve">标签编号、二维码内容、产品代码、物料名称、原厂型号</w:t>
-            </w:r>
-          </w:p>
-        </w:tc>
-      </w:tr>
-      <w:tr>
-        <w:tc>
-          <w:tcPr>
-            <w:vAlign w:val="center"/>
-            <w:tcBorders>
-              <w:top w:val="single" w:sz="6" w:space="0" w:color="D7E2EA"/>
-              <w:left w:val="single" w:sz="6" w:space="0" w:color="D7E2EA"/>
-              <w:bottom w:val="single" w:sz="6" w:space="0" w:color="D7E2EA"/>
-              <w:right w:val="single" w:sz="6" w:space="0" w:color="D7E2EA"/>
-            </w:tcBorders>
-            <w:shd w:fill="FFFFFF" w:val="clear"/>
-          </w:tcPr>
-          <w:p>
-            <w:pPr>
-              <w:pStyle w:val="Compact"/>
-              <w:spacing w:before="0" w:after="0" w:line="288" w:lineRule="auto"/>
-              <w:jc w:val="left"/>
-            </w:pPr>
-            <w:r>
-              <w:rPr>
-                <w:rFonts w:hint="eastAsia" w:ascii="Calibri" w:hAnsi="Calibri" w:eastAsia="Songti SC"/>
-                <w:color w:val="1F2933"/>
-                <w:sz w:val="19"/>
-              </w:rPr>
-              <w:t xml:space="preserve">化材小瓶信息标签</w:t>
-            </w:r>
-          </w:p>
-        </w:tc>
-        <w:tc>
-          <w:tcPr>
-            <w:vAlign w:val="center"/>
-            <w:tcBorders>
-              <w:top w:val="single" w:sz="6" w:space="0" w:color="D7E2EA"/>
-              <w:left w:val="single" w:sz="6" w:space="0" w:color="D7E2EA"/>
-              <w:bottom w:val="single" w:sz="6" w:space="0" w:color="D7E2EA"/>
-              <w:right w:val="single" w:sz="6" w:space="0" w:color="D7E2EA"/>
-            </w:tcBorders>
-            <w:shd w:fill="FFFFFF" w:val="clear"/>
-          </w:tcPr>
-          <w:p>
-            <w:pPr>
-              <w:pStyle w:val="Compact"/>
-              <w:spacing w:before="0" w:after="0" w:line="288" w:lineRule="auto"/>
-              <w:jc w:val="left"/>
-            </w:pPr>
-            <w:r>
-              <w:rPr>
-                <w:rFonts w:hint="eastAsia" w:ascii="Calibri" w:hAnsi="Calibri" w:eastAsia="Songti SC"/>
-                <w:color w:val="1F2933"/>
-                <w:sz w:val="19"/>
-              </w:rPr>
-              <w:t xml:space="preserve">小瓶、分装瓶、标签空间很小的容器</w:t>
-            </w:r>
-          </w:p>
-        </w:tc>
-        <w:tc>
-          <w:tcPr>
-            <w:vAlign w:val="center"/>
-            <w:tcBorders>
-              <w:top w:val="single" w:sz="6" w:space="0" w:color="D7E2EA"/>
-              <w:left w:val="single" w:sz="6" w:space="0" w:color="D7E2EA"/>
-              <w:bottom w:val="single" w:sz="6" w:space="0" w:color="D7E2EA"/>
-              <w:right w:val="single" w:sz="6" w:space="0" w:color="D7E2EA"/>
-            </w:tcBorders>
-            <w:shd w:fill="FFFFFF" w:val="clear"/>
-          </w:tcPr>
-          <w:p>
-            <w:pPr>
-              <w:pStyle w:val="Compact"/>
-              <w:spacing w:before="0" w:after="0" w:line="288" w:lineRule="auto"/>
-              <w:jc w:val="left"/>
-            </w:pPr>
-            <w:r>
-              <w:rPr>
-                <w:rFonts w:hint="eastAsia" w:ascii="Calibri" w:hAnsi="Calibri" w:eastAsia="Songti SC"/>
-                <w:color w:val="1F2933"/>
-                <w:sz w:val="19"/>
-              </w:rPr>
-              <w:t xml:space="preserve">标签编号、二维码内容、产品代码、原厂型号</w:t>
+            <w:r>
+              <w:t>标签编号、二维码内容、产品代码、原厂型号</w:t>
             </w:r>
           </w:p>
         </w:tc>
@@ -4337,60 +4180,7 @@
         <w:jc w:val="left"/>
       </w:pPr>
       <w:r>
-        <w:rPr>
-          <w:rFonts w:hint="eastAsia" w:ascii="Calibri" w:hAnsi="Calibri" w:eastAsia="Songti SC"/>
-          <w:sz w:val="21"/>
-        </w:rPr>
-        <w:t xml:space="preserve">在</w:t>
-      </w:r>
-      <w:r>
-        <w:rPr>
-          <w:rFonts w:ascii="Calibri" w:hAnsi="Calibri" w:eastAsia="Songti SC"/>
-          <w:sz w:val="21"/>
-        </w:rPr>
-        <w:t xml:space="preserve"> BarTender </w:t>
-      </w:r>
-      <w:r>
-        <w:rPr>
-          <w:rFonts w:hint="eastAsia" w:ascii="Calibri" w:hAnsi="Calibri" w:eastAsia="Songti SC"/>
-          <w:sz w:val="21"/>
-        </w:rPr>
-        <w:t xml:space="preserve">中连接数据源，选择系统导出的</w:t>
-      </w:r>
-      <w:r>
-        <w:rPr>
-          <w:rFonts w:ascii="Calibri" w:hAnsi="Calibri" w:eastAsia="Songti SC"/>
-          <w:sz w:val="21"/>
-        </w:rPr>
-        <w:t xml:space="preserve"> Excel</w:t>
-      </w:r>
-      <w:r>
-        <w:rPr>
-          <w:rFonts w:ascii="Calibri" w:hAnsi="Calibri" w:eastAsia="Songti SC"/>
-          <w:sz w:val="21"/>
-        </w:rPr>
-        <w:t xml:space="preserve"> </w:t>
-      </w:r>
-      <w:r>
-        <w:rPr>
-          <w:rFonts w:hint="eastAsia" w:ascii="Calibri" w:hAnsi="Calibri" w:eastAsia="Songti SC"/>
-          <w:sz w:val="21"/>
-        </w:rPr>
-        <w:t xml:space="preserve">文件。预生成标签和补打标签都使用系统导出的</w:t>
-      </w:r>
-      <w:r>
-        <w:rPr>
-          <w:rFonts w:ascii="Calibri" w:hAnsi="Calibri" w:eastAsia="Songti SC"/>
-          <w:sz w:val="21"/>
-        </w:rPr>
-        <w:t xml:space="preserve"> </w:t>
-      </w:r>
-      <w:r>
-        <w:rPr>
-          <w:rFonts w:hint="eastAsia" w:ascii="Calibri" w:hAnsi="Calibri" w:eastAsia="Songti SC"/>
-          <w:sz w:val="21"/>
-        </w:rPr>
-        <w:t xml:space="preserve">Excel，不要手工建编号。</w:t>
+        <w:t>在 BarTender 中连接数据源，选择系统导出的 Excel 文件。预生成标签和补打标签都使用系统导出的 Excel，不要手工建编号，也不要手工复制粘贴编号。</w:t>
       </w:r>
     </w:p>
     <w:p>
@@ -4403,53 +4193,7 @@
         <w:jc w:val="left"/>
       </w:pPr>
       <w:r>
-        <w:rPr>
-          <w:rFonts w:hint="eastAsia" w:ascii="Calibri" w:hAnsi="Calibri" w:eastAsia="Songti SC"/>
-          <w:sz w:val="21"/>
-        </w:rPr>
-        <w:t xml:space="preserve">选择工作表时，选择系统导出的唯一工作表，例如”膜材信息标签”。该</w:t>
-      </w:r>
-      <w:r>
-        <w:rPr>
-          <w:rFonts w:ascii="Calibri" w:hAnsi="Calibri" w:eastAsia="Songti SC"/>
-          <w:sz w:val="21"/>
-        </w:rPr>
-        <w:t xml:space="preserve"> Excel </w:t>
-      </w:r>
-      <w:r>
-        <w:rPr>
-          <w:rFonts w:hint="eastAsia" w:ascii="Calibri" w:hAnsi="Calibri" w:eastAsia="Songti SC"/>
-          <w:sz w:val="21"/>
-        </w:rPr>
-        <w:t xml:space="preserve">第</w:t>
-      </w:r>
-      <w:r>
-        <w:rPr>
-          <w:rFonts w:ascii="Calibri" w:hAnsi="Calibri" w:eastAsia="Songti SC"/>
-          <w:sz w:val="21"/>
-        </w:rPr>
-        <w:t xml:space="preserve"> 1 </w:t>
-      </w:r>
-      <w:r>
-        <w:rPr>
-          <w:rFonts w:hint="eastAsia" w:ascii="Calibri" w:hAnsi="Calibri" w:eastAsia="Songti SC"/>
-          <w:sz w:val="21"/>
-        </w:rPr>
-        <w:t xml:space="preserve">行是字段名，第</w:t>
-      </w:r>
-      <w:r>
-        <w:rPr>
-          <w:rFonts w:ascii="Calibri" w:hAnsi="Calibri" w:eastAsia="Songti SC"/>
-          <w:sz w:val="21"/>
-        </w:rPr>
-        <w:t xml:space="preserve"> 2 </w:t>
-      </w:r>
-      <w:r>
-        <w:rPr>
-          <w:rFonts w:hint="eastAsia" w:ascii="Calibri" w:hAnsi="Calibri" w:eastAsia="Songti SC"/>
-          <w:sz w:val="21"/>
-        </w:rPr>
-        <w:t xml:space="preserve">行开始是标签数据，不再使用旧版”BarTender数据”工作表。</w:t>
+        <w:t>选择工作表时，选择系统导出的唯一工作表，例如”膜材信息标签”或”化材标签”。该 Excel 第 1 行是字段名，第 2 行开始是标签数据，不再使用旧版”BarTender数据”工作表。</w:t>
       </w:r>
     </w:p>
     <w:p>
@@ -4914,11 +4658,7 @@
         <w:jc w:val="left"/>
       </w:pPr>
       <w:r>
-        <w:rPr>
-          <w:rFonts w:hint="eastAsia" w:ascii="Calibri" w:hAnsi="Calibri" w:eastAsia="Songti SC"/>
-          <w:sz w:val="21"/>
-        </w:rPr>
-        <w:t xml:space="preserve">供应商和备注选填，但建议尽量填写。备注可以写”客户A送样、透明液体、小瓶评估样”等现场能帮助识别的信息。</w:t>
+        <w:t>供应商和备注选填，但建议尽量填写。备注可以写”客户A送样、透明液体、小瓶评估样”等现场能帮助识别的信息；这些内容用于系统追溯和入库带出，不打印在化材标签上。</w:t>
       </w:r>
     </w:p>
     <w:p>
@@ -5324,34 +5064,8 @@
             <w:shd w:fill="F4F8FB" w:val="clear"/>
           </w:tcPr>
           <w:p>
-            <w:pPr>
-              <w:pStyle w:val="Compact"/>
-              <w:spacing w:before="0" w:after="0" w:line="288" w:lineRule="auto"/>
-              <w:jc w:val="left"/>
-            </w:pPr>
-            <w:r>
-              <w:rPr>
-                <w:rFonts w:hint="eastAsia" w:ascii="Calibri" w:hAnsi="Calibri" w:eastAsia="Songti SC"/>
-                <w:color w:val="1F2933"/>
-                <w:sz w:val="19"/>
-              </w:rPr>
-              <w:t xml:space="preserve">备注</w:t>
-            </w:r>
-            <w:r>
-              <w:rPr>
-                <w:rFonts w:ascii="Calibri" w:hAnsi="Calibri" w:eastAsia="Songti SC"/>
-                <w:color w:val="1F2933"/>
-                <w:sz w:val="19"/>
-              </w:rPr>
-              <w:t xml:space="preserve"> </w:t>
-            </w:r>
-            <w:r>
-              <w:rPr>
-                <w:rFonts w:hint="eastAsia" w:ascii="Calibri" w:hAnsi="Calibri" w:eastAsia="Songti SC"/>
-                <w:color w:val="1F2933"/>
-                <w:sz w:val="19"/>
-              </w:rPr>
-              <w:t xml:space="preserve">选填</w:t>
+            <w:r>
+              <w:t>备注</w:t>
             </w:r>
           </w:p>
         </w:tc>
@@ -5367,18 +5081,8 @@
             <w:shd w:fill="F4F8FB" w:val="clear"/>
           </w:tcPr>
           <w:p>
-            <w:pPr>
-              <w:pStyle w:val="Compact"/>
-              <w:spacing w:before="0" w:after="0" w:line="288" w:lineRule="auto"/>
-              <w:jc w:val="left"/>
-            </w:pPr>
-            <w:r>
-              <w:rPr>
-                <w:rFonts w:hint="eastAsia" w:ascii="Calibri" w:hAnsi="Calibri" w:eastAsia="Songti SC"/>
-                <w:color w:val="1F2933"/>
-                <w:sz w:val="19"/>
-              </w:rPr>
-              <w:t xml:space="preserve">选填</w:t>
+            <w:r>
+              <w:t>选填</w:t>
             </w:r>
           </w:p>
         </w:tc>
@@ -5394,18 +5098,8 @@
             <w:shd w:fill="F4F8FB" w:val="clear"/>
           </w:tcPr>
           <w:p>
-            <w:pPr>
-              <w:pStyle w:val="Compact"/>
-              <w:spacing w:before="0" w:after="0" w:line="288" w:lineRule="auto"/>
-              <w:jc w:val="left"/>
-            </w:pPr>
-            <w:r>
-              <w:rPr>
-                <w:rFonts w:hint="eastAsia" w:ascii="Calibri" w:hAnsi="Calibri" w:eastAsia="Songti SC"/>
-                <w:color w:val="1F2933"/>
-                <w:sz w:val="19"/>
-              </w:rPr>
-              <w:t xml:space="preserve">，建议写现场识别信息</w:t>
+            <w:r>
+              <w:t>选填，建议写现场识别信息</w:t>
             </w:r>
           </w:p>
         </w:tc>
@@ -6832,6 +6526,42 @@
             <w:shd w:fill="FFFFFF" w:val="clear"/>
           </w:tcPr>
           <w:p>
+            <w:r>
+              <w:t>测试料不知道备注写什么</w:t>
+            </w:r>
+          </w:p>
+        </w:tc>
+        <w:tc>
+          <w:tcPr>
+            <w:vAlign w:val="center"/>
+            <w:tcBorders>
+              <w:top w:val="single" w:sz="6" w:space="0" w:color="D7E2EA"/>
+              <w:left w:val="single" w:sz="6" w:space="0" w:color="D7E2EA"/>
+              <w:bottom w:val="single" w:sz="6" w:space="0" w:color="D7E2EA"/>
+              <w:right w:val="single" w:sz="6" w:space="0" w:color="D7E2EA"/>
+            </w:tcBorders>
+            <w:shd w:fill="FFFFFF" w:val="clear"/>
+          </w:tcPr>
+          <w:p>
+            <w:r>
+              <w:t>备注是帮助现场识别的补充信息。能写就写，例如送样来源、颜色、用途；不知道可以留空，但原厂型号必须填。</w:t>
+            </w:r>
+          </w:p>
+        </w:tc>
+      </w:tr>
+      <w:tr>
+        <w:tc>
+          <w:tcPr>
+            <w:vAlign w:val="center"/>
+            <w:tcBorders>
+              <w:top w:val="single" w:sz="6" w:space="0" w:color="D7E2EA"/>
+              <w:left w:val="single" w:sz="6" w:space="0" w:color="D7E2EA"/>
+              <w:bottom w:val="single" w:sz="6" w:space="0" w:color="D7E2EA"/>
+              <w:right w:val="single" w:sz="6" w:space="0" w:color="D7E2EA"/>
+            </w:tcBorders>
+            <w:shd w:fill="F4F8FB" w:val="clear"/>
+          </w:tcPr>
+          <w:p>
             <w:pPr>
               <w:pStyle w:val="Compact"/>
               <w:spacing w:before="0" w:after="0" w:line="288" w:lineRule="auto"/>
@@ -6843,23 +6573,7 @@
                 <w:color w:val="1F2933"/>
                 <w:sz w:val="19"/>
               </w:rPr>
-              <w:t xml:space="preserve">测试料不知道备注写什么</w:t>
-            </w:r>
-            <w:r>
-              <w:rPr>
-                <w:rFonts w:ascii="Calibri" w:hAnsi="Calibri" w:eastAsia="Songti SC"/>
-                <w:color w:val="1F2933"/>
-                <w:sz w:val="19"/>
-              </w:rPr>
-              <w:t xml:space="preserve"> </w:t>
-            </w:r>
-            <w:r>
-              <w:rPr>
-                <w:rFonts w:hint="eastAsia" w:ascii="Calibri" w:hAnsi="Calibri" w:eastAsia="Songti SC"/>
-                <w:color w:val="1F2933"/>
-                <w:sz w:val="19"/>
-              </w:rPr>
-              <w:t xml:space="preserve">备注</w:t>
+              <w:t xml:space="preserve">标签破损怎么办</w:t>
             </w:r>
           </w:p>
         </w:tc>
@@ -6872,7 +6586,7 @@
               <w:bottom w:val="single" w:sz="6" w:space="0" w:color="D7E2EA"/>
               <w:right w:val="single" w:sz="6" w:space="0" w:color="D7E2EA"/>
             </w:tcBorders>
-            <w:shd w:fill="FFFFFF" w:val="clear"/>
+            <w:shd w:fill="F4F8FB" w:val="clear"/>
           </w:tcPr>
           <w:p>
             <w:pPr>
@@ -6886,7 +6600,7 @@
                 <w:color w:val="1F2933"/>
                 <w:sz w:val="19"/>
               </w:rPr>
-              <w:t xml:space="preserve">是帮助现场识别的补充信息。能写就写，例如送样来源、颜色、用途；不知道可以留空，但原厂型号必须填。</w:t>
+              <w:t xml:space="preserve">进入”标签打印”里的”补打已入库标签”，按原标签编号补打，贴回同一实物。</w:t>
             </w:r>
           </w:p>
         </w:tc>
@@ -6901,7 +6615,7 @@
               <w:bottom w:val="single" w:sz="6" w:space="0" w:color="D7E2EA"/>
               <w:right w:val="single" w:sz="6" w:space="0" w:color="D7E2EA"/>
             </w:tcBorders>
-            <w:shd w:fill="F4F8FB" w:val="clear"/>
+            <w:shd w:fill="FFFFFF" w:val="clear"/>
           </w:tcPr>
           <w:p>
             <w:pPr>
@@ -6915,7 +6629,7 @@
                 <w:color w:val="1F2933"/>
                 <w:sz w:val="19"/>
               </w:rPr>
-              <w:t xml:space="preserve">标签破损怎么办</w:t>
+              <w:t xml:space="preserve">预生成标签打错了怎么办</w:t>
             </w:r>
           </w:p>
         </w:tc>
@@ -6928,7 +6642,7 @@
               <w:bottom w:val="single" w:sz="6" w:space="0" w:color="D7E2EA"/>
               <w:right w:val="single" w:sz="6" w:space="0" w:color="D7E2EA"/>
             </w:tcBorders>
-            <w:shd w:fill="F4F8FB" w:val="clear"/>
+            <w:shd w:fill="FFFFFF" w:val="clear"/>
           </w:tcPr>
           <w:p>
             <w:pPr>
@@ -6942,7 +6656,7 @@
                 <w:color w:val="1F2933"/>
                 <w:sz w:val="19"/>
               </w:rPr>
-              <w:t xml:space="preserve">进入”标签打印”里的”补打已入库标签”，按原标签编号补打，贴回同一实物。</w:t>
+              <w:t xml:space="preserve">如果还没入库，可作废本批未入库标签，然后重新生成。作废编号不会再复用。</w:t>
             </w:r>
           </w:p>
         </w:tc>
@@ -6957,7 +6671,7 @@
               <w:bottom w:val="single" w:sz="6" w:space="0" w:color="D7E2EA"/>
               <w:right w:val="single" w:sz="6" w:space="0" w:color="D7E2EA"/>
             </w:tcBorders>
-            <w:shd w:fill="FFFFFF" w:val="clear"/>
+            <w:shd w:fill="F4F8FB" w:val="clear"/>
           </w:tcPr>
           <w:p>
             <w:pPr>
@@ -6971,10 +6685,29 @@
                 <w:color w:val="1F2933"/>
                 <w:sz w:val="19"/>
               </w:rPr>
-              <w:t xml:space="preserve">预生成标签打错了怎么办</w:t>
-            </w:r>
-          </w:p>
-        </w:tc>
+              <w:t xml:space="preserve">二维码内容和标签编号为什么一样</w:t>
+            </w:r>
+          </w:p>
+        </w:tc>
+        <w:tc>
+          <w:tcPr>
+            <w:vAlign w:val="center"/>
+            <w:tcBorders>
+              <w:top w:val="single" w:sz="6" w:space="0" w:color="D7E2EA"/>
+              <w:left w:val="single" w:sz="6" w:space="0" w:color="D7E2EA"/>
+              <w:bottom w:val="single" w:sz="6" w:space="0" w:color="D7E2EA"/>
+              <w:right w:val="single" w:sz="6" w:space="0" w:color="D7E2EA"/>
+            </w:tcBorders>
+            <w:shd w:fill="F4F8FB" w:val="clear"/>
+          </w:tcPr>
+          <w:p>
+            <w:r>
+              <w:t>标签编号是系统和人眼识别用的唯一编号；二维码内容是 BarTender 二维码对象读取的字段。当前默认相同，现场直接把二维码对象绑定到”二维码内容”即可，不需要手工修改。供应商和备注保存在系统中用于追溯，不作为常规标签打印字段。</w:t>
+            </w:r>
+          </w:p>
+        </w:tc>
+      </w:tr>
+      <w:tr>
         <w:tc>
           <w:tcPr>
             <w:vAlign w:val="center"/>
@@ -6998,12 +6731,42 @@
                 <w:color w:val="1F2933"/>
                 <w:sz w:val="19"/>
               </w:rPr>
-              <w:t xml:space="preserve">如果还没入库，可作废本批未入库标签，然后重新生成。作废编号不会再复用。</w:t>
-            </w:r>
-          </w:p>
-        </w:tc>
-      </w:tr>
-      <w:tr>
+              <w:t xml:space="preserve">生成后把数量从</w:t>
+            </w:r>
+            <w:r>
+              <w:rPr>
+                <w:rFonts w:ascii="Calibri" w:hAnsi="Calibri" w:eastAsia="Songti SC"/>
+                <w:color w:val="1F2933"/>
+                <w:sz w:val="19"/>
+              </w:rPr>
+              <w:t xml:space="preserve"> 8 </w:t>
+            </w:r>
+            <w:r>
+              <w:rPr>
+                <w:rFonts w:hint="eastAsia" w:ascii="Calibri" w:hAnsi="Calibri" w:eastAsia="Songti SC"/>
+                <w:color w:val="1F2933"/>
+                <w:sz w:val="19"/>
+              </w:rPr>
+              <w:t xml:space="preserve">改成</w:t>
+            </w:r>
+            <w:r>
+              <w:rPr>
+                <w:rFonts w:ascii="Calibri" w:hAnsi="Calibri" w:eastAsia="Songti SC"/>
+                <w:color w:val="1F2933"/>
+                <w:sz w:val="19"/>
+              </w:rPr>
+              <w:t xml:space="preserve"> 12 </w:t>
+            </w:r>
+            <w:r>
+              <w:rPr>
+                <w:rFonts w:hint="eastAsia" w:ascii="Calibri" w:hAnsi="Calibri" w:eastAsia="Songti SC"/>
+                <w:color w:val="1F2933"/>
+                <w:sz w:val="19"/>
+              </w:rPr>
+              <w:t xml:space="preserve">怎么选</w:t>
+            </w:r>
+          </w:p>
+        </w:tc>
         <w:tc>
           <w:tcPr>
             <w:vAlign w:val="center"/>
@@ -7013,7 +6776,7 @@
               <w:bottom w:val="single" w:sz="6" w:space="0" w:color="D7E2EA"/>
               <w:right w:val="single" w:sz="6" w:space="0" w:color="D7E2EA"/>
             </w:tcBorders>
-            <w:shd w:fill="F4F8FB" w:val="clear"/>
+            <w:shd w:fill="FFFFFF" w:val="clear"/>
           </w:tcPr>
           <w:p>
             <w:pPr>
@@ -7027,10 +6790,132 @@
                 <w:color w:val="1F2933"/>
                 <w:sz w:val="19"/>
               </w:rPr>
-              <w:t xml:space="preserve">二维码内容和标签编号为什么一样</w:t>
-            </w:r>
-          </w:p>
-        </w:tc>
+              <w:t xml:space="preserve">如果</w:t>
+            </w:r>
+            <w:r>
+              <w:rPr>
+                <w:rFonts w:ascii="Calibri" w:hAnsi="Calibri" w:eastAsia="Songti SC"/>
+                <w:color w:val="1F2933"/>
+                <w:sz w:val="19"/>
+              </w:rPr>
+              <w:t xml:space="preserve"> 8 </w:t>
+            </w:r>
+            <w:r>
+              <w:rPr>
+                <w:rFonts w:hint="eastAsia" w:ascii="Calibri" w:hAnsi="Calibri" w:eastAsia="Songti SC"/>
+                <w:color w:val="1F2933"/>
+                <w:sz w:val="19"/>
+              </w:rPr>
+              <w:t xml:space="preserve">是填错了，选择作废原批并重新生成</w:t>
+            </w:r>
+            <w:r>
+              <w:rPr>
+                <w:rFonts w:ascii="Calibri" w:hAnsi="Calibri" w:eastAsia="Songti SC"/>
+                <w:color w:val="1F2933"/>
+                <w:sz w:val="19"/>
+              </w:rPr>
+              <w:t xml:space="preserve"> 12 </w:t>
+            </w:r>
+            <w:r>
+              <w:rPr>
+                <w:rFonts w:hint="eastAsia" w:ascii="Calibri" w:hAnsi="Calibri" w:eastAsia="Songti SC"/>
+                <w:color w:val="1F2933"/>
+                <w:sz w:val="19"/>
+              </w:rPr>
+              <w:t xml:space="preserve">个；如果原批</w:t>
+            </w:r>
+            <w:r>
+              <w:rPr>
+                <w:rFonts w:ascii="Calibri" w:hAnsi="Calibri" w:eastAsia="Songti SC"/>
+                <w:color w:val="1F2933"/>
+                <w:sz w:val="19"/>
+              </w:rPr>
+              <w:t xml:space="preserve"> 8 </w:t>
+            </w:r>
+            <w:r>
+              <w:rPr>
+                <w:rFonts w:hint="eastAsia" w:ascii="Calibri" w:hAnsi="Calibri" w:eastAsia="Songti SC"/>
+                <w:color w:val="1F2933"/>
+                <w:sz w:val="19"/>
+              </w:rPr>
+              <w:t xml:space="preserve">个还要、另外再要</w:t>
+            </w:r>
+            <w:r>
+              <w:rPr>
+                <w:rFonts w:ascii="Calibri" w:hAnsi="Calibri" w:eastAsia="Songti SC"/>
+                <w:color w:val="1F2933"/>
+                <w:sz w:val="19"/>
+              </w:rPr>
+              <w:t xml:space="preserve"> 12 </w:t>
+            </w:r>
+            <w:r>
+              <w:rPr>
+                <w:rFonts w:hint="eastAsia" w:ascii="Calibri" w:hAnsi="Calibri" w:eastAsia="Songti SC"/>
+                <w:color w:val="1F2933"/>
+                <w:sz w:val="19"/>
+              </w:rPr>
+              <w:t xml:space="preserve">个，选择追加；如果目标总数是</w:t>
+            </w:r>
+            <w:r>
+              <w:rPr>
+                <w:rFonts w:ascii="Calibri" w:hAnsi="Calibri" w:eastAsia="Songti SC"/>
+                <w:color w:val="1F2933"/>
+                <w:sz w:val="19"/>
+              </w:rPr>
+              <w:t xml:space="preserve"> 12</w:t>
+            </w:r>
+            <w:r>
+              <w:rPr>
+                <w:rFonts w:ascii="Calibri" w:hAnsi="Calibri" w:eastAsia="Songti SC"/>
+                <w:color w:val="1F2933"/>
+                <w:sz w:val="19"/>
+              </w:rPr>
+              <w:t xml:space="preserve"> </w:t>
+            </w:r>
+            <w:r>
+              <w:rPr>
+                <w:rFonts w:hint="eastAsia" w:ascii="Calibri" w:hAnsi="Calibri" w:eastAsia="Songti SC"/>
+                <w:color w:val="1F2933"/>
+                <w:sz w:val="19"/>
+              </w:rPr>
+              <w:t xml:space="preserve">个，选择总数改为</w:t>
+            </w:r>
+            <w:r>
+              <w:rPr>
+                <w:rFonts w:ascii="Calibri" w:hAnsi="Calibri" w:eastAsia="Songti SC"/>
+                <w:color w:val="1F2933"/>
+                <w:sz w:val="19"/>
+              </w:rPr>
+              <w:t xml:space="preserve"> </w:t>
+            </w:r>
+            <w:r>
+              <w:rPr>
+                <w:rFonts w:hint="eastAsia" w:ascii="Calibri" w:hAnsi="Calibri" w:eastAsia="Songti SC"/>
+                <w:color w:val="1F2933"/>
+                <w:sz w:val="19"/>
+              </w:rPr>
+              <w:t xml:space="preserve">12，系统只新增差额</w:t>
+            </w:r>
+            <w:r>
+              <w:rPr>
+                <w:rFonts w:ascii="Calibri" w:hAnsi="Calibri" w:eastAsia="Songti SC"/>
+                <w:color w:val="1F2933"/>
+                <w:sz w:val="19"/>
+              </w:rPr>
+              <w:t xml:space="preserve"> 4 </w:t>
+            </w:r>
+            <w:r>
+              <w:rPr>
+                <w:rFonts w:hint="eastAsia" w:ascii="Calibri" w:hAnsi="Calibri" w:eastAsia="Songti SC"/>
+                <w:color w:val="1F2933"/>
+                <w:sz w:val="19"/>
+              </w:rPr>
+              <w:t xml:space="preserve">个。</w:t>
+            </w:r>
+          </w:p>
+        </w:tc>
+      </w:tr>
+      <w:tr>
         <w:tc>
           <w:tcPr>
             <w:vAlign w:val="center"/>
@@ -7054,7 +6939,7 @@
                 <w:color w:val="1F2933"/>
                 <w:sz w:val="19"/>
               </w:rPr>
-              <w:t xml:space="preserve">标签编号是系统和人眼识别用的唯一编号；二维码内容是</w:t>
+              <w:t xml:space="preserve">生成了标签但</w:t>
             </w:r>
             <w:r>
               <w:rPr>
@@ -7062,15 +6947,7 @@
                 <w:color w:val="1F2933"/>
                 <w:sz w:val="19"/>
               </w:rPr>
-              <w:t xml:space="preserve"> BarTender</w:t>
-            </w:r>
-            <w:r>
-              <w:rPr>
-                <w:rFonts w:ascii="Calibri" w:hAnsi="Calibri" w:eastAsia="Songti SC"/>
-                <w:color w:val="1F2933"/>
-                <w:sz w:val="19"/>
-              </w:rPr>
-              <w:t xml:space="preserve"> </w:t>
+              <w:t xml:space="preserve"> Excel </w:t>
             </w:r>
             <w:r>
               <w:rPr>
@@ -7078,12 +6955,10 @@
                 <w:color w:val="1F2933"/>
                 <w:sz w:val="19"/>
               </w:rPr>
-              <w:t xml:space="preserve">二维码对象读取的字段。当前默认相同，现场直接把二维码对象绑定到”二维码内容”即可，不需要手工修改。</w:t>
-            </w:r>
-          </w:p>
-        </w:tc>
-      </w:tr>
-      <w:tr>
+              <w:t xml:space="preserve">没打开怎么办</w:t>
+            </w:r>
+          </w:p>
+        </w:tc>
         <w:tc>
           <w:tcPr>
             <w:vAlign w:val="center"/>
@@ -7093,7 +6968,7 @@
               <w:bottom w:val="single" w:sz="6" w:space="0" w:color="D7E2EA"/>
               <w:right w:val="single" w:sz="6" w:space="0" w:color="D7E2EA"/>
             </w:tcBorders>
-            <w:shd w:fill="FFFFFF" w:val="clear"/>
+            <w:shd w:fill="F4F8FB" w:val="clear"/>
           </w:tcPr>
           <w:p>
             <w:pPr>
@@ -7107,257 +6982,6 @@
                 <w:color w:val="1F2933"/>
                 <w:sz w:val="19"/>
               </w:rPr>
-              <w:t xml:space="preserve">生成后把数量从</w:t>
-            </w:r>
-            <w:r>
-              <w:rPr>
-                <w:rFonts w:ascii="Calibri" w:hAnsi="Calibri" w:eastAsia="Songti SC"/>
-                <w:color w:val="1F2933"/>
-                <w:sz w:val="19"/>
-              </w:rPr>
-              <w:t xml:space="preserve"> 8 </w:t>
-            </w:r>
-            <w:r>
-              <w:rPr>
-                <w:rFonts w:hint="eastAsia" w:ascii="Calibri" w:hAnsi="Calibri" w:eastAsia="Songti SC"/>
-                <w:color w:val="1F2933"/>
-                <w:sz w:val="19"/>
-              </w:rPr>
-              <w:t xml:space="preserve">改成</w:t>
-            </w:r>
-            <w:r>
-              <w:rPr>
-                <w:rFonts w:ascii="Calibri" w:hAnsi="Calibri" w:eastAsia="Songti SC"/>
-                <w:color w:val="1F2933"/>
-                <w:sz w:val="19"/>
-              </w:rPr>
-              <w:t xml:space="preserve"> 12 </w:t>
-            </w:r>
-            <w:r>
-              <w:rPr>
-                <w:rFonts w:hint="eastAsia" w:ascii="Calibri" w:hAnsi="Calibri" w:eastAsia="Songti SC"/>
-                <w:color w:val="1F2933"/>
-                <w:sz w:val="19"/>
-              </w:rPr>
-              <w:t xml:space="preserve">怎么选</w:t>
-            </w:r>
-          </w:p>
-        </w:tc>
-        <w:tc>
-          <w:tcPr>
-            <w:vAlign w:val="center"/>
-            <w:tcBorders>
-              <w:top w:val="single" w:sz="6" w:space="0" w:color="D7E2EA"/>
-              <w:left w:val="single" w:sz="6" w:space="0" w:color="D7E2EA"/>
-              <w:bottom w:val="single" w:sz="6" w:space="0" w:color="D7E2EA"/>
-              <w:right w:val="single" w:sz="6" w:space="0" w:color="D7E2EA"/>
-            </w:tcBorders>
-            <w:shd w:fill="FFFFFF" w:val="clear"/>
-          </w:tcPr>
-          <w:p>
-            <w:pPr>
-              <w:pStyle w:val="Compact"/>
-              <w:spacing w:before="0" w:after="0" w:line="288" w:lineRule="auto"/>
-              <w:jc w:val="left"/>
-            </w:pPr>
-            <w:r>
-              <w:rPr>
-                <w:rFonts w:hint="eastAsia" w:ascii="Calibri" w:hAnsi="Calibri" w:eastAsia="Songti SC"/>
-                <w:color w:val="1F2933"/>
-                <w:sz w:val="19"/>
-              </w:rPr>
-              <w:t xml:space="preserve">如果</w:t>
-            </w:r>
-            <w:r>
-              <w:rPr>
-                <w:rFonts w:ascii="Calibri" w:hAnsi="Calibri" w:eastAsia="Songti SC"/>
-                <w:color w:val="1F2933"/>
-                <w:sz w:val="19"/>
-              </w:rPr>
-              <w:t xml:space="preserve"> 8 </w:t>
-            </w:r>
-            <w:r>
-              <w:rPr>
-                <w:rFonts w:hint="eastAsia" w:ascii="Calibri" w:hAnsi="Calibri" w:eastAsia="Songti SC"/>
-                <w:color w:val="1F2933"/>
-                <w:sz w:val="19"/>
-              </w:rPr>
-              <w:t xml:space="preserve">是填错了，选择作废原批并重新生成</w:t>
-            </w:r>
-            <w:r>
-              <w:rPr>
-                <w:rFonts w:ascii="Calibri" w:hAnsi="Calibri" w:eastAsia="Songti SC"/>
-                <w:color w:val="1F2933"/>
-                <w:sz w:val="19"/>
-              </w:rPr>
-              <w:t xml:space="preserve"> 12 </w:t>
-            </w:r>
-            <w:r>
-              <w:rPr>
-                <w:rFonts w:hint="eastAsia" w:ascii="Calibri" w:hAnsi="Calibri" w:eastAsia="Songti SC"/>
-                <w:color w:val="1F2933"/>
-                <w:sz w:val="19"/>
-              </w:rPr>
-              <w:t xml:space="preserve">个；如果原批</w:t>
-            </w:r>
-            <w:r>
-              <w:rPr>
-                <w:rFonts w:ascii="Calibri" w:hAnsi="Calibri" w:eastAsia="Songti SC"/>
-                <w:color w:val="1F2933"/>
-                <w:sz w:val="19"/>
-              </w:rPr>
-              <w:t xml:space="preserve"> 8 </w:t>
-            </w:r>
-            <w:r>
-              <w:rPr>
-                <w:rFonts w:hint="eastAsia" w:ascii="Calibri" w:hAnsi="Calibri" w:eastAsia="Songti SC"/>
-                <w:color w:val="1F2933"/>
-                <w:sz w:val="19"/>
-              </w:rPr>
-              <w:t xml:space="preserve">个还要、另外再要</w:t>
-            </w:r>
-            <w:r>
-              <w:rPr>
-                <w:rFonts w:ascii="Calibri" w:hAnsi="Calibri" w:eastAsia="Songti SC"/>
-                <w:color w:val="1F2933"/>
-                <w:sz w:val="19"/>
-              </w:rPr>
-              <w:t xml:space="preserve"> 12 </w:t>
-            </w:r>
-            <w:r>
-              <w:rPr>
-                <w:rFonts w:hint="eastAsia" w:ascii="Calibri" w:hAnsi="Calibri" w:eastAsia="Songti SC"/>
-                <w:color w:val="1F2933"/>
-                <w:sz w:val="19"/>
-              </w:rPr>
-              <w:t xml:space="preserve">个，选择追加；如果目标总数是</w:t>
-            </w:r>
-            <w:r>
-              <w:rPr>
-                <w:rFonts w:ascii="Calibri" w:hAnsi="Calibri" w:eastAsia="Songti SC"/>
-                <w:color w:val="1F2933"/>
-                <w:sz w:val="19"/>
-              </w:rPr>
-              <w:t xml:space="preserve"> 12</w:t>
-            </w:r>
-            <w:r>
-              <w:rPr>
-                <w:rFonts w:ascii="Calibri" w:hAnsi="Calibri" w:eastAsia="Songti SC"/>
-                <w:color w:val="1F2933"/>
-                <w:sz w:val="19"/>
-              </w:rPr>
-              <w:t xml:space="preserve"> </w:t>
-            </w:r>
-            <w:r>
-              <w:rPr>
-                <w:rFonts w:hint="eastAsia" w:ascii="Calibri" w:hAnsi="Calibri" w:eastAsia="Songti SC"/>
-                <w:color w:val="1F2933"/>
-                <w:sz w:val="19"/>
-              </w:rPr>
-              <w:t xml:space="preserve">个，选择总数改为</w:t>
-            </w:r>
-            <w:r>
-              <w:rPr>
-                <w:rFonts w:ascii="Calibri" w:hAnsi="Calibri" w:eastAsia="Songti SC"/>
-                <w:color w:val="1F2933"/>
-                <w:sz w:val="19"/>
-              </w:rPr>
-              <w:t xml:space="preserve"> </w:t>
-            </w:r>
-            <w:r>
-              <w:rPr>
-                <w:rFonts w:hint="eastAsia" w:ascii="Calibri" w:hAnsi="Calibri" w:eastAsia="Songti SC"/>
-                <w:color w:val="1F2933"/>
-                <w:sz w:val="19"/>
-              </w:rPr>
-              <w:t xml:space="preserve">12，系统只新增差额</w:t>
-            </w:r>
-            <w:r>
-              <w:rPr>
-                <w:rFonts w:ascii="Calibri" w:hAnsi="Calibri" w:eastAsia="Songti SC"/>
-                <w:color w:val="1F2933"/>
-                <w:sz w:val="19"/>
-              </w:rPr>
-              <w:t xml:space="preserve"> 4 </w:t>
-            </w:r>
-            <w:r>
-              <w:rPr>
-                <w:rFonts w:hint="eastAsia" w:ascii="Calibri" w:hAnsi="Calibri" w:eastAsia="Songti SC"/>
-                <w:color w:val="1F2933"/>
-                <w:sz w:val="19"/>
-              </w:rPr>
-              <w:t xml:space="preserve">个。</w:t>
-            </w:r>
-          </w:p>
-        </w:tc>
-      </w:tr>
-      <w:tr>
-        <w:tc>
-          <w:tcPr>
-            <w:vAlign w:val="center"/>
-            <w:tcBorders>
-              <w:top w:val="single" w:sz="6" w:space="0" w:color="D7E2EA"/>
-              <w:left w:val="single" w:sz="6" w:space="0" w:color="D7E2EA"/>
-              <w:bottom w:val="single" w:sz="6" w:space="0" w:color="D7E2EA"/>
-              <w:right w:val="single" w:sz="6" w:space="0" w:color="D7E2EA"/>
-            </w:tcBorders>
-            <w:shd w:fill="F4F8FB" w:val="clear"/>
-          </w:tcPr>
-          <w:p>
-            <w:pPr>
-              <w:pStyle w:val="Compact"/>
-              <w:spacing w:before="0" w:after="0" w:line="288" w:lineRule="auto"/>
-              <w:jc w:val="left"/>
-            </w:pPr>
-            <w:r>
-              <w:rPr>
-                <w:rFonts w:hint="eastAsia" w:ascii="Calibri" w:hAnsi="Calibri" w:eastAsia="Songti SC"/>
-                <w:color w:val="1F2933"/>
-                <w:sz w:val="19"/>
-              </w:rPr>
-              <w:t xml:space="preserve">生成了标签但</w:t>
-            </w:r>
-            <w:r>
-              <w:rPr>
-                <w:rFonts w:ascii="Calibri" w:hAnsi="Calibri" w:eastAsia="Songti SC"/>
-                <w:color w:val="1F2933"/>
-                <w:sz w:val="19"/>
-              </w:rPr>
-              <w:t xml:space="preserve"> Excel </w:t>
-            </w:r>
-            <w:r>
-              <w:rPr>
-                <w:rFonts w:hint="eastAsia" w:ascii="Calibri" w:hAnsi="Calibri" w:eastAsia="Songti SC"/>
-                <w:color w:val="1F2933"/>
-                <w:sz w:val="19"/>
-              </w:rPr>
-              <w:t xml:space="preserve">没打开怎么办</w:t>
-            </w:r>
-          </w:p>
-        </w:tc>
-        <w:tc>
-          <w:tcPr>
-            <w:vAlign w:val="center"/>
-            <w:tcBorders>
-              <w:top w:val="single" w:sz="6" w:space="0" w:color="D7E2EA"/>
-              <w:left w:val="single" w:sz="6" w:space="0" w:color="D7E2EA"/>
-              <w:bottom w:val="single" w:sz="6" w:space="0" w:color="D7E2EA"/>
-              <w:right w:val="single" w:sz="6" w:space="0" w:color="D7E2EA"/>
-            </w:tcBorders>
-            <w:shd w:fill="F4F8FB" w:val="clear"/>
-          </w:tcPr>
-          <w:p>
-            <w:pPr>
-              <w:pStyle w:val="Compact"/>
-              <w:spacing w:before="0" w:after="0" w:line="288" w:lineRule="auto"/>
-              <w:jc w:val="left"/>
-            </w:pPr>
-            <w:r>
-              <w:rPr>
-                <w:rFonts w:hint="eastAsia" w:ascii="Calibri" w:hAnsi="Calibri" w:eastAsia="Songti SC"/>
-                <w:color w:val="1F2933"/>
-                <w:sz w:val="19"/>
-              </w:rPr>
               <w:t xml:space="preserve">先不要重新编号码。在当前批次点击”重新导出本批</w:t>
             </w:r>
             <w:r>
@@ -7414,53 +7038,7 @@
         <w:jc w:val="left"/>
       </w:pPr>
       <w:r>
-        <w:rPr>
-          <w:rFonts w:hint="eastAsia" w:ascii="Calibri" w:hAnsi="Calibri" w:eastAsia="Songti SC"/>
-          <w:sz w:val="21"/>
-        </w:rPr>
-        <w:t xml:space="preserve">优先使用”预生成打印标签</w:t>
-      </w:r>
-      <w:r>
-        <w:rPr>
-          <w:rFonts w:ascii="Calibri" w:hAnsi="Calibri" w:eastAsia="Songti SC"/>
-          <w:sz w:val="21"/>
-        </w:rPr>
-        <w:t xml:space="preserve"> → BarTender </w:t>
-      </w:r>
-      <w:r>
-        <w:rPr>
-          <w:rFonts w:hint="eastAsia" w:ascii="Calibri" w:hAnsi="Calibri" w:eastAsia="Songti SC"/>
-          <w:sz w:val="21"/>
-        </w:rPr>
-        <w:t xml:space="preserve">打印</w:t>
-      </w:r>
-      <w:r>
-        <w:rPr>
-          <w:rFonts w:ascii="Calibri" w:hAnsi="Calibri" w:eastAsia="Songti SC"/>
-          <w:sz w:val="21"/>
-        </w:rPr>
-        <w:t xml:space="preserve"> → </w:t>
-      </w:r>
-      <w:r>
-        <w:rPr>
-          <w:rFonts w:hint="eastAsia" w:ascii="Calibri" w:hAnsi="Calibri" w:eastAsia="Songti SC"/>
-          <w:sz w:val="21"/>
-        </w:rPr>
-        <w:t xml:space="preserve">贴标</w:t>
-      </w:r>
-      <w:r>
-        <w:rPr>
-          <w:rFonts w:ascii="Calibri" w:hAnsi="Calibri" w:eastAsia="Songti SC"/>
-          <w:sz w:val="21"/>
-        </w:rPr>
-        <w:t xml:space="preserve"> → </w:t>
-      </w:r>
-      <w:r>
-        <w:rPr>
-          <w:rFonts w:hint="eastAsia" w:ascii="Calibri" w:hAnsi="Calibri" w:eastAsia="Songti SC"/>
-          <w:sz w:val="21"/>
-        </w:rPr>
-        <w:t xml:space="preserve">扫码入库”的流程。</w:t>
+        <w:t>优先使用”预生成打印标签 → BarTender 打印 → 贴标 → 扫码入库”的流程。化材统一使用”化材标签”，不要再区分标准瓶和小瓶模板。</w:t>
       </w:r>
     </w:p>
     <w:p>

--- a/交付文档/实验室库存管理系统使用说明书.docx
+++ b/交付文档/实验室库存管理系统使用说明书.docx
@@ -3866,16 +3866,31 @@
         <w:jc w:val="left"/>
       </w:pPr>
       <w:r>
-        <w:rPr>
-          <w:rFonts w:ascii="Calibri" w:hAnsi="Calibri" w:eastAsia="Heiti SC"/>
-        </w:rPr>
-        <w:t xml:space="preserve">4.5 </w:t>
-      </w:r>
-      <w:r>
-        <w:rPr>
-          <w:rFonts w:hint="eastAsia" w:ascii="Calibri" w:hAnsi="Calibri" w:eastAsia="Heiti SC"/>
-        </w:rPr>
-        <w:t xml:space="preserve">三类标签模板怎么选</w:t>
+        <w:t>4.5 两类标签模板和文件夹规范</w:t>
+      </w:r>
+    </w:p>
+    <w:p>
+      <w:pPr/>
+      <w:r>
+        <w:t>系统现在只保留两类标签数据：膜材信息标签和化材标签。化材不再区分标准瓶和小瓶；不同标签纸尺寸可以在 BarTender 里做不同版式文件，但数据字段仍使用同一份化材标签数据。</w:t>
+      </w:r>
+    </w:p>
+    <w:p>
+      <w:pPr/>
+      <w:r>
+        <w:t>建议打印电脑建立固定目录，例如 D:\实验室标签打印\。其中”模板”文件夹保存 BarTender 版式文件，”数据”文件夹保存当前待打印数据，”归档”文件夹用于保存历史导出备份，日常模板不要绑定归档文件。</w:t>
+      </w:r>
+    </w:p>
+    <w:p>
+      <w:pPr/>
+      <w:r>
+        <w:t>推荐模板文件命名：模板\膜材标签_100x50.btw、模板\化材标签_70x30.btw。如果以后增加其他纸张尺寸，只在模板名后追加尺寸，例如膜材标签_50x70.btw。</w:t>
+      </w:r>
+    </w:p>
+    <w:p>
+      <w:pPr/>
+      <w:r>
+        <w:t>推荐数据文件命名：数据\膜材标签.xls、数据\化材标签.xls。不要使用”当前_化材小瓶”或”当前_化材标准瓶”这类旧名称，避免操作者误解还有多套化材业务模板。</w:t>
       </w:r>
     </w:p>
     <w:tbl>
@@ -3993,18 +4008,8 @@
             <w:shd w:fill="FFFFFF" w:val="clear"/>
           </w:tcPr>
           <w:p>
-            <w:pPr>
-              <w:pStyle w:val="Compact"/>
-              <w:spacing w:before="0" w:after="0" w:line="288" w:lineRule="auto"/>
-              <w:jc w:val="left"/>
-            </w:pPr>
-            <w:r>
-              <w:rPr>
-                <w:rFonts w:hint="eastAsia" w:ascii="Calibri" w:hAnsi="Calibri" w:eastAsia="Songti SC"/>
-                <w:color w:val="1F2933"/>
-                <w:sz w:val="19"/>
-              </w:rPr>
-              <w:t xml:space="preserve">膜材信息标签</w:t>
+            <w:r>
+              <w:t>膜材信息标签</w:t>
             </w:r>
           </w:p>
         </w:tc>
@@ -4020,18 +4025,8 @@
             <w:shd w:fill="FFFFFF" w:val="clear"/>
           </w:tcPr>
           <w:p>
-            <w:pPr>
-              <w:pStyle w:val="Compact"/>
-              <w:spacing w:before="0" w:after="0" w:line="288" w:lineRule="auto"/>
-              <w:jc w:val="left"/>
-            </w:pPr>
-            <w:r>
-              <w:rPr>
-                <w:rFonts w:hint="eastAsia" w:ascii="Calibri" w:hAnsi="Calibri" w:eastAsia="Songti SC"/>
-                <w:color w:val="1F2933"/>
-                <w:sz w:val="19"/>
-              </w:rPr>
-              <w:t xml:space="preserve">膜材卷料、片材外包装</w:t>
+            <w:r>
+              <w:t>膜材卷料、片材外包装；建议 100×50 mm，空间紧张时可用 50×70 mm</w:t>
             </w:r>
           </w:p>
         </w:tc>
@@ -4047,18 +4042,8 @@
             <w:shd w:fill="FFFFFF" w:val="clear"/>
           </w:tcPr>
           <w:p>
-            <w:pPr>
-              <w:pStyle w:val="Compact"/>
-              <w:spacing w:before="0" w:after="0" w:line="288" w:lineRule="auto"/>
-              <w:jc w:val="left"/>
-            </w:pPr>
-            <w:r>
-              <w:rPr>
-                <w:rFonts w:hint="eastAsia" w:ascii="Calibri" w:hAnsi="Calibri" w:eastAsia="Songti SC"/>
-                <w:color w:val="1F2933"/>
-                <w:sz w:val="19"/>
-              </w:rPr>
-              <w:t xml:space="preserve">标签编号、二维码内容、产品代码、物料名称、子类别、原厂型号、厚度、幅宽</w:t>
+            <w:r>
+              <w:t>标签编号、二维码内容、产品代码、物料名称、子类别、原厂型号、厚度、幅宽</w:t>
             </w:r>
           </w:p>
         </w:tc>
@@ -4094,7 +4079,7 @@
           </w:tcPr>
           <w:p>
             <w:r>
-              <w:t>瓶装、桶装、袋装、小瓶或分装化材</w:t>
+              <w:t>瓶装、桶装、袋装、小瓶或分装化材；建议 70×30 mm</w:t>
             </w:r>
           </w:p>
         </w:tc>
@@ -4149,25 +4134,7 @@
         <w:jc w:val="left"/>
       </w:pPr>
       <w:r>
-        <w:rPr>
-          <w:rFonts w:hint="eastAsia" w:ascii="Calibri" w:hAnsi="Calibri" w:eastAsia="Songti SC"/>
-          <w:sz w:val="21"/>
-        </w:rPr>
-        <w:t xml:space="preserve">打开</w:t>
-      </w:r>
-      <w:r>
-        <w:rPr>
-          <w:rFonts w:ascii="Calibri" w:hAnsi="Calibri" w:eastAsia="Songti SC"/>
-          <w:sz w:val="21"/>
-        </w:rPr>
-        <w:t xml:space="preserve"> </w:t>
-      </w:r>
-      <w:r>
-        <w:rPr>
-          <w:rFonts w:hint="eastAsia" w:ascii="Calibri" w:hAnsi="Calibri" w:eastAsia="Songti SC"/>
-          <w:sz w:val="21"/>
-        </w:rPr>
-        <w:t xml:space="preserve">BarTender，选择对应的标签模板文件。</w:t>
+        <w:t>打开 BarTender，选择对应的标签模板文件，例如 模板\膜材标签_100x50.btw 或 模板\化材标签_70x30.btw。</w:t>
       </w:r>
     </w:p>
     <w:p>
@@ -4180,7 +4147,7 @@
         <w:jc w:val="left"/>
       </w:pPr>
       <w:r>
-        <w:t>在 BarTender 中连接数据源，选择系统导出的 Excel 文件。预生成标签和补打标签都使用系统导出的 Excel，不要手工建编号，也不要手工复制粘贴编号。</w:t>
+        <w:t>小程序导出的原始文件通常是 .xlsx。如果当前 BarTender 版本直接读取 .xlsx 不稳定，先用 Excel 或 WPS 打开导出的文件，另存为”Excel 97-2003 工作簿（.xls）”，并覆盖固定数据文件，例如 数据\膜材标签.xls 或 数据\化材标签.xls。</w:t>
       </w:r>
     </w:p>
     <w:p>
@@ -4193,7 +4160,13 @@
         <w:jc w:val="left"/>
       </w:pPr>
       <w:r>
-        <w:t>选择工作表时，选择系统导出的唯一工作表，例如”膜材信息标签”或”化材标签”。该 Excel 第 1 行是字段名，第 2 行开始是标签数据，不再使用旧版”BarTender数据”工作表。</w:t>
+        <w:t>在 BarTender 中连接数据源时，选择数据文件夹里的固定 .xls 文件。选择工作表时，选择系统导出的唯一工作表，例如”膜材信息标签”或”化材标签”。该文件第 1 行是字段名，第 2 行开始是标签数据，不再使用旧版”BarTender数据”工作表。</w:t>
+      </w:r>
+    </w:p>
+    <w:p>
+      <w:pPr/>
+      <w:r>
+        <w:t>如需保留历史记录，可在覆盖固定数据文件前，把小程序原始导出文件或转换后的 .xls 复制一份到”归档”文件夹，并按日期和起止标签编号命名，例如 20260702_膜材标签_L000001-L000020.xls。归档文件只用于备查，不作为日常 BarTender 模板的数据源。</w:t>
       </w:r>
     </w:p>
     <w:p>
@@ -7159,6 +7132,11 @@
       </w:r>
     </w:p>
     <w:bookmarkEnd w:id="45"/>
+    <w:p/>
+    <w:p/>
+    <w:p/>
+    <w:p/>
+    <w:p/>
     <w:sectPr>
       <w:headerReference w:type="default" r:id="rId9"/>
       <w:footerReference w:type="default" r:id="rId10"/>

--- a/交付文档/实验室库存管理系统使用说明书.docx
+++ b/交付文档/实验室库存管理系统使用说明书.docx
@@ -3884,7 +3884,7 @@
     <w:p>
       <w:pPr/>
       <w:r>
-        <w:t>推荐模板文件命名：模板\膜材标签_100x50.btw、模板\化材标签_70x30.btw。如果以后增加其他纸张尺寸，只在模板名后追加尺寸，例如膜材标签_50x70.btw。</w:t>
+        <w:t>推荐模板文件命名：模板\膜材标签_100x50.btw、模板\化材标签_90x30.btw。如果以后增加其他纸张尺寸，只在模板名后追加尺寸，例如膜材标签_50x70.btw。</w:t>
       </w:r>
     </w:p>
     <w:p>
@@ -4079,7 +4079,7 @@
           </w:tcPr>
           <w:p>
             <w:r>
-              <w:t>瓶装、桶装、袋装、小瓶或分装化材；建议 70×30 mm</w:t>
+              <w:t>瓶装、桶装、袋装、小瓶或分装化材；建议 90×30 mm</w:t>
             </w:r>
           </w:p>
         </w:tc>
@@ -4096,7 +4096,7 @@
           </w:tcPr>
           <w:p>
             <w:r>
-              <w:t>标签编号、二维码内容、产品代码、原厂型号</w:t>
+              <w:t>标签编号、二维码内容、产品代码、物料名称、原厂型号</w:t>
             </w:r>
           </w:p>
         </w:tc>
@@ -4134,7 +4134,7 @@
         <w:jc w:val="left"/>
       </w:pPr>
       <w:r>
-        <w:t>打开 BarTender，选择对应的标签模板文件，例如 模板\膜材标签_100x50.btw 或 模板\化材标签_70x30.btw。</w:t>
+        <w:t>打开 BarTender，选择对应的标签模板文件，例如 模板\膜材标签_100x50.btw 或 模板\化材标签_90x30.btw。</w:t>
       </w:r>
     </w:p>
     <w:p>

--- a/交付文档/实验室库存管理系统使用说明书.docx
+++ b/交付文档/实验室库存管理系统使用说明书.docx
@@ -35,10 +35,7 @@
         <w:jc w:val="center"/>
       </w:pPr>
       <w:r>
-        <w:rPr>
-          <w:rFonts w:hint="eastAsia" w:ascii="Calibri" w:hAnsi="Calibri" w:eastAsia="Heiti SC"/>
-        </w:rPr>
-        <w:t xml:space="preserve">更新日期：2026年7月2日</w:t>
+        <w:t>更新日期：2026年7月8日</w:t>
       </w:r>
     </w:p>
     <w:bookmarkStart w:id="9" w:name="目录"/>
@@ -1829,11 +1826,13 @@
         <w:jc w:val="left"/>
       </w:pPr>
       <w:r>
-        <w:rPr>
-          <w:rFonts w:hint="eastAsia" w:ascii="Calibri" w:hAnsi="Calibri" w:eastAsia="Songti SC"/>
-          <w:sz w:val="21"/>
-        </w:rPr>
-        <w:t xml:space="preserve">在首页顶部搜索框输入产品代码、物料名称、标签编号、批号、供应商或库位。</w:t>
+        <w:t>在首页顶部搜索框输入产品代码、物料名称、原厂型号、标签编号、批号、供应商或库位。</w:t>
+      </w:r>
+    </w:p>
+    <w:p>
+      <w:pPr/>
+      <w:r>
+        <w:t>测试料可以直接搜索原厂型号；如果搜索 J-999 或 M-999，系统会显示该测试代码下不同原厂型号的库存分组，方便继续进入批次或标签详情。</w:t>
       </w:r>
     </w:p>
     <w:p>
@@ -2386,6 +2385,12 @@
           <w:sz w:val="21"/>
         </w:rPr>
         <w:t xml:space="preserve">可按化材、膜材、预警、临期等条件查看库存。</w:t>
+      </w:r>
+    </w:p>
+    <w:p>
+      <w:pPr/>
+      <w:r>
+        <w:t>搜索框支持产品代码、物料名称、原厂型号、标签编号、批号、供应商和库位。测试料查询时，建议优先输入具体原厂型号；输入 J-999 或 M-999 时，会看到该测试代码下多个型号的库存汇总。</w:t>
       </w:r>
     </w:p>
     <w:p>
@@ -4580,11 +4585,7 @@
         <w:jc w:val="left"/>
       </w:pPr>
       <w:r>
-        <w:rPr>
-          <w:rFonts w:hint="eastAsia" w:ascii="Calibri" w:hAnsi="Calibri" w:eastAsia="Songti SC"/>
-          <w:sz w:val="21"/>
-        </w:rPr>
-        <w:t xml:space="preserve">产品代码可以统一使用测试料代码。</w:t>
+        <w:t>产品代码可以统一使用测试料代码，例如 J-999 或 M-999；这里的 999 是临时代码池，不代表所有库存是同一种料。</w:t>
       </w:r>
     </w:p>
     <w:p>
@@ -4597,11 +4598,13 @@
         <w:jc w:val="left"/>
       </w:pPr>
       <w:r>
-        <w:rPr>
-          <w:rFonts w:hint="eastAsia" w:ascii="Calibri" w:hAnsi="Calibri" w:eastAsia="Songti SC"/>
-          <w:sz w:val="21"/>
-        </w:rPr>
-        <w:t xml:space="preserve">原厂型号必须填写，用来区分不同测试样品。</w:t>
+        <w:t>原厂型号必须填写，用来区分不同测试样品；系统查询和库存汇总会按“产品代码 + 原厂型号”拆分测试料库存。</w:t>
+      </w:r>
+    </w:p>
+    <w:p>
+      <w:pPr/>
+      <w:r>
+        <w:t>日常查某个测试样品的数量和库位时，在首页或库存查询页直接搜索原厂型号；如果只搜索 J-999 或 M-999，则用于查看该测试代码下全部型号。</w:t>
       </w:r>
     </w:p>
     <w:p>

--- a/交付文档/实验室库存管理系统使用说明书.docx
+++ b/交付文档/实验室库存管理系统使用说明书.docx
@@ -2140,6 +2140,12 @@
       </w:r>
     </w:p>
     <w:p>
+      <w:pPr/>
+      <w:r>
+        <w:t>扫码批量入库单次最多提交 100 条；超过 100 条时，建议按物料、批号或库区拆分成多批提交。</w:t>
+      </w:r>
+    </w:p>
+    <w:p>
       <w:pPr>
         <w:numPr>
           <w:ilvl w:val="0"/>
@@ -5518,6 +5524,12 @@
           <w:sz w:val="21"/>
         </w:rPr>
         <w:t xml:space="preserve">库存入库模板用于批量入库，会写入实际库存记录。</w:t>
+      </w:r>
+    </w:p>
+    <w:p>
+      <w:pPr/>
+      <w:r>
+        <w:t>物料主数据导入和库存入库模板单次最多处理 100 条有效数据；超过 100 条时，请拆分 Excel 文件后分批导入。</w:t>
       </w:r>
     </w:p>
     <w:p>

--- a/交付文档/实验室库存管理系统使用说明书.docx
+++ b/交付文档/实验室库存管理系统使用说明书.docx
@@ -35,7 +35,7 @@
         <w:jc w:val="center"/>
       </w:pPr>
       <w:r>
-        <w:t>更新日期：2026年7月8日</w:t>
+        <w:t>更新日期：2026年7月9日</w:t>
       </w:r>
     </w:p>
     <w:bookmarkStart w:id="9" w:name="目录"/>
@@ -1657,6 +1657,25 @@
             <w:shd w:fill="F4F8FB" w:val="clear"/>
           </w:tcPr>
           <w:p>
+            <w:r>
+              <w:t>普通用户功能 + 审批、物料管理、库区与详细坐标管理、子类别管理、项目编码管理、审计日志</w:t>
+            </w:r>
+          </w:p>
+        </w:tc>
+      </w:tr>
+      <w:tr>
+        <w:tc>
+          <w:tcPr>
+            <w:vAlign w:val="center"/>
+            <w:tcBorders>
+              <w:top w:val="single" w:sz="6" w:space="0" w:color="D7E2EA"/>
+              <w:left w:val="single" w:sz="6" w:space="0" w:color="D7E2EA"/>
+              <w:bottom w:val="single" w:sz="6" w:space="0" w:color="D7E2EA"/>
+              <w:right w:val="single" w:sz="6" w:space="0" w:color="D7E2EA"/>
+            </w:tcBorders>
+            <w:shd w:fill="FFFFFF" w:val="clear"/>
+          </w:tcPr>
+          <w:p>
             <w:pPr>
               <w:pStyle w:val="Compact"/>
               <w:spacing w:before="0" w:after="0" w:line="288" w:lineRule="auto"/>
@@ -1668,36 +1687,10 @@
                 <w:color w:val="1F2933"/>
                 <w:sz w:val="19"/>
               </w:rPr>
-              <w:t xml:space="preserve">普通用户功能</w:t>
-            </w:r>
-            <w:r>
-              <w:rPr>
-                <w:rFonts w:ascii="Calibri" w:hAnsi="Calibri" w:eastAsia="Songti SC"/>
-                <w:color w:val="1F2933"/>
-                <w:sz w:val="19"/>
-              </w:rPr>
-              <w:t xml:space="preserve"> +</w:t>
-            </w:r>
-            <w:r>
-              <w:rPr>
-                <w:rFonts w:ascii="Calibri" w:hAnsi="Calibri" w:eastAsia="Songti SC"/>
-                <w:color w:val="1F2933"/>
-                <w:sz w:val="19"/>
-              </w:rPr>
-              <w:t xml:space="preserve"> </w:t>
-            </w:r>
-            <w:r>
-              <w:rPr>
-                <w:rFonts w:hint="eastAsia" w:ascii="Calibri" w:hAnsi="Calibri" w:eastAsia="Songti SC"/>
-                <w:color w:val="1F2933"/>
-                <w:sz w:val="19"/>
-              </w:rPr>
-              <w:t xml:space="preserve">审批、物料管理、库区管理、子类别管理、项目编码管理、审计日志</w:t>
-            </w:r>
-          </w:p>
-        </w:tc>
-      </w:tr>
-      <w:tr>
+              <w:t xml:space="preserve">超级管理员</w:t>
+            </w:r>
+          </w:p>
+        </w:tc>
         <w:tc>
           <w:tcPr>
             <w:vAlign w:val="center"/>
@@ -1721,33 +1714,6 @@
                 <w:color w:val="1F2933"/>
                 <w:sz w:val="19"/>
               </w:rPr>
-              <w:t xml:space="preserve">超级管理员</w:t>
-            </w:r>
-          </w:p>
-        </w:tc>
-        <w:tc>
-          <w:tcPr>
-            <w:vAlign w:val="center"/>
-            <w:tcBorders>
-              <w:top w:val="single" w:sz="6" w:space="0" w:color="D7E2EA"/>
-              <w:left w:val="single" w:sz="6" w:space="0" w:color="D7E2EA"/>
-              <w:bottom w:val="single" w:sz="6" w:space="0" w:color="D7E2EA"/>
-              <w:right w:val="single" w:sz="6" w:space="0" w:color="D7E2EA"/>
-            </w:tcBorders>
-            <w:shd w:fill="FFFFFF" w:val="clear"/>
-          </w:tcPr>
-          <w:p>
-            <w:pPr>
-              <w:pStyle w:val="Compact"/>
-              <w:spacing w:before="0" w:after="0" w:line="288" w:lineRule="auto"/>
-              <w:jc w:val="left"/>
-            </w:pPr>
-            <w:r>
-              <w:rPr>
-                <w:rFonts w:hint="eastAsia" w:ascii="Calibri" w:hAnsi="Calibri" w:eastAsia="Songti SC"/>
-                <w:color w:val="1F2933"/>
-                <w:sz w:val="19"/>
-              </w:rPr>
               <w:t xml:space="preserve">管理员功能</w:t>
             </w:r>
             <w:r>
@@ -2042,11 +2008,13 @@
         <w:jc w:val="left"/>
       </w:pPr>
       <w:r>
-        <w:rPr>
-          <w:rFonts w:hint="eastAsia" w:ascii="Calibri" w:hAnsi="Calibri" w:eastAsia="Songti SC"/>
-          <w:sz w:val="21"/>
-        </w:rPr>
-        <w:t xml:space="preserve">填写生产批号、数量、库区、库位详情、过期日期或长期有效。</w:t>
+        <w:t>填写生产批号、数量、库区、详细坐标、过期日期或长期有效。</w:t>
+      </w:r>
+    </w:p>
+    <w:p>
+      <w:pPr/>
+      <w:r>
+        <w:t>如果所选库区配置了详细坐标，必须从系统选项中选择，例如防爆柜01下选择 F1、F2、F3、F4 或 F5；未配置详细坐标的库区仍可按现场填写自由文本。</w:t>
       </w:r>
     </w:p>
     <w:p>
@@ -2155,11 +2123,13 @@
         <w:jc w:val="left"/>
       </w:pPr>
       <w:r>
-        <w:rPr>
-          <w:rFonts w:hint="eastAsia" w:ascii="Calibri" w:hAnsi="Calibri" w:eastAsia="Songti SC"/>
-          <w:sz w:val="21"/>
-        </w:rPr>
-        <w:t xml:space="preserve">填写默认批号、默认库区、过期日期或长期有效。</w:t>
+        <w:t>填写默认批号、默认库区、默认详细坐标、过期日期或长期有效。</w:t>
+      </w:r>
+    </w:p>
+    <w:p>
+      <w:pPr/>
+      <w:r>
+        <w:t>批量入库一次建议只处理同一库区和同一详细坐标；如果同一批物料分放在不同层位，按层位拆成多批提交。</w:t>
       </w:r>
     </w:p>
     <w:p>
@@ -5542,11 +5512,19 @@
         <w:jc w:val="left"/>
       </w:pPr>
       <w:r>
-        <w:rPr>
-          <w:rFonts w:hint="eastAsia" w:ascii="Calibri" w:hAnsi="Calibri" w:eastAsia="Songti SC"/>
-          <w:sz w:val="21"/>
-        </w:rPr>
-        <w:t xml:space="preserve">导入前先下载最新模板，避免库区、子类别或字段说明过期。</w:t>
+        <w:t>导入前先下载最新模板，避免库区、详细坐标、子类别或字段说明过期。</w:t>
+      </w:r>
+    </w:p>
+    <w:p>
+      <w:pPr/>
+      <w:r>
+        <w:t>库存入库模板中的“详细坐标*”为必填列。导出最新模板后，防爆柜会提供 F1 至 F5 下拉选项；如果库区没有配置详细坐标，可按现场坐标填写自由文本。</w:t>
+      </w:r>
+    </w:p>
+    <w:p>
+      <w:pPr/>
+      <w:r>
+        <w:t>模板导入时，系统会校验“存储区域*”和“详细坐标*”是否匹配。防爆柜等已配置详细坐标的库区，不能填写系统外的层位名称。</w:t>
       </w:r>
     </w:p>
     <w:p>
@@ -5590,16 +5568,7 @@
         <w:jc w:val="left"/>
       </w:pPr>
       <w:r>
-        <w:rPr>
-          <w:rFonts w:ascii="Calibri" w:hAnsi="Calibri" w:eastAsia="Heiti SC"/>
-        </w:rPr>
-        <w:t xml:space="preserve">6.4 </w:t>
-      </w:r>
-      <w:r>
-        <w:rPr>
-          <w:rFonts w:hint="eastAsia" w:ascii="Calibri" w:hAnsi="Calibri" w:eastAsia="Heiti SC"/>
-        </w:rPr>
-        <w:t xml:space="preserve">库区和子类别</w:t>
+        <w:t>6.4 库区、详细坐标和子类别</w:t>
       </w:r>
     </w:p>
     <w:p>
@@ -5612,11 +5581,7 @@
         <w:jc w:val="left"/>
       </w:pPr>
       <w:r>
-        <w:rPr>
-          <w:rFonts w:hint="eastAsia" w:ascii="Calibri" w:hAnsi="Calibri" w:eastAsia="Songti SC"/>
-          <w:sz w:val="21"/>
-        </w:rPr>
-        <w:t xml:space="preserve">管理员可维护化材库区、膜材库区和共享库区。</w:t>
+        <w:t>管理员可维护化材库区、膜材库区和共享库区，也可以在具体库区下维护详细坐标。</w:t>
       </w:r>
     </w:p>
     <w:p>
@@ -5629,11 +5594,7 @@
         <w:jc w:val="left"/>
       </w:pPr>
       <w:r>
-        <w:rPr>
-          <w:rFonts w:hint="eastAsia" w:ascii="Calibri" w:hAnsi="Calibri" w:eastAsia="Songti SC"/>
-          <w:sz w:val="21"/>
-        </w:rPr>
-        <w:t xml:space="preserve">当前默认化材库区为防爆柜01到防爆柜07。</w:t>
+        <w:t>当前默认化材库区为防爆柜01到防爆柜07；每个防爆柜默认提供 F1 至 F5 五个详细坐标。建议按 F1 为上层、F5 为下层理解，并在现场标签或柜体标识中保持一致。</w:t>
       </w:r>
     </w:p>
     <w:p>
@@ -5663,11 +5624,19 @@
         <w:jc w:val="left"/>
       </w:pPr>
       <w:r>
-        <w:rPr>
-          <w:rFonts w:hint="eastAsia" w:ascii="Calibri" w:hAnsi="Calibri" w:eastAsia="Songti SC"/>
-          <w:sz w:val="21"/>
-        </w:rPr>
-        <w:t xml:space="preserve">不再使用的库区建议停用，不建议随意删除历史正在使用的库区。</w:t>
+        <w:t>不再使用的库区或详细坐标建议停用，不建议随意删除历史正在使用的位置。停用后新入库不能再选择，但已有库存和历史记录仍可查询。</w:t>
+      </w:r>
+    </w:p>
+    <w:p>
+      <w:pPr/>
+      <w:r>
+        <w:t>系统会保存详细坐标的稳定 ID。管理员把 F1 改名为 A 后，当前库存位置会显示新名称；历史操作日志仍保留当时写入的快照，便于审计追溯。</w:t>
+      </w:r>
+    </w:p>
+    <w:p>
+      <w:pPr/>
+      <w:r>
+        <w:t>移库时如果目标库区配置了详细坐标，必须选择目标详细坐标；如果只是调整同一防爆柜内的层位，也应通过移库完成。</w:t>
       </w:r>
     </w:p>
     <w:p>
@@ -6987,6 +6956,28 @@
                 <w:sz w:val="19"/>
               </w:rPr>
               <w:t xml:space="preserve">Excel”，或到”最近打印批次”恢复查看后重新导出。</w:t>
+            </w:r>
+          </w:p>
+        </w:tc>
+      </w:tr>
+      <w:tr>
+        <w:tc>
+          <w:tcPr>
+            <w:tcW w:type="dxa" w:w="1875"/>
+          </w:tcPr>
+          <w:p>
+            <w:r>
+              <w:t>防爆柜层位怎么填</w:t>
+            </w:r>
+          </w:p>
+        </w:tc>
+        <w:tc>
+          <w:tcPr>
+            <w:tcW w:type="dxa" w:w="5940"/>
+          </w:tcPr>
+          <w:p>
+            <w:r>
+              <w:t>选择存储区域后，从详细坐标中选择 F1 至 F5。建议 F1 表示上层、F5 表示下层；如管理员后续改名，当前库存显示会跟随新名称，历史日志保留当时快照。</w:t>
             </w:r>
           </w:p>
         </w:tc>

--- a/交付文档/实验室库存管理系统使用说明书.docx
+++ b/交付文档/实验室库存管理系统使用说明书.docx
@@ -5512,19 +5512,32 @@
         <w:jc w:val="left"/>
       </w:pPr>
       <w:r>
-        <w:t>导入前先下载最新模板，避免库区、详细坐标、子类别或字段说明过期。</w:t>
+        <w:t>导入前先下载最新模板，避免代码前缀、库区、详细坐标、子类别或字段说明过期。</w:t>
+      </w:r>
+    </w:p>
+    <w:p>
+      <w:pPr>
+        <w:numPr>
+          <w:ilvl w:val="0"/>
+          <w:numId w:val="1018"/>
+        </w:numPr>
+        <w:spacing w:line="324" w:lineRule="auto" w:after="100"/>
+        <w:jc w:val="left"/>
+      </w:pPr>
+      <w:r>
+        <w:t>模板中的“代码前缀”和“产品编号”分开填写。请先填写“类别”，再在“代码前缀”列选择该类别可用前缀；系统导入后会自动组合为完整产品代码，例如 J + 001 = J-001、M + 001 = M-001。</w:t>
       </w:r>
     </w:p>
     <w:p>
       <w:pPr/>
       <w:r>
-        <w:t>库存入库模板中的“详细坐标*”为必填列。导出最新模板后，防爆柜会提供 F1 至 F5 下拉选项；如果库区没有配置详细坐标，可按现场坐标填写自由文本。</w:t>
+        <w:t>库存入库模板中的“详细坐标”为条件必填列。导出最新模板后，防爆柜会提供 F1 至 F5 下拉选项；如果库区没有配置详细坐标，可留空或按现场坐标填写自由文本。</w:t>
       </w:r>
     </w:p>
     <w:p>
       <w:pPr/>
       <w:r>
-        <w:t>模板导入时，系统会校验“存储区域*”和“详细坐标*”是否匹配。防爆柜等已配置详细坐标的库区，不能填写系统外的层位名称。</w:t>
+        <w:t>模板导入时，系统会校验“存储区域*”和“详细坐标”是否匹配。防爆柜等已配置详细坐标的库区，不能填写系统外的层位名称；未配置详细坐标的库区不会强制限制自由坐标。</w:t>
       </w:r>
     </w:p>
     <w:p>

--- a/交付文档/实验室库存管理系统使用说明书.docx
+++ b/交付文档/实验室库存管理系统使用说明书.docx
@@ -35,7 +35,7 @@
         <w:jc w:val="center"/>
       </w:pPr>
       <w:r>
-        <w:t>更新日期：2026年7月9日</w:t>
+        <w:t>更新日期：2026年7月10日</w:t>
       </w:r>
     </w:p>
     <w:bookmarkStart w:id="9" w:name="目录"/>
@@ -873,21 +873,7 @@
           <w:rFonts w:ascii="Calibri" w:hAnsi="Calibri" w:eastAsia="Songti SC"/>
           <w:sz w:val="21"/>
         </w:rPr>
-        <w:t xml:space="preserve"> </w:t>
-      </w:r>
-      <w:r>
-        <w:rPr>
-          <w:rFonts w:ascii="Calibri" w:hAnsi="Calibri" w:eastAsia="Songti SC"/>
-          <w:sz w:val="21"/>
-        </w:rPr>
-        <w:t xml:space="preserve">BarTender</w:t>
-      </w:r>
-      <w:r>
-        <w:rPr>
-          <w:rFonts w:ascii="Calibri" w:hAnsi="Calibri" w:eastAsia="Songti SC"/>
-          <w:sz w:val="21"/>
-        </w:rPr>
-        <w:t xml:space="preserve"> </w:t>
+        <w:t xml:space="preserve"> BarTender </w:t>
       </w:r>
       <w:r>
         <w:rPr>
@@ -1798,7 +1784,7 @@
     <w:p>
       <w:pPr/>
       <w:r>
-        <w:t>测试料可以直接搜索原厂型号；如果搜索 J-999 或 M-999，系统会显示该测试代码下不同原厂型号的库存分组，方便继续进入批次或标签详情。</w:t>
+        <w:t>测试料可以直接搜索原厂型号；如果搜索 J-999、S-999、Y-999 或 M-999 等测试代码，系统会显示该代码下不同原厂型号的库存分组，方便继续进入批次或标签详情。</w:t>
       </w:r>
     </w:p>
     <w:p>
@@ -1995,7 +1981,7 @@
           <w:rFonts w:hint="eastAsia" w:ascii="Calibri" w:hAnsi="Calibri" w:eastAsia="Songti SC"/>
           <w:sz w:val="21"/>
         </w:rPr>
-        <w:t xml:space="preserve">输入产品代码并选择物料主数据。系统会带出物料名称、默认单位、子类别、原厂型号等已有信息。</w:t>
+        <w:t xml:space="preserve">输入产品代码并选择物料主数据。系统会带出物料名称、默认单位、子类别、原厂型号等已有信息。化材入库单位以当前物料主数据的默认单位为准，页面不接受临时改成其他单位。</w:t>
       </w:r>
     </w:p>
     <w:p>
@@ -2366,7 +2352,7 @@
     <w:p>
       <w:pPr/>
       <w:r>
-        <w:t>搜索框支持产品代码、物料名称、原厂型号、标签编号、批号、供应商和库位。测试料查询时，建议优先输入具体原厂型号；输入 J-999 或 M-999 时，会看到该测试代码下多个型号的库存汇总。</w:t>
+        <w:t>搜索框支持产品代码、物料名称、原厂型号、标签编号、批号、供应商和库位。测试料查询时，建议优先输入具体原厂型号；输入 J-999、S-999、Y-999 或 M-999 等测试代码时，会看到该代码下多个型号的库存汇总。</w:t>
       </w:r>
     </w:p>
     <w:p>
@@ -2383,7 +2369,7 @@
           <w:rFonts w:hint="eastAsia" w:ascii="Calibri" w:hAnsi="Calibri" w:eastAsia="Songti SC"/>
           <w:sz w:val="21"/>
         </w:rPr>
-        <w:t xml:space="preserve">点击物料进入批次或标签详情，查看库位、批号、剩余数量、原厂型号、供应商、备注和日志。</w:t>
+        <w:t xml:space="preserve">点击物料进入批次或标签详情，查看库位、批号、剩余数量、原厂型号、供应商、备注和日志。点击库存导出时，Excel 只包含当前在库记录；已领完、已删除或历史纠错记录不会作为当前库存导出。</w:t>
       </w:r>
     </w:p>
     <w:bookmarkEnd w:id="20"/>
@@ -2529,7 +2515,7 @@
           <w:rFonts w:hint="eastAsia" w:ascii="Calibri" w:hAnsi="Calibri" w:eastAsia="Songti SC"/>
           <w:sz w:val="21"/>
         </w:rPr>
-        <w:t xml:space="preserve">需要限定时间范围时，填写开始日期和结束日期，再点击”应用日期”。</w:t>
+        <w:t xml:space="preserve">需要限定时间范围时，填写开始日期和结束日期，再点击”应用日期”。系统按北京时间计算整天：开始日期从 00:00:00 起，结束日期截至 23:59:59.999。</w:t>
       </w:r>
     </w:p>
     <w:p>
@@ -2684,14 +2670,7 @@
           <w:rFonts w:ascii="Calibri" w:hAnsi="Calibri" w:eastAsia="Songti SC"/>
           <w:sz w:val="21"/>
         </w:rPr>
-        <w:t xml:space="preserve"> BarTender</w:t>
-      </w:r>
-      <w:r>
-        <w:rPr>
-          <w:rFonts w:ascii="Calibri" w:hAnsi="Calibri" w:eastAsia="Songti SC"/>
-          <w:sz w:val="21"/>
-        </w:rPr>
-        <w:t xml:space="preserve"> </w:t>
+        <w:t xml:space="preserve"> BarTender </w:t>
       </w:r>
       <w:r>
         <w:rPr>
@@ -2910,15 +2889,7 @@
                 <w:color w:val="1F2933"/>
                 <w:sz w:val="19"/>
               </w:rPr>
-              <w:t xml:space="preserve"> Excel</w:t>
-            </w:r>
-            <w:r>
-              <w:rPr>
-                <w:rFonts w:ascii="Calibri" w:hAnsi="Calibri" w:eastAsia="Songti SC"/>
-                <w:color w:val="1F2933"/>
-                <w:sz w:val="19"/>
-              </w:rPr>
-              <w:t xml:space="preserve"> </w:t>
+              <w:t xml:space="preserve"> Excel </w:t>
             </w:r>
             <w:r>
               <w:rPr>
@@ -3098,42 +3069,203 @@
           <w:rFonts w:hint="eastAsia" w:ascii="Calibri" w:hAnsi="Calibri" w:eastAsia="Songti SC"/>
           <w:sz w:val="21"/>
         </w:rPr>
-        <w:t xml:space="preserve">搜索并选择物料主数据。正式料可直接选择对应产品代码；测试料建议使用</w:t>
+        <w:t xml:space="preserve">搜索并选择物料主数据。正式料可直接选择对应产品代码；测试料按管理员维护的测试代码选择，例如化材 J-999、S-999、Y-999，膜材 M-999。</w:t>
       </w:r>
       <w:r>
         <w:rPr>
           <w:rFonts w:ascii="Calibri" w:hAnsi="Calibri" w:eastAsia="Songti SC"/>
           <w:sz w:val="21"/>
         </w:rPr>
+        <w:t/>
+      </w:r>
+      <w:r>
+        <w:rPr>
+          <w:rFonts w:hint="eastAsia" w:ascii="Calibri" w:hAnsi="Calibri" w:eastAsia="Songti SC"/>
+          <w:sz w:val="21"/>
+        </w:rPr>
+        <w:t/>
+      </w:r>
+      <w:r>
+        <w:rPr>
+          <w:rFonts w:ascii="Calibri" w:hAnsi="Calibri" w:eastAsia="Songti SC"/>
+          <w:sz w:val="21"/>
+        </w:rPr>
+        <w:t/>
+      </w:r>
+      <w:r>
+        <w:rPr>
+          <w:rFonts w:hint="eastAsia" w:ascii="Calibri" w:hAnsi="Calibri" w:eastAsia="Songti SC"/>
+          <w:sz w:val="21"/>
+        </w:rPr>
+        <w:t/>
+      </w:r>
+    </w:p>
+    <w:p>
+      <w:pPr>
+        <w:numPr>
+          <w:ilvl w:val="0"/>
+          <w:numId w:val="1011"/>
+        </w:numPr>
+        <w:spacing w:line="324" w:lineRule="auto" w:after="100"/>
+        <w:jc w:val="left"/>
+      </w:pPr>
+      <w:r>
+        <w:rPr>
+          <w:rFonts w:hint="eastAsia" w:ascii="Calibri" w:hAnsi="Calibri" w:eastAsia="Songti SC"/>
+          <w:sz w:val="21"/>
+        </w:rPr>
+        <w:t xml:space="preserve">填写本次生成数量。这里表示本次要新增多少张标签，不是目标总数；系统会自动生成</w:t>
+      </w:r>
+      <w:r>
+        <w:rPr>
+          <w:rFonts w:ascii="Calibri" w:hAnsi="Calibri" w:eastAsia="Songti SC"/>
+          <w:sz w:val="21"/>
+        </w:rPr>
+        <w:t xml:space="preserve"> L000001 </w:t>
+      </w:r>
+      <w:r>
+        <w:rPr>
+          <w:rFonts w:hint="eastAsia" w:ascii="Calibri" w:hAnsi="Calibri" w:eastAsia="Songti SC"/>
+          <w:sz w:val="21"/>
+        </w:rPr>
+        <w:t xml:space="preserve">这类标签编号，不需要人工编编号。单批最多生成 200 张；超过时按实物批次拆分生成。</w:t>
+      </w:r>
+    </w:p>
+    <w:p>
+      <w:pPr>
+        <w:numPr>
+          <w:ilvl w:val="0"/>
+          <w:numId w:val="1011"/>
+        </w:numPr>
+        <w:spacing w:line="324" w:lineRule="auto" w:after="100"/>
+        <w:jc w:val="left"/>
+      </w:pPr>
+      <w:r>
+        <w:rPr>
+          <w:rFonts w:hint="eastAsia" w:ascii="Calibri" w:hAnsi="Calibri" w:eastAsia="Songti SC"/>
+          <w:sz w:val="21"/>
+        </w:rPr>
+        <w:t xml:space="preserve">填写原厂型号。测试料必填，正式料如果主数据已有会自动带出，没有则可留空。</w:t>
+      </w:r>
+    </w:p>
+    <w:p>
+      <w:pPr>
+        <w:numPr>
+          <w:ilvl w:val="0"/>
+          <w:numId w:val="1011"/>
+        </w:numPr>
+        <w:spacing w:line="324" w:lineRule="auto" w:after="100"/>
+        <w:jc w:val="left"/>
+      </w:pPr>
+      <w:r>
+        <w:rPr>
+          <w:rFonts w:hint="eastAsia" w:ascii="Calibri" w:hAnsi="Calibri" w:eastAsia="Songti SC"/>
+          <w:sz w:val="21"/>
+        </w:rPr>
+        <w:t>如果选择的是膜材模板，页面会显示”厚度(μm)“和”本批次实际幅宽(mm)“。正式膜材如果主数据已有厚度和默认幅宽，系统会自动带出并锁定；正式膜材缺默认幅宽时，需要填写本批次实际幅宽；测试料膜材的原厂型号、厚度和本批次实际幅宽都必须填写。</w:t>
+      </w:r>
+    </w:p>
+    <w:p>
+      <w:pPr>
+        <w:numPr>
+          <w:ilvl w:val="0"/>
+          <w:numId w:val="1011"/>
+        </w:numPr>
+        <w:spacing w:line="324" w:lineRule="auto" w:after="100"/>
+        <w:jc w:val="left"/>
+      </w:pPr>
+      <w:r>
+        <w:t>供应商和备注为选填；填写后会保存到预生成标签快照，用于扫码入库自动带出和后续追溯，不打印在标签上。</w:t>
+      </w:r>
+    </w:p>
+    <w:p>
+      <w:pPr>
+        <w:numPr>
+          <w:ilvl w:val="0"/>
+          <w:numId w:val="1011"/>
+        </w:numPr>
+        <w:spacing w:line="324" w:lineRule="auto" w:after="100"/>
+        <w:jc w:val="left"/>
+      </w:pPr>
+      <w:r>
+        <w:rPr>
+          <w:rFonts w:hint="eastAsia" w:ascii="Calibri" w:hAnsi="Calibri" w:eastAsia="Songti SC"/>
+          <w:sz w:val="21"/>
+        </w:rPr>
+        <w:t xml:space="preserve">点击”生成并导出标签</w:t>
+      </w:r>
+      <w:r>
+        <w:rPr>
+          <w:rFonts w:ascii="Calibri" w:hAnsi="Calibri" w:eastAsia="Songti SC"/>
+          <w:sz w:val="21"/>
+        </w:rPr>
         <w:t xml:space="preserve"> </w:t>
       </w:r>
       <w:r>
         <w:rPr>
+          <w:rFonts w:hint="eastAsia" w:ascii="Calibri" w:hAnsi="Calibri" w:eastAsia="Songti SC"/>
+          <w:sz w:val="21"/>
+        </w:rPr>
+        <w:t xml:space="preserve">Excel”。系统会先创建本批标签编号，并立即尝试导出和打开</w:t>
+      </w:r>
+      <w:r>
+        <w:rPr>
           <w:rFonts w:ascii="Calibri" w:hAnsi="Calibri" w:eastAsia="Songti SC"/>
           <w:sz w:val="21"/>
         </w:rPr>
-        <w:t xml:space="preserve">J-999 </w:t>
-      </w:r>
-      <w:r>
-        <w:rPr>
-          <w:rFonts w:hint="eastAsia" w:ascii="Calibri" w:hAnsi="Calibri" w:eastAsia="Songti SC"/>
-          <w:sz w:val="21"/>
-        </w:rPr>
-        <w:t xml:space="preserve">测试料-化材或</w:t>
+        <w:t xml:space="preserve"> Excel </w:t>
+      </w:r>
+      <w:r>
+        <w:rPr>
+          <w:rFonts w:hint="eastAsia" w:ascii="Calibri" w:hAnsi="Calibri" w:eastAsia="Songti SC"/>
+          <w:sz w:val="21"/>
+        </w:rPr>
+        <w:t xml:space="preserve">文件。</w:t>
+      </w:r>
+    </w:p>
+    <w:p>
+      <w:pPr>
+        <w:numPr>
+          <w:ilvl w:val="0"/>
+          <w:numId w:val="1011"/>
+        </w:numPr>
+        <w:spacing w:line="324" w:lineRule="auto" w:after="100"/>
+        <w:jc w:val="left"/>
+      </w:pPr>
+      <w:r>
+        <w:rPr>
+          <w:rFonts w:hint="eastAsia" w:ascii="Calibri" w:hAnsi="Calibri" w:eastAsia="Songti SC"/>
+          <w:sz w:val="21"/>
+        </w:rPr>
+        <w:t xml:space="preserve">如果</w:t>
       </w:r>
       <w:r>
         <w:rPr>
           <w:rFonts w:ascii="Calibri" w:hAnsi="Calibri" w:eastAsia="Songti SC"/>
           <w:sz w:val="21"/>
         </w:rPr>
-        <w:t xml:space="preserve"> M-999 </w:t>
-      </w:r>
-      <w:r>
-        <w:rPr>
-          <w:rFonts w:hint="eastAsia" w:ascii="Calibri" w:hAnsi="Calibri" w:eastAsia="Songti SC"/>
-          <w:sz w:val="21"/>
-        </w:rPr>
-        <w:t xml:space="preserve">测试料-膜材。</w:t>
+        <w:t xml:space="preserve"> Excel </w:t>
+      </w:r>
+      <w:r>
+        <w:rPr>
+          <w:rFonts w:hint="eastAsia" w:ascii="Calibri" w:hAnsi="Calibri" w:eastAsia="Songti SC"/>
+          <w:sz w:val="21"/>
+        </w:rPr>
+        <w:t xml:space="preserve">没有成功打开，但页面已经显示本批标签编号，可以点击”重新导出本批</w:t>
+      </w:r>
+      <w:r>
+        <w:rPr>
+          <w:rFonts w:ascii="Calibri" w:hAnsi="Calibri" w:eastAsia="Songti SC"/>
+          <w:sz w:val="21"/>
+        </w:rPr>
+        <w:t xml:space="preserve"> </w:t>
+      </w:r>
+      <w:r>
+        <w:rPr>
+          <w:rFonts w:hint="eastAsia" w:ascii="Calibri" w:hAnsi="Calibri" w:eastAsia="Songti SC"/>
+          <w:sz w:val="21"/>
+        </w:rPr>
+        <w:t xml:space="preserve">Excel”；也可以在”最近打印批次”中恢复查看或重新导出。</w:t>
       </w:r>
     </w:p>
     <w:p>
@@ -3146,11 +3278,24 @@
         <w:jc w:val="left"/>
       </w:pPr>
       <w:r>
-        <w:rPr>
-          <w:rFonts w:hint="eastAsia" w:ascii="Calibri" w:hAnsi="Calibri" w:eastAsia="Songti SC"/>
-          <w:sz w:val="21"/>
-        </w:rPr>
-        <w:t xml:space="preserve">填写本次生成数量。这里表示本次要新增多少张标签，不是目标总数；系统会自动生成</w:t>
+        <w:t>如果生成后发现数量、物料、模板、原厂型号、供应商、备注或膜材规格需要修改，再次点击生成时，系统会让你选择处理方式：</w:t>
+      </w:r>
+    </w:p>
+    <w:p>
+      <w:pPr>
+        <w:numPr>
+          <w:ilvl w:val="0"/>
+          <w:numId w:val="1011"/>
+        </w:numPr>
+        <w:spacing w:line="324" w:lineRule="auto" w:after="100"/>
+        <w:jc w:val="left"/>
+      </w:pPr>
+      <w:r>
+        <w:rPr>
+          <w:rFonts w:hint="eastAsia" w:ascii="Calibri" w:hAnsi="Calibri" w:eastAsia="Songti SC"/>
+          <w:sz w:val="21"/>
+        </w:rPr>
+        <w:t xml:space="preserve">选择”填错了：作废原批，重新生成”：适合刚才数量或信息填错，例如先填</w:t>
       </w:r>
       <w:r>
         <w:rPr>
@@ -3161,17 +3306,24 @@
       </w:r>
       <w:r>
         <w:rPr>
+          <w:rFonts w:hint="eastAsia" w:ascii="Calibri" w:hAnsi="Calibri" w:eastAsia="Songti SC"/>
+          <w:sz w:val="21"/>
+        </w:rPr>
+        <w:t xml:space="preserve">8，实际应为</w:t>
+      </w:r>
+      <w:r>
+        <w:rPr>
           <w:rFonts w:ascii="Calibri" w:hAnsi="Calibri" w:eastAsia="Songti SC"/>
           <w:sz w:val="21"/>
         </w:rPr>
-        <w:t xml:space="preserve">L000001 </w:t>
-      </w:r>
-      <w:r>
-        <w:rPr>
-          <w:rFonts w:hint="eastAsia" w:ascii="Calibri" w:hAnsi="Calibri" w:eastAsia="Songti SC"/>
-          <w:sz w:val="21"/>
-        </w:rPr>
-        <w:t xml:space="preserve">这类标签编号，不需要人工编编号。</w:t>
+        <w:t xml:space="preserve"> </w:t>
+      </w:r>
+      <w:r>
+        <w:rPr>
+          <w:rFonts w:hint="eastAsia" w:ascii="Calibri" w:hAnsi="Calibri" w:eastAsia="Songti SC"/>
+          <w:sz w:val="21"/>
+        </w:rPr>
+        <w:t xml:space="preserve">12。系统会作废原批未入库标签，再重新生成新批次。</w:t>
       </w:r>
     </w:p>
     <w:p>
@@ -3188,7 +3340,35 @@
           <w:rFonts w:hint="eastAsia" w:ascii="Calibri" w:hAnsi="Calibri" w:eastAsia="Songti SC"/>
           <w:sz w:val="21"/>
         </w:rPr>
-        <w:t xml:space="preserve">填写原厂型号。测试料必填，正式料如果主数据已有会自动带出，没有则可留空。</w:t>
+        <w:t xml:space="preserve">选择”追加：保留原批，再新增”：适合原批仍要使用，只是还要额外增加。例如原批</w:t>
+      </w:r>
+      <w:r>
+        <w:rPr>
+          <w:rFonts w:ascii="Calibri" w:hAnsi="Calibri" w:eastAsia="Songti SC"/>
+          <w:sz w:val="21"/>
+        </w:rPr>
+        <w:t xml:space="preserve"> 8 </w:t>
+      </w:r>
+      <w:r>
+        <w:rPr>
+          <w:rFonts w:hint="eastAsia" w:ascii="Calibri" w:hAnsi="Calibri" w:eastAsia="Songti SC"/>
+          <w:sz w:val="21"/>
+        </w:rPr>
+        <w:t xml:space="preserve">个还要，再新增</w:t>
+      </w:r>
+      <w:r>
+        <w:rPr>
+          <w:rFonts w:ascii="Calibri" w:hAnsi="Calibri" w:eastAsia="Songti SC"/>
+          <w:sz w:val="21"/>
+        </w:rPr>
+        <w:t xml:space="preserve"> 12 </w:t>
+      </w:r>
+      <w:r>
+        <w:rPr>
+          <w:rFonts w:hint="eastAsia" w:ascii="Calibri" w:hAnsi="Calibri" w:eastAsia="Songti SC"/>
+          <w:sz w:val="21"/>
+        </w:rPr>
+        <w:t xml:space="preserve">个。</w:t>
       </w:r>
     </w:p>
     <w:p>
@@ -3205,57 +3385,27 @@
           <w:rFonts w:hint="eastAsia" w:ascii="Calibri" w:hAnsi="Calibri" w:eastAsia="Songti SC"/>
           <w:sz w:val="21"/>
         </w:rPr>
-        <w:t xml:space="preserve">如果选择的是膜材模板，页面会显示”厚度(μm)</w:t>
-      </w:r>
-      <w:r>
-        <w:rPr>
-          <w:rFonts w:hint="eastAsia" w:ascii="Calibri" w:hAnsi="Calibri" w:eastAsia="Songti SC"/>
-          <w:sz w:val="21"/>
-        </w:rPr>
-        <w:t xml:space="preserve">“和”</w:t>
-      </w:r>
-      <w:r>
-        <w:rPr>
-          <w:rFonts w:hint="eastAsia" w:ascii="Calibri" w:hAnsi="Calibri" w:eastAsia="Songti SC"/>
-          <w:sz w:val="21"/>
-        </w:rPr>
-        <w:t xml:space="preserve">本批次实际幅宽(mm)“。正式膜材如果主数据已有厚度和默认幅宽，系统会自动带出并锁定；正式膜材缺默认幅宽时，需要填写本批次实际幅宽；测试料膜材的原厂型号、厚度和本批次实际幅宽都必须填写。</w:t>
-      </w:r>
-    </w:p>
-    <w:p>
-      <w:pPr>
-        <w:numPr>
-          <w:ilvl w:val="0"/>
-          <w:numId w:val="1011"/>
-        </w:numPr>
-        <w:spacing w:line="324" w:lineRule="auto" w:after="100"/>
-        <w:jc w:val="left"/>
-      </w:pPr>
-      <w:r>
-        <w:t>供应商和备注为选填；填写后会保存到预生成标签快照，用于扫码入库自动带出和后续追溯，不打印在标签上。</w:t>
-      </w:r>
-    </w:p>
-    <w:p>
-      <w:pPr>
-        <w:numPr>
-          <w:ilvl w:val="0"/>
-          <w:numId w:val="1011"/>
-        </w:numPr>
-        <w:spacing w:line="324" w:lineRule="auto" w:after="100"/>
-        <w:jc w:val="left"/>
-      </w:pPr>
-      <w:r>
-        <w:rPr>
-          <w:rFonts w:hint="eastAsia" w:ascii="Calibri" w:hAnsi="Calibri" w:eastAsia="Songti SC"/>
-          <w:sz w:val="21"/>
-        </w:rPr>
-        <w:t xml:space="preserve">点击”生成并导出标签</w:t>
+        <w:t xml:space="preserve">选择”总数改为”：适合想把总数从</w:t>
       </w:r>
       <w:r>
         <w:rPr>
           <w:rFonts w:ascii="Calibri" w:hAnsi="Calibri" w:eastAsia="Songti SC"/>
           <w:sz w:val="21"/>
         </w:rPr>
+        <w:t xml:space="preserve"> 8 </w:t>
+      </w:r>
+      <w:r>
+        <w:rPr>
+          <w:rFonts w:hint="eastAsia" w:ascii="Calibri" w:hAnsi="Calibri" w:eastAsia="Songti SC"/>
+          <w:sz w:val="21"/>
+        </w:rPr>
+        <w:t xml:space="preserve">改成</w:t>
+      </w:r>
+      <w:r>
+        <w:rPr>
+          <w:rFonts w:ascii="Calibri" w:hAnsi="Calibri" w:eastAsia="Songti SC"/>
+          <w:sz w:val="21"/>
+        </w:rPr>
         <w:t xml:space="preserve"> </w:t>
       </w:r>
       <w:r>
@@ -3263,242 +3413,14 @@
           <w:rFonts w:hint="eastAsia" w:ascii="Calibri" w:hAnsi="Calibri" w:eastAsia="Songti SC"/>
           <w:sz w:val="21"/>
         </w:rPr>
-        <w:t xml:space="preserve">Excel”。系统会先创建本批标签编号，并立即尝试导出和打开</w:t>
+        <w:t xml:space="preserve">12。系统会保留原批</w:t>
       </w:r>
       <w:r>
         <w:rPr>
           <w:rFonts w:ascii="Calibri" w:hAnsi="Calibri" w:eastAsia="Songti SC"/>
           <w:sz w:val="21"/>
         </w:rPr>
-        <w:t xml:space="preserve"> Excel </w:t>
-      </w:r>
-      <w:r>
-        <w:rPr>
-          <w:rFonts w:hint="eastAsia" w:ascii="Calibri" w:hAnsi="Calibri" w:eastAsia="Songti SC"/>
-          <w:sz w:val="21"/>
-        </w:rPr>
-        <w:t xml:space="preserve">文件。</w:t>
-      </w:r>
-    </w:p>
-    <w:p>
-      <w:pPr>
-        <w:numPr>
-          <w:ilvl w:val="0"/>
-          <w:numId w:val="1011"/>
-        </w:numPr>
-        <w:spacing w:line="324" w:lineRule="auto" w:after="100"/>
-        <w:jc w:val="left"/>
-      </w:pPr>
-      <w:r>
-        <w:rPr>
-          <w:rFonts w:hint="eastAsia" w:ascii="Calibri" w:hAnsi="Calibri" w:eastAsia="Songti SC"/>
-          <w:sz w:val="21"/>
-        </w:rPr>
-        <w:t xml:space="preserve">如果</w:t>
-      </w:r>
-      <w:r>
-        <w:rPr>
-          <w:rFonts w:ascii="Calibri" w:hAnsi="Calibri" w:eastAsia="Songti SC"/>
-          <w:sz w:val="21"/>
-        </w:rPr>
-        <w:t xml:space="preserve"> Excel</w:t>
-      </w:r>
-      <w:r>
-        <w:rPr>
-          <w:rFonts w:ascii="Calibri" w:hAnsi="Calibri" w:eastAsia="Songti SC"/>
-          <w:sz w:val="21"/>
-        </w:rPr>
-        <w:t xml:space="preserve"> </w:t>
-      </w:r>
-      <w:r>
-        <w:rPr>
-          <w:rFonts w:hint="eastAsia" w:ascii="Calibri" w:hAnsi="Calibri" w:eastAsia="Songti SC"/>
-          <w:sz w:val="21"/>
-        </w:rPr>
-        <w:t xml:space="preserve">没有成功打开，但页面已经显示本批标签编号，可以点击”重新导出本批</w:t>
-      </w:r>
-      <w:r>
-        <w:rPr>
-          <w:rFonts w:ascii="Calibri" w:hAnsi="Calibri" w:eastAsia="Songti SC"/>
-          <w:sz w:val="21"/>
-        </w:rPr>
-        <w:t xml:space="preserve"> </w:t>
-      </w:r>
-      <w:r>
-        <w:rPr>
-          <w:rFonts w:hint="eastAsia" w:ascii="Calibri" w:hAnsi="Calibri" w:eastAsia="Songti SC"/>
-          <w:sz w:val="21"/>
-        </w:rPr>
-        <w:t xml:space="preserve">Excel”；也可以在”最近打印批次”中恢复查看或重新导出。</w:t>
-      </w:r>
-    </w:p>
-    <w:p>
-      <w:pPr>
-        <w:numPr>
-          <w:ilvl w:val="0"/>
-          <w:numId w:val="1011"/>
-        </w:numPr>
-        <w:spacing w:line="324" w:lineRule="auto" w:after="100"/>
-        <w:jc w:val="left"/>
-      </w:pPr>
-      <w:r>
-        <w:t>如果生成后发现数量、物料、模板、原厂型号、供应商、备注或膜材规格需要修改，再次点击生成时，系统会让你选择处理方式：</w:t>
-      </w:r>
-    </w:p>
-    <w:p>
-      <w:pPr>
-        <w:numPr>
-          <w:ilvl w:val="0"/>
-          <w:numId w:val="1011"/>
-        </w:numPr>
-        <w:spacing w:line="324" w:lineRule="auto" w:after="100"/>
-        <w:jc w:val="left"/>
-      </w:pPr>
-      <w:r>
-        <w:rPr>
-          <w:rFonts w:hint="eastAsia" w:ascii="Calibri" w:hAnsi="Calibri" w:eastAsia="Songti SC"/>
-          <w:sz w:val="21"/>
-        </w:rPr>
-        <w:t xml:space="preserve">选择”填错了：作废原批，重新生成”：适合刚才数量或信息填错，例如先填</w:t>
-      </w:r>
-      <w:r>
-        <w:rPr>
-          <w:rFonts w:ascii="Calibri" w:hAnsi="Calibri" w:eastAsia="Songti SC"/>
-          <w:sz w:val="21"/>
-        </w:rPr>
-        <w:t xml:space="preserve"> </w:t>
-      </w:r>
-      <w:r>
-        <w:rPr>
-          <w:rFonts w:hint="eastAsia" w:ascii="Calibri" w:hAnsi="Calibri" w:eastAsia="Songti SC"/>
-          <w:sz w:val="21"/>
-        </w:rPr>
-        <w:t xml:space="preserve">8，实际应为</w:t>
-      </w:r>
-      <w:r>
-        <w:rPr>
-          <w:rFonts w:ascii="Calibri" w:hAnsi="Calibri" w:eastAsia="Songti SC"/>
-          <w:sz w:val="21"/>
-        </w:rPr>
-        <w:t xml:space="preserve"> </w:t>
-      </w:r>
-      <w:r>
-        <w:rPr>
-          <w:rFonts w:hint="eastAsia" w:ascii="Calibri" w:hAnsi="Calibri" w:eastAsia="Songti SC"/>
-          <w:sz w:val="21"/>
-        </w:rPr>
-        <w:t xml:space="preserve">12。系统会作废原批未入库标签，再重新生成新批次。</w:t>
-      </w:r>
-    </w:p>
-    <w:p>
-      <w:pPr>
-        <w:numPr>
-          <w:ilvl w:val="0"/>
-          <w:numId w:val="1011"/>
-        </w:numPr>
-        <w:spacing w:line="324" w:lineRule="auto" w:after="100"/>
-        <w:jc w:val="left"/>
-      </w:pPr>
-      <w:r>
-        <w:rPr>
-          <w:rFonts w:hint="eastAsia" w:ascii="Calibri" w:hAnsi="Calibri" w:eastAsia="Songti SC"/>
-          <w:sz w:val="21"/>
-        </w:rPr>
-        <w:t xml:space="preserve">选择”追加：保留原批，再新增”：适合原批仍要使用，只是还要额外增加。例如原批</w:t>
-      </w:r>
-      <w:r>
-        <w:rPr>
-          <w:rFonts w:ascii="Calibri" w:hAnsi="Calibri" w:eastAsia="Songti SC"/>
-          <w:sz w:val="21"/>
-        </w:rPr>
-        <w:t xml:space="preserve"> </w:t>
-      </w:r>
-      <w:r>
-        <w:rPr>
-          <w:rFonts w:ascii="Calibri" w:hAnsi="Calibri" w:eastAsia="Songti SC"/>
-          <w:sz w:val="21"/>
-        </w:rPr>
-        <w:t xml:space="preserve">8 </w:t>
-      </w:r>
-      <w:r>
-        <w:rPr>
-          <w:rFonts w:hint="eastAsia" w:ascii="Calibri" w:hAnsi="Calibri" w:eastAsia="Songti SC"/>
-          <w:sz w:val="21"/>
-        </w:rPr>
-        <w:t xml:space="preserve">个还要，再新增</w:t>
-      </w:r>
-      <w:r>
-        <w:rPr>
-          <w:rFonts w:ascii="Calibri" w:hAnsi="Calibri" w:eastAsia="Songti SC"/>
-          <w:sz w:val="21"/>
-        </w:rPr>
-        <w:t xml:space="preserve"> 12 </w:t>
-      </w:r>
-      <w:r>
-        <w:rPr>
-          <w:rFonts w:hint="eastAsia" w:ascii="Calibri" w:hAnsi="Calibri" w:eastAsia="Songti SC"/>
-          <w:sz w:val="21"/>
-        </w:rPr>
-        <w:t xml:space="preserve">个。</w:t>
-      </w:r>
-    </w:p>
-    <w:p>
-      <w:pPr>
-        <w:numPr>
-          <w:ilvl w:val="0"/>
-          <w:numId w:val="1011"/>
-        </w:numPr>
-        <w:spacing w:line="324" w:lineRule="auto" w:after="100"/>
-        <w:jc w:val="left"/>
-      </w:pPr>
-      <w:r>
-        <w:rPr>
-          <w:rFonts w:hint="eastAsia" w:ascii="Calibri" w:hAnsi="Calibri" w:eastAsia="Songti SC"/>
-          <w:sz w:val="21"/>
-        </w:rPr>
-        <w:t xml:space="preserve">选择”总数改为”：适合想把总数从</w:t>
-      </w:r>
-      <w:r>
-        <w:rPr>
-          <w:rFonts w:ascii="Calibri" w:hAnsi="Calibri" w:eastAsia="Songti SC"/>
-          <w:sz w:val="21"/>
-        </w:rPr>
         <w:t xml:space="preserve"> 8 </w:t>
-      </w:r>
-      <w:r>
-        <w:rPr>
-          <w:rFonts w:hint="eastAsia" w:ascii="Calibri" w:hAnsi="Calibri" w:eastAsia="Songti SC"/>
-          <w:sz w:val="21"/>
-        </w:rPr>
-        <w:t xml:space="preserve">改成</w:t>
-      </w:r>
-      <w:r>
-        <w:rPr>
-          <w:rFonts w:ascii="Calibri" w:hAnsi="Calibri" w:eastAsia="Songti SC"/>
-          <w:sz w:val="21"/>
-        </w:rPr>
-        <w:t xml:space="preserve"> </w:t>
-      </w:r>
-      <w:r>
-        <w:rPr>
-          <w:rFonts w:hint="eastAsia" w:ascii="Calibri" w:hAnsi="Calibri" w:eastAsia="Songti SC"/>
-          <w:sz w:val="21"/>
-        </w:rPr>
-        <w:t xml:space="preserve">12。系统会保留原批</w:t>
-      </w:r>
-      <w:r>
-        <w:rPr>
-          <w:rFonts w:ascii="Calibri" w:hAnsi="Calibri" w:eastAsia="Songti SC"/>
-          <w:sz w:val="21"/>
-        </w:rPr>
-        <w:t xml:space="preserve"> 8</w:t>
-      </w:r>
-      <w:r>
-        <w:rPr>
-          <w:rFonts w:ascii="Calibri" w:hAnsi="Calibri" w:eastAsia="Songti SC"/>
-          <w:sz w:val="21"/>
-        </w:rPr>
-        <w:t xml:space="preserve"> </w:t>
       </w:r>
       <w:r>
         <w:rPr>
@@ -3772,7 +3694,31 @@
           <w:rFonts w:ascii="Calibri" w:hAnsi="Calibri" w:eastAsia="Songti SC"/>
           <w:sz w:val="21"/>
         </w:rPr>
-        <w:t xml:space="preserve"> Excel</w:t>
+        <w:t xml:space="preserve"> Excel </w:t>
+      </w:r>
+      <w:r>
+        <w:rPr>
+          <w:rFonts w:hint="eastAsia" w:ascii="Calibri" w:hAnsi="Calibri" w:eastAsia="Songti SC"/>
+          <w:sz w:val="21"/>
+        </w:rPr>
+        <w:t xml:space="preserve">没有打开、页面切换过、或需要找回刚才批次，可在预生成页面底部查看”最近打印批次”。如果显示”生成未完成”，使用原任务执行”恢复生成”，系统会续写缺失标签，不会重复发号。</w:t>
+      </w:r>
+    </w:p>
+    <w:p>
+      <w:pPr>
+        <w:numPr>
+          <w:ilvl w:val="0"/>
+          <w:numId w:val="1013"/>
+        </w:numPr>
+        <w:spacing w:line="324" w:lineRule="auto" w:after="100"/>
+        <w:jc w:val="left"/>
+      </w:pPr>
+      <w:r>
+        <w:rPr>
+          <w:rFonts w:hint="eastAsia" w:ascii="Calibri" w:hAnsi="Calibri" w:eastAsia="Songti SC"/>
+          <w:sz w:val="21"/>
+        </w:rPr>
+        <w:t xml:space="preserve">最近批次支持”恢复查看”和”重新导出</w:t>
       </w:r>
       <w:r>
         <w:rPr>
@@ -3786,38 +3732,7 @@
           <w:rFonts w:hint="eastAsia" w:ascii="Calibri" w:hAnsi="Calibri" w:eastAsia="Songti SC"/>
           <w:sz w:val="21"/>
         </w:rPr>
-        <w:t xml:space="preserve">没有打开、页面切换过、或需要找回刚才批次，可在预生成页面底部查看”最近打印批次”。</w:t>
-      </w:r>
-    </w:p>
-    <w:p>
-      <w:pPr>
-        <w:numPr>
-          <w:ilvl w:val="0"/>
-          <w:numId w:val="1013"/>
-        </w:numPr>
-        <w:spacing w:line="324" w:lineRule="auto" w:after="100"/>
-        <w:jc w:val="left"/>
-      </w:pPr>
-      <w:r>
-        <w:rPr>
-          <w:rFonts w:hint="eastAsia" w:ascii="Calibri" w:hAnsi="Calibri" w:eastAsia="Songti SC"/>
-          <w:sz w:val="21"/>
-        </w:rPr>
-        <w:t xml:space="preserve">最近批次支持”恢复查看”和”重新导出</w:t>
-      </w:r>
-      <w:r>
-        <w:rPr>
-          <w:rFonts w:ascii="Calibri" w:hAnsi="Calibri" w:eastAsia="Songti SC"/>
-          <w:sz w:val="21"/>
-        </w:rPr>
-        <w:t xml:space="preserve"> </w:t>
-      </w:r>
-      <w:r>
-        <w:rPr>
-          <w:rFonts w:hint="eastAsia" w:ascii="Calibri" w:hAnsi="Calibri" w:eastAsia="Songti SC"/>
-          <w:sz w:val="21"/>
-        </w:rPr>
-        <w:t xml:space="preserve">Excel”。已作废批次默认不显示，避免日常操作被无效记录干扰。</w:t>
+        <w:t xml:space="preserve">Excel”。导出失败的就绪批次可以重新导出；已作废批次不能重新导出，并且默认不显示，避免日常操作被无效记录干扰。</w:t>
       </w:r>
     </w:p>
     <w:p>
@@ -4171,13 +4086,216 @@
           <w:rFonts w:ascii="Calibri" w:hAnsi="Calibri" w:eastAsia="Songti SC"/>
           <w:sz w:val="21"/>
         </w:rPr>
-        <w:t xml:space="preserve"> Excel</w:t>
+        <w:t xml:space="preserve"> Excel </w:t>
+      </w:r>
+      <w:r>
+        <w:rPr>
+          <w:rFonts w:hint="eastAsia" w:ascii="Calibri" w:hAnsi="Calibri" w:eastAsia="Songti SC"/>
+          <w:sz w:val="21"/>
+        </w:rPr>
+        <w:t xml:space="preserve">字段，例如标签编号、产品代码、物料名称、原厂型号。</w:t>
+      </w:r>
+    </w:p>
+    <w:p>
+      <w:pPr>
+        <w:numPr>
+          <w:ilvl w:val="0"/>
+          <w:numId w:val="1014"/>
+        </w:numPr>
+        <w:spacing w:line="324" w:lineRule="auto" w:after="100"/>
+        <w:jc w:val="left"/>
+      </w:pPr>
+      <w:r>
+        <w:rPr>
+          <w:rFonts w:hint="eastAsia" w:ascii="Calibri" w:hAnsi="Calibri" w:eastAsia="Songti SC"/>
+          <w:sz w:val="21"/>
+        </w:rPr>
+        <w:t xml:space="preserve">把二维码对象绑定到</w:t>
       </w:r>
       <w:r>
         <w:rPr>
           <w:rFonts w:ascii="Calibri" w:hAnsi="Calibri" w:eastAsia="Songti SC"/>
           <w:sz w:val="21"/>
         </w:rPr>
+        <w:t xml:space="preserve"> Excel </w:t>
+      </w:r>
+      <w:r>
+        <w:rPr>
+          <w:rFonts w:hint="eastAsia" w:ascii="Calibri" w:hAnsi="Calibri" w:eastAsia="Songti SC"/>
+          <w:sz w:val="21"/>
+        </w:rPr>
+        <w:t xml:space="preserve">字段”二维码内容”。当前二维码内容默认等于标签编号，作用是给二维码对象读取并生成二维码。</w:t>
+      </w:r>
+    </w:p>
+    <w:p>
+      <w:pPr>
+        <w:numPr>
+          <w:ilvl w:val="0"/>
+          <w:numId w:val="1014"/>
+        </w:numPr>
+        <w:spacing w:line="324" w:lineRule="auto" w:after="100"/>
+        <w:jc w:val="left"/>
+      </w:pPr>
+      <w:r>
+        <w:rPr>
+          <w:rFonts w:hint="eastAsia" w:ascii="Calibri" w:hAnsi="Calibri" w:eastAsia="Songti SC"/>
+          <w:sz w:val="21"/>
+        </w:rPr>
+        <w:t xml:space="preserve">不要选择固定单元格，例如</w:t>
+      </w:r>
+      <w:r>
+        <w:rPr>
+          <w:rFonts w:ascii="Calibri" w:hAnsi="Calibri" w:eastAsia="Songti SC"/>
+          <w:sz w:val="21"/>
+        </w:rPr>
+        <w:t xml:space="preserve"> B4 </w:t>
+      </w:r>
+      <w:r>
+        <w:rPr>
+          <w:rFonts w:hint="eastAsia" w:ascii="Calibri" w:hAnsi="Calibri" w:eastAsia="Songti SC"/>
+          <w:sz w:val="21"/>
+        </w:rPr>
+        <w:t xml:space="preserve">或</w:t>
+      </w:r>
+      <w:r>
+        <w:rPr>
+          <w:rFonts w:ascii="Calibri" w:hAnsi="Calibri" w:eastAsia="Songti SC"/>
+          <w:sz w:val="21"/>
+        </w:rPr>
+        <w:t xml:space="preserve"> B5。BarTender </w:t>
+      </w:r>
+      <w:r>
+        <w:rPr>
+          <w:rFonts w:hint="eastAsia" w:ascii="Calibri" w:hAnsi="Calibri" w:eastAsia="Songti SC"/>
+          <w:sz w:val="21"/>
+        </w:rPr>
+        <w:t xml:space="preserve">绑定的是字段列，多条数据会从第</w:t>
+      </w:r>
+      <w:r>
+        <w:rPr>
+          <w:rFonts w:ascii="Calibri" w:hAnsi="Calibri" w:eastAsia="Songti SC"/>
+          <w:sz w:val="21"/>
+        </w:rPr>
+        <w:t xml:space="preserve"> 2 </w:t>
+      </w:r>
+      <w:r>
+        <w:rPr>
+          <w:rFonts w:hint="eastAsia" w:ascii="Calibri" w:hAnsi="Calibri" w:eastAsia="Songti SC"/>
+          <w:sz w:val="21"/>
+        </w:rPr>
+        <w:t xml:space="preserve">行开始逐条打印。</w:t>
+      </w:r>
+    </w:p>
+    <w:p>
+      <w:pPr>
+        <w:numPr>
+          <w:ilvl w:val="0"/>
+          <w:numId w:val="1014"/>
+        </w:numPr>
+        <w:spacing w:line="324" w:lineRule="auto" w:after="100"/>
+        <w:jc w:val="left"/>
+      </w:pPr>
+      <w:r>
+        <w:rPr>
+          <w:rFonts w:hint="eastAsia" w:ascii="Calibri" w:hAnsi="Calibri" w:eastAsia="Songti SC"/>
+          <w:sz w:val="21"/>
+        </w:rPr>
+        <w:t>标签版面上通常不需要显示”标签编号”、“二维码内容”这些字段名；正式标签建议只显示二维码、编号值和业务字段值。</w:t>
+      </w:r>
+    </w:p>
+    <w:p>
+      <w:pPr>
+        <w:numPr>
+          <w:ilvl w:val="0"/>
+          <w:numId w:val="1014"/>
+        </w:numPr>
+        <w:spacing w:line="324" w:lineRule="auto" w:after="100"/>
+        <w:jc w:val="left"/>
+      </w:pPr>
+      <w:r>
+        <w:rPr>
+          <w:rFonts w:hint="eastAsia" w:ascii="Calibri" w:hAnsi="Calibri" w:eastAsia="Songti SC"/>
+          <w:sz w:val="21"/>
+        </w:rPr>
+        <w:t xml:space="preserve">预览每一条标签，确认字段没有被截断。</w:t>
+      </w:r>
+    </w:p>
+    <w:p>
+      <w:pPr>
+        <w:numPr>
+          <w:ilvl w:val="0"/>
+          <w:numId w:val="1014"/>
+        </w:numPr>
+        <w:spacing w:line="324" w:lineRule="auto" w:after="100"/>
+        <w:jc w:val="left"/>
+      </w:pPr>
+      <w:r>
+        <w:rPr>
+          <w:rFonts w:hint="eastAsia" w:ascii="Calibri" w:hAnsi="Calibri" w:eastAsia="Songti SC"/>
+          <w:sz w:val="21"/>
+        </w:rPr>
+        <w:t xml:space="preserve">选择打印机和标签纸规格，先试打一张。</w:t>
+      </w:r>
+    </w:p>
+    <w:p>
+      <w:pPr>
+        <w:numPr>
+          <w:ilvl w:val="0"/>
+          <w:numId w:val="1014"/>
+        </w:numPr>
+        <w:spacing w:line="324" w:lineRule="auto" w:after="100"/>
+        <w:jc w:val="left"/>
+      </w:pPr>
+      <w:r>
+        <w:rPr>
+          <w:rFonts w:hint="eastAsia" w:ascii="Calibri" w:hAnsi="Calibri" w:eastAsia="Songti SC"/>
+          <w:sz w:val="21"/>
+        </w:rPr>
+        <w:t xml:space="preserve">确认扫码可识别后，再批量打印。</w:t>
+      </w:r>
+    </w:p>
+    <w:p>
+      <w:pPr>
+        <w:numPr>
+          <w:ilvl w:val="0"/>
+          <w:numId w:val="1014"/>
+        </w:numPr>
+        <w:spacing w:line="324" w:lineRule="auto" w:after="100"/>
+        <w:jc w:val="left"/>
+      </w:pPr>
+      <w:r>
+        <w:rPr>
+          <w:rFonts w:hint="eastAsia" w:ascii="Calibri" w:hAnsi="Calibri" w:eastAsia="Songti SC"/>
+          <w:sz w:val="21"/>
+        </w:rPr>
+        <w:t xml:space="preserve">打印完成后按标签编号顺序贴到对应实物上。</w:t>
+      </w:r>
+    </w:p>
+    <w:p>
+      <w:pPr>
+        <w:pStyle w:val="FirstParagraph"/>
+        <w:spacing w:line="324" w:lineRule="auto" w:after="100"/>
+        <w:jc w:val="left"/>
+      </w:pPr>
+      <w:r>
+        <w:rPr>
+          <w:rFonts w:ascii="Calibri" w:hAnsi="Calibri" w:eastAsia="Songti SC"/>
+          <w:sz w:val="21"/>
+        </w:rPr>
+        <w:t xml:space="preserve">BarTender </w:t>
+      </w:r>
+      <w:r>
+        <w:rPr>
+          <w:rFonts w:hint="eastAsia" w:ascii="Calibri" w:hAnsi="Calibri" w:eastAsia="Songti SC"/>
+          <w:sz w:val="21"/>
+        </w:rPr>
+        <w:t xml:space="preserve">只负责排版和打印，不负责生成业务编号。标签编号必须来自系统导出的</w:t>
+      </w:r>
+      <w:r>
+        <w:rPr>
+          <w:rFonts w:ascii="Calibri" w:hAnsi="Calibri" w:eastAsia="Songti SC"/>
+          <w:sz w:val="21"/>
+        </w:rPr>
         <w:t xml:space="preserve"> </w:t>
       </w:r>
       <w:r>
@@ -4185,273 +4303,28 @@
           <w:rFonts w:hint="eastAsia" w:ascii="Calibri" w:hAnsi="Calibri" w:eastAsia="Songti SC"/>
           <w:sz w:val="21"/>
         </w:rPr>
-        <w:t xml:space="preserve">字段，例如标签编号、产品代码、物料名称、原厂型号。</w:t>
-      </w:r>
-    </w:p>
-    <w:p>
-      <w:pPr>
-        <w:numPr>
-          <w:ilvl w:val="0"/>
-          <w:numId w:val="1014"/>
-        </w:numPr>
-        <w:spacing w:line="324" w:lineRule="auto" w:after="100"/>
-        <w:jc w:val="left"/>
-      </w:pPr>
-      <w:r>
-        <w:rPr>
-          <w:rFonts w:hint="eastAsia" w:ascii="Calibri" w:hAnsi="Calibri" w:eastAsia="Songti SC"/>
-          <w:sz w:val="21"/>
-        </w:rPr>
-        <w:t xml:space="preserve">把二维码对象绑定到</w:t>
+        <w:t xml:space="preserve">Excel；二维码内容默认由系统填写，现场不要在</w:t>
       </w:r>
       <w:r>
         <w:rPr>
           <w:rFonts w:ascii="Calibri" w:hAnsi="Calibri" w:eastAsia="Songti SC"/>
           <w:sz w:val="21"/>
         </w:rPr>
-        <w:t xml:space="preserve"> Excel</w:t>
+        <w:t xml:space="preserve"> Excel </w:t>
+      </w:r>
+      <w:r>
+        <w:rPr>
+          <w:rFonts w:hint="eastAsia" w:ascii="Calibri" w:hAnsi="Calibri" w:eastAsia="Songti SC"/>
+          <w:sz w:val="21"/>
+        </w:rPr>
+        <w:t xml:space="preserve">或</w:t>
       </w:r>
       <w:r>
         <w:rPr>
           <w:rFonts w:ascii="Calibri" w:hAnsi="Calibri" w:eastAsia="Songti SC"/>
           <w:sz w:val="21"/>
         </w:rPr>
-        <w:t xml:space="preserve"> </w:t>
-      </w:r>
-      <w:r>
-        <w:rPr>
-          <w:rFonts w:hint="eastAsia" w:ascii="Calibri" w:hAnsi="Calibri" w:eastAsia="Songti SC"/>
-          <w:sz w:val="21"/>
-        </w:rPr>
-        <w:t xml:space="preserve">字段”二维码内容”。当前二维码内容默认等于标签编号，作用是给二维码对象读取并生成二维码。</w:t>
-      </w:r>
-    </w:p>
-    <w:p>
-      <w:pPr>
-        <w:numPr>
-          <w:ilvl w:val="0"/>
-          <w:numId w:val="1014"/>
-        </w:numPr>
-        <w:spacing w:line="324" w:lineRule="auto" w:after="100"/>
-        <w:jc w:val="left"/>
-      </w:pPr>
-      <w:r>
-        <w:rPr>
-          <w:rFonts w:hint="eastAsia" w:ascii="Calibri" w:hAnsi="Calibri" w:eastAsia="Songti SC"/>
-          <w:sz w:val="21"/>
-        </w:rPr>
-        <w:t xml:space="preserve">不要选择固定单元格，例如</w:t>
-      </w:r>
-      <w:r>
-        <w:rPr>
-          <w:rFonts w:ascii="Calibri" w:hAnsi="Calibri" w:eastAsia="Songti SC"/>
-          <w:sz w:val="21"/>
-        </w:rPr>
-        <w:t xml:space="preserve"> B4 </w:t>
-      </w:r>
-      <w:r>
-        <w:rPr>
-          <w:rFonts w:hint="eastAsia" w:ascii="Calibri" w:hAnsi="Calibri" w:eastAsia="Songti SC"/>
-          <w:sz w:val="21"/>
-        </w:rPr>
-        <w:t xml:space="preserve">或</w:t>
-      </w:r>
-      <w:r>
-        <w:rPr>
-          <w:rFonts w:ascii="Calibri" w:hAnsi="Calibri" w:eastAsia="Songti SC"/>
-          <w:sz w:val="21"/>
-        </w:rPr>
-        <w:t xml:space="preserve"> B5。BarTender </w:t>
-      </w:r>
-      <w:r>
-        <w:rPr>
-          <w:rFonts w:hint="eastAsia" w:ascii="Calibri" w:hAnsi="Calibri" w:eastAsia="Songti SC"/>
-          <w:sz w:val="21"/>
-        </w:rPr>
-        <w:t xml:space="preserve">绑定的是字段列，多条数据会从第</w:t>
-      </w:r>
-      <w:r>
-        <w:rPr>
-          <w:rFonts w:ascii="Calibri" w:hAnsi="Calibri" w:eastAsia="Songti SC"/>
-          <w:sz w:val="21"/>
-        </w:rPr>
-        <w:t xml:space="preserve"> 2 </w:t>
-      </w:r>
-      <w:r>
-        <w:rPr>
-          <w:rFonts w:hint="eastAsia" w:ascii="Calibri" w:hAnsi="Calibri" w:eastAsia="Songti SC"/>
-          <w:sz w:val="21"/>
-        </w:rPr>
-        <w:t xml:space="preserve">行开始逐条打印。</w:t>
-      </w:r>
-    </w:p>
-    <w:p>
-      <w:pPr>
-        <w:numPr>
-          <w:ilvl w:val="0"/>
-          <w:numId w:val="1014"/>
-        </w:numPr>
-        <w:spacing w:line="324" w:lineRule="auto" w:after="100"/>
-        <w:jc w:val="left"/>
-      </w:pPr>
-      <w:r>
-        <w:rPr>
-          <w:rFonts w:hint="eastAsia" w:ascii="Calibri" w:hAnsi="Calibri" w:eastAsia="Songti SC"/>
-          <w:sz w:val="21"/>
-        </w:rPr>
-        <w:t xml:space="preserve">标签版面上通常不需要显示”标签编号”、</w:t>
-      </w:r>
-      <w:r>
-        <w:rPr>
-          <w:rFonts w:hint="eastAsia" w:ascii="Calibri" w:hAnsi="Calibri" w:eastAsia="Songti SC"/>
-          <w:sz w:val="21"/>
-        </w:rPr>
-        <w:t xml:space="preserve">“二维码内容”</w:t>
-      </w:r>
-      <w:r>
-        <w:rPr>
-          <w:rFonts w:hint="eastAsia" w:ascii="Calibri" w:hAnsi="Calibri" w:eastAsia="Songti SC"/>
-          <w:sz w:val="21"/>
-        </w:rPr>
-        <w:t xml:space="preserve">这些字段名；正式标签建议只显示二维码、编号值和业务字段值。</w:t>
-      </w:r>
-    </w:p>
-    <w:p>
-      <w:pPr>
-        <w:numPr>
-          <w:ilvl w:val="0"/>
-          <w:numId w:val="1014"/>
-        </w:numPr>
-        <w:spacing w:line="324" w:lineRule="auto" w:after="100"/>
-        <w:jc w:val="left"/>
-      </w:pPr>
-      <w:r>
-        <w:rPr>
-          <w:rFonts w:hint="eastAsia" w:ascii="Calibri" w:hAnsi="Calibri" w:eastAsia="Songti SC"/>
-          <w:sz w:val="21"/>
-        </w:rPr>
-        <w:t xml:space="preserve">预览每一条标签，确认字段没有被截断。</w:t>
-      </w:r>
-    </w:p>
-    <w:p>
-      <w:pPr>
-        <w:numPr>
-          <w:ilvl w:val="0"/>
-          <w:numId w:val="1014"/>
-        </w:numPr>
-        <w:spacing w:line="324" w:lineRule="auto" w:after="100"/>
-        <w:jc w:val="left"/>
-      </w:pPr>
-      <w:r>
-        <w:rPr>
-          <w:rFonts w:hint="eastAsia" w:ascii="Calibri" w:hAnsi="Calibri" w:eastAsia="Songti SC"/>
-          <w:sz w:val="21"/>
-        </w:rPr>
-        <w:t xml:space="preserve">选择打印机和标签纸规格，先试打一张。</w:t>
-      </w:r>
-    </w:p>
-    <w:p>
-      <w:pPr>
-        <w:numPr>
-          <w:ilvl w:val="0"/>
-          <w:numId w:val="1014"/>
-        </w:numPr>
-        <w:spacing w:line="324" w:lineRule="auto" w:after="100"/>
-        <w:jc w:val="left"/>
-      </w:pPr>
-      <w:r>
-        <w:rPr>
-          <w:rFonts w:hint="eastAsia" w:ascii="Calibri" w:hAnsi="Calibri" w:eastAsia="Songti SC"/>
-          <w:sz w:val="21"/>
-        </w:rPr>
-        <w:t xml:space="preserve">确认扫码可识别后，再批量打印。</w:t>
-      </w:r>
-    </w:p>
-    <w:p>
-      <w:pPr>
-        <w:numPr>
-          <w:ilvl w:val="0"/>
-          <w:numId w:val="1014"/>
-        </w:numPr>
-        <w:spacing w:line="324" w:lineRule="auto" w:after="100"/>
-        <w:jc w:val="left"/>
-      </w:pPr>
-      <w:r>
-        <w:rPr>
-          <w:rFonts w:hint="eastAsia" w:ascii="Calibri" w:hAnsi="Calibri" w:eastAsia="Songti SC"/>
-          <w:sz w:val="21"/>
-        </w:rPr>
-        <w:t xml:space="preserve">打印完成后按标签编号顺序贴到对应实物上。</w:t>
-      </w:r>
-    </w:p>
-    <w:p>
-      <w:pPr>
-        <w:pStyle w:val="FirstParagraph"/>
-        <w:spacing w:line="324" w:lineRule="auto" w:after="100"/>
-        <w:jc w:val="left"/>
-      </w:pPr>
-      <w:r>
-        <w:rPr>
-          <w:rFonts w:ascii="Calibri" w:hAnsi="Calibri" w:eastAsia="Songti SC"/>
-          <w:sz w:val="21"/>
-        </w:rPr>
-        <w:t xml:space="preserve">BarTender</w:t>
-      </w:r>
-      <w:r>
-        <w:rPr>
-          <w:rFonts w:ascii="Calibri" w:hAnsi="Calibri" w:eastAsia="Songti SC"/>
-          <w:sz w:val="21"/>
-        </w:rPr>
-        <w:t xml:space="preserve"> </w:t>
-      </w:r>
-      <w:r>
-        <w:rPr>
-          <w:rFonts w:hint="eastAsia" w:ascii="Calibri" w:hAnsi="Calibri" w:eastAsia="Songti SC"/>
-          <w:sz w:val="21"/>
-        </w:rPr>
-        <w:t xml:space="preserve">只负责排版和打印，不负责生成业务编号。标签编号必须来自系统导出的</w:t>
-      </w:r>
-      <w:r>
-        <w:rPr>
-          <w:rFonts w:ascii="Calibri" w:hAnsi="Calibri" w:eastAsia="Songti SC"/>
-          <w:sz w:val="21"/>
-        </w:rPr>
-        <w:t xml:space="preserve"> </w:t>
-      </w:r>
-      <w:r>
-        <w:rPr>
-          <w:rFonts w:hint="eastAsia" w:ascii="Calibri" w:hAnsi="Calibri" w:eastAsia="Songti SC"/>
-          <w:sz w:val="21"/>
-        </w:rPr>
-        <w:t xml:space="preserve">Excel；二维码内容默认由系统填写，现场不要在</w:t>
-      </w:r>
-      <w:r>
-        <w:rPr>
-          <w:rFonts w:ascii="Calibri" w:hAnsi="Calibri" w:eastAsia="Songti SC"/>
-          <w:sz w:val="21"/>
-        </w:rPr>
-        <w:t xml:space="preserve"> Excel </w:t>
-      </w:r>
-      <w:r>
-        <w:rPr>
-          <w:rFonts w:hint="eastAsia" w:ascii="Calibri" w:hAnsi="Calibri" w:eastAsia="Songti SC"/>
-          <w:sz w:val="21"/>
-        </w:rPr>
-        <w:t xml:space="preserve">或</w:t>
-      </w:r>
-      <w:r>
-        <w:rPr>
-          <w:rFonts w:ascii="Calibri" w:hAnsi="Calibri" w:eastAsia="Songti SC"/>
-          <w:sz w:val="21"/>
-        </w:rPr>
-        <w:t xml:space="preserve"> BarTender</w:t>
-      </w:r>
-      <w:r>
-        <w:rPr>
-          <w:rFonts w:ascii="Calibri" w:hAnsi="Calibri" w:eastAsia="Songti SC"/>
-          <w:sz w:val="21"/>
-        </w:rPr>
-        <w:t xml:space="preserve"> </w:t>
+        <w:t xml:space="preserve"> BarTender </w:t>
       </w:r>
       <w:r>
         <w:rPr>
@@ -4499,7 +4372,7 @@
           <w:rFonts w:hint="eastAsia" w:ascii="Calibri" w:hAnsi="Calibri" w:eastAsia="Songti SC"/>
           <w:sz w:val="21"/>
         </w:rPr>
-        <w:t xml:space="preserve">供应商送来的临时测试样品，不一定需要马上建立正式产品代码。建议在系统里建立两个测试料主数据：J-999</w:t>
+        <w:t xml:space="preserve">供应商送来的临时测试样品，不一定需要马上建立正式产品代码。管理员可按实际代码体系建立测试料主数据，例如化材 J-999、S-999、Y-999，膜材 M-999，并勾选”是否测试料”。测试料规则与前缀无关，关键是主数据已标记为测试料。</w:t>
       </w:r>
       <w:r>
         <w:rPr>
@@ -4513,7 +4386,7 @@
           <w:rFonts w:hint="eastAsia" w:ascii="Calibri" w:hAnsi="Calibri" w:eastAsia="Songti SC"/>
           <w:sz w:val="21"/>
         </w:rPr>
-        <w:t xml:space="preserve">测试料-化材、M-999</w:t>
+        <w:t/>
       </w:r>
       <w:r>
         <w:rPr>
@@ -4527,7 +4400,7 @@
           <w:rFonts w:hint="eastAsia" w:ascii="Calibri" w:hAnsi="Calibri" w:eastAsia="Songti SC"/>
           <w:sz w:val="21"/>
         </w:rPr>
-        <w:t xml:space="preserve">测试料-膜材，并勾选”是否测试料”。</w:t>
+        <w:t/>
       </w:r>
     </w:p>
     <w:bookmarkStart w:id="31" w:name="测试料入库时怎么识别"/>
@@ -4561,7 +4434,7 @@
         <w:jc w:val="left"/>
       </w:pPr>
       <w:r>
-        <w:t>产品代码可以统一使用测试料代码，例如 J-999 或 M-999；这里的 999 是临时代码池，不代表所有库存是同一种料。</w:t>
+        <w:t>产品代码可以统一使用管理员维护的测试料代码，例如 J-999、S-999、Y-999 或 M-999；这里的 999 是临时代码池，不代表所有库存是同一种料。</w:t>
       </w:r>
     </w:p>
     <w:p>
@@ -4580,7 +4453,7 @@
     <w:p>
       <w:pPr/>
       <w:r>
-        <w:t>日常查某个测试样品的数量和库位时，在首页或库存查询页直接搜索原厂型号；如果只搜索 J-999 或 M-999，则用于查看该测试代码下全部型号。</w:t>
+        <w:t>日常查某个测试样品的数量和库位时，在首页或库存查询页直接搜索原厂型号；如果只搜索某个测试代码，则用于查看该代码下全部型号。</w:t>
       </w:r>
     </w:p>
     <w:p>
@@ -5307,7 +5180,7 @@
           <w:rFonts w:hint="eastAsia" w:ascii="Calibri" w:hAnsi="Calibri" w:eastAsia="Songti SC"/>
           <w:sz w:val="21"/>
         </w:rPr>
-        <w:t xml:space="preserve">可新增、编辑、停用或恢复物料主数据。</w:t>
+        <w:t xml:space="preserve">可新增、编辑、停用或恢复物料主数据。有当前在库记录的物料不能归档，应先完成库存处理和核对。</w:t>
       </w:r>
     </w:p>
     <w:p>
@@ -5324,7 +5197,7 @@
           <w:rFonts w:hint="eastAsia" w:ascii="Calibri" w:hAnsi="Calibri" w:eastAsia="Songti SC"/>
           <w:sz w:val="21"/>
         </w:rPr>
-        <w:t xml:space="preserve">维护正式物料时，产品代码、物料名称、类别、子类别、默认单位应准确。</w:t>
+        <w:t xml:space="preserve">维护正式物料时，产品代码、物料名称、类别、子类别、默认单位应准确。化材在产生任何库存记录前可在 kg、g、L、mL 中调整默认单位；一旦产生库存记录，默认单位即锁定，避免历史数量混用。</w:t>
       </w:r>
     </w:p>
     <w:p>
@@ -6047,7 +5920,7 @@
           <w:rFonts w:hint="eastAsia" w:ascii="Calibri" w:hAnsi="Calibri" w:eastAsia="Songti SC"/>
           <w:sz w:val="21"/>
         </w:rPr>
-        <w:t xml:space="preserve">系统至少应保留一个已激活管理员或超级管理员。</w:t>
+        <w:t xml:space="preserve">系统必须至少保留一个已激活超级管理员；最后一个激活超级管理员不能被降级。</w:t>
       </w:r>
     </w:p>
     <w:bookmarkEnd w:id="42"/>
@@ -6832,15 +6705,7 @@
                 <w:color w:val="1F2933"/>
                 <w:sz w:val="19"/>
               </w:rPr>
-              <w:t xml:space="preserve"> 12</w:t>
-            </w:r>
-            <w:r>
-              <w:rPr>
-                <w:rFonts w:ascii="Calibri" w:hAnsi="Calibri" w:eastAsia="Songti SC"/>
-                <w:color w:val="1F2933"/>
-                <w:sz w:val="19"/>
-              </w:rPr>
-              <w:t xml:space="preserve"> </w:t>
+              <w:t xml:space="preserve"> 12 </w:t>
             </w:r>
             <w:r>
               <w:rPr>
@@ -7068,14 +6933,7 @@
           <w:rFonts w:ascii="Calibri" w:hAnsi="Calibri" w:eastAsia="Songti SC"/>
           <w:sz w:val="21"/>
         </w:rPr>
-        <w:t xml:space="preserve"> BarTender</w:t>
-      </w:r>
-      <w:r>
-        <w:rPr>
-          <w:rFonts w:ascii="Calibri" w:hAnsi="Calibri" w:eastAsia="Songti SC"/>
-          <w:sz w:val="21"/>
-        </w:rPr>
-        <w:t xml:space="preserve"> </w:t>
+        <w:t xml:space="preserve"> BarTender </w:t>
       </w:r>
       <w:r>
         <w:rPr>

--- a/交付文档/实验室库存管理系统使用说明书.docx
+++ b/交付文档/实验室库存管理系统使用说明书.docx
@@ -1784,7 +1784,7 @@
     <w:p>
       <w:pPr/>
       <w:r>
-        <w:t>测试料可以直接搜索原厂型号；如果搜索 J-999、S-999、Y-999 或 M-999 等测试代码，系统会显示该代码下不同原厂型号的库存分组，方便继续进入批次或标签详情。</w:t>
+        <w:t>测试料可以直接搜索已维护的原厂型号；如果搜索 J-999、S-999、Y-999 或 M-999 等测试料代码壳，系统会显示该代码下不同原厂型号的库存分组，方便继续进入批次或标签详情。</w:t>
       </w:r>
     </w:p>
     <w:p>
@@ -2017,7 +2017,7 @@
           <w:rFonts w:hint="eastAsia" w:ascii="Calibri" w:hAnsi="Calibri" w:eastAsia="Songti SC"/>
           <w:sz w:val="21"/>
         </w:rPr>
-        <w:t xml:space="preserve">测试料入库时，原厂型号必须填写；供应商和备注按现场已知信息填写。膜材如果使用预生成标签，系统会用标签快照中的厚度和幅宽补齐；若入库时填写的厚度或幅宽与快照不一致，会提示”与预生成标签规格不一致”并拒绝提交。</w:t>
+        <w:t xml:space="preserve">测试料入库时，原厂型号不能自由输入，必须从管理员已启用的测试料型号库中搜索选择；供应商和备注按现场已知信息填写。膜材如果使用预生成标签，系统会用标签快照中的厚度和幅宽补齐；若入库时填写的厚度或幅宽与快照不一致，会提示”与预生成标签规格不一致”并拒绝提交。</w:t>
       </w:r>
     </w:p>
     <w:p>
@@ -2090,7 +2090,7 @@
           <w:rFonts w:hint="eastAsia" w:ascii="Calibri" w:hAnsi="Calibri" w:eastAsia="Songti SC"/>
           <w:sz w:val="21"/>
         </w:rPr>
-        <w:t xml:space="preserve">先选择本次要入库的产品代码。批量入库一次建议只处理同一种物料。</w:t>
+        <w:t xml:space="preserve">先选择本次要入库的产品代码。批量入库一次建议只处理同一种物料；如果该物料是测试料，还需要先搜索选择已启用的测试料原厂型号。</w:t>
       </w:r>
     </w:p>
     <w:p>
@@ -3145,7 +3145,7 @@
           <w:rFonts w:hint="eastAsia" w:ascii="Calibri" w:hAnsi="Calibri" w:eastAsia="Songti SC"/>
           <w:sz w:val="21"/>
         </w:rPr>
-        <w:t xml:space="preserve">填写原厂型号。测试料必填，正式料如果主数据已有会自动带出，没有则可留空。</w:t>
+        <w:t xml:space="preserve">填写原厂型号。测试料必须从已启用的测试料型号库中选择；正式料如果主数据已有会自动带出，没有则可留空。</w:t>
       </w:r>
     </w:p>
     <w:p>
@@ -3162,7 +3162,7 @@
           <w:rFonts w:hint="eastAsia" w:ascii="Calibri" w:hAnsi="Calibri" w:eastAsia="Songti SC"/>
           <w:sz w:val="21"/>
         </w:rPr>
-        <w:t>如果选择的是膜材模板，页面会显示”厚度(μm)“和”本批次实际幅宽(mm)“。正式膜材如果主数据已有厚度和默认幅宽，系统会自动带出并锁定；正式膜材缺默认幅宽时，需要填写本批次实际幅宽；测试料膜材的原厂型号、厚度和本批次实际幅宽都必须填写。</w:t>
+        <w:t>如果选择的是膜材模板，页面会显示”厚度(μm)“和”本批次实际幅宽(mm)“。正式膜材如果主数据已有厚度和默认幅宽，系统会自动带出并锁定；正式膜材缺默认幅宽时，需要填写本批次实际幅宽；测试料膜材必须先选择已启用原厂型号，并填写厚度和本批次实际幅宽。</w:t>
       </w:r>
     </w:p>
     <w:p>
@@ -4372,7 +4372,7 @@
           <w:rFonts w:hint="eastAsia" w:ascii="Calibri" w:hAnsi="Calibri" w:eastAsia="Songti SC"/>
           <w:sz w:val="21"/>
         </w:rPr>
-        <w:t xml:space="preserve">供应商送来的临时测试样品，不一定需要马上建立正式产品代码。管理员可按实际代码体系建立测试料主数据，例如化材 J-999、S-999、Y-999，膜材 M-999，并勾选”是否测试料”。测试料规则与前缀无关，关键是主数据已标记为测试料。</w:t>
+        <w:t xml:space="preserve">供应商送来的临时测试样品，不一定需要马上建立正式产品代码。管理员可按实际代码体系建立测试料主数据，例如化材 J-999、S-999、Y-999，膜材 M-999，并勾选”是否测试料”；再到测试料型号库维护该代码壳下的真实原厂型号。测试料规则与前缀和 999 本身无关，关键是主数据已标记为测试料。</w:t>
       </w:r>
       <w:r>
         <w:rPr>
@@ -4447,13 +4447,13 @@
         <w:jc w:val="left"/>
       </w:pPr>
       <w:r>
-        <w:t>原厂型号必须填写，用来区分不同测试样品；系统查询和库存汇总会按“产品代码 + 原厂型号”拆分测试料库存。</w:t>
+        <w:t>原厂型号必须先由管理员维护到测试料型号库，业务页只能选择已启用型号，用来区分不同测试样品；系统查询和库存汇总会按“产品代码 + 原厂型号”拆分测试料库存。</w:t>
       </w:r>
     </w:p>
     <w:p>
       <w:pPr/>
       <w:r>
-        <w:t>日常查某个测试样品的数量和库位时，在首页或库存查询页直接搜索原厂型号；如果只搜索某个测试代码，则用于查看该代码下全部型号。</w:t>
+        <w:t>日常查某个测试样品的数量和库位时，在首页或库存查询页直接搜索原厂型号；如果只搜索某个测试代码，则用于查看该代码下全部型号。系统会轻度整理全角字符和横杠/斜杠两侧空格，但保留大小写差异。</w:t>
       </w:r>
     </w:p>
     <w:p>
@@ -4788,7 +4788,7 @@
                 <w:color w:val="1F2933"/>
                 <w:sz w:val="19"/>
               </w:rPr>
-              <w:t xml:space="preserve">必填，用于区分具体样品</w:t>
+              <w:t xml:space="preserve">必须来自已启用型号库</w:t>
             </w:r>
           </w:p>
         </w:tc>
@@ -5259,7 +5259,7 @@
           <w:rFonts w:hint="eastAsia" w:ascii="Calibri" w:hAnsi="Calibri" w:eastAsia="Songti SC"/>
           <w:sz w:val="21"/>
         </w:rPr>
-        <w:t xml:space="preserve">测试料可写测试料-化材或测试料-膜材；具体样品差异依靠原厂型号、批号、供应商和备注区分。</w:t>
+        <w:t xml:space="preserve">测试料主数据只维护代码壳，物料名称可写测试料-化材或测试料-膜材；具体样品差异由测试料型号库中的原厂型号、批号、供应商和备注区分。</w:t>
       </w:r>
     </w:p>
     <w:p>
@@ -5293,7 +5293,7 @@
           <w:rFonts w:hint="eastAsia" w:ascii="Calibri" w:hAnsi="Calibri" w:eastAsia="Songti SC"/>
           <w:sz w:val="21"/>
         </w:rPr>
-        <w:t xml:space="preserve">维护测试料时，勾选”是否测试料”。</w:t>
+        <w:t xml:space="preserve">维护测试料主数据时，勾选”是否测试料”；维护真实测试样品时，进入”测试料型号库”手动新增或批量导入原厂型号。</w:t>
       </w:r>
     </w:p>
     <w:p>
@@ -5372,7 +5372,7 @@
     <w:p>
       <w:pPr/>
       <w:r>
-        <w:t>物料主数据导入和库存入库模板单次最多处理 100 条有效数据；超过 100 条时，请拆分 Excel 文件后分批导入。</w:t>
+        <w:t>物料主数据导入、库存入库模板和测试料型号库批量导入单次最多处理 100 条有效数据；超过 100 条时，请拆分 Excel 文件后分批导入。</w:t>
       </w:r>
     </w:p>
     <w:p>
@@ -5385,7 +5385,7 @@
         <w:jc w:val="left"/>
       </w:pPr>
       <w:r>
-        <w:t>导入前先下载最新模板，避免代码前缀、库区、详细坐标、子类别或字段说明过期。</w:t>
+        <w:t>导入前先下载最新模板，避免代码前缀、库区、详细坐标、子类别或字段说明过期。库存入库模板中的测试料原厂型号必须匹配已启用型号库；未知或已停用型号会在预览和提交时拒绝。</w:t>
       </w:r>
     </w:p>
     <w:p>
@@ -6387,7 +6387,7 @@
           </w:tcPr>
           <w:p>
             <w:r>
-              <w:t>备注是帮助现场识别的补充信息。能写就写，例如送样来源、颜色、用途；不知道可以留空，但原厂型号必须填。</w:t>
+              <w:t>备注是帮助现场识别的补充信息。能写就写，例如送样来源、颜色、用途；不知道可以留空，但原厂型号必须先在测试料型号库维护后再选择。</w:t>
             </w:r>
           </w:p>
         </w:tc>
@@ -6988,7 +6988,7 @@
           <w:rFonts w:hint="eastAsia" w:ascii="Calibri" w:hAnsi="Calibri" w:eastAsia="Songti SC"/>
           <w:sz w:val="21"/>
         </w:rPr>
-        <w:t xml:space="preserve">测试料一定要重视原厂型号和批号，否则同一测试代码下后续很难区分样品。</w:t>
+        <w:t xml:space="preserve">测试料一定要先维护规范的原厂型号，并在入库、领料和查询时重视批号，否则同一测试代码下后续很难区分样品。</w:t>
       </w:r>
     </w:p>
     <w:p>

--- a/交付文档/实验室库存管理系统使用说明书.docx
+++ b/交付文档/实验室库存管理系统使用说明书.docx
@@ -4372,7 +4372,7 @@
           <w:rFonts w:hint="eastAsia" w:ascii="Calibri" w:hAnsi="Calibri" w:eastAsia="Songti SC"/>
           <w:sz w:val="21"/>
         </w:rPr>
-        <w:t xml:space="preserve">供应商送来的临时测试样品，不一定需要马上建立正式产品代码。管理员可按实际代码体系建立测试料主数据，例如化材 J-999、S-999、Y-999，膜材 M-999，并勾选”是否测试料”；再到测试料型号库维护该代码壳下的真实原厂型号。测试料规则与前缀和 999 本身无关，关键是主数据已标记为测试料。</w:t>
+        <w:t xml:space="preserve">供应商送来的临时测试样品，不一定需要马上建立正式产品代码。管理员可按实际代码体系建立测试料主数据，例如化材 J-999、S-999、Y-999，膜材 M-999，并勾选”是否测试料”；真实测试样品再维护到测试料型号库，填写物料名称、子类别、原厂型号和可选供应商。测试料规则与前缀和 999 本身无关，关键是主数据已标记为测试料。</w:t>
       </w:r>
       <w:r>
         <w:rPr>
@@ -4447,13 +4447,13 @@
         <w:jc w:val="left"/>
       </w:pPr>
       <w:r>
-        <w:t>原厂型号必须先由管理员维护到测试料型号库，业务页只能选择已启用型号，用来区分不同测试样品；系统查询和库存汇总会按“产品代码 + 原厂型号”拆分测试料库存。</w:t>
+        <w:t>原厂型号必须先由管理员维护到测试料型号库，业务页只能选择已启用型号，用来区分不同测试样品；型号库里的物料名称和子类别会作为标签、入库、库存查询和导出的展示值。系统查询和库存汇总会按“产品代码 + 原厂型号”拆分测试料库存。</w:t>
       </w:r>
     </w:p>
     <w:p>
       <w:pPr/>
       <w:r>
-        <w:t>日常查某个测试样品的数量和库位时，在首页或库存查询页直接搜索原厂型号；如果只搜索某个测试代码，则用于查看该代码下全部型号。系统会轻度整理全角字符和横杠/斜杠两侧空格，但保留大小写差异。</w:t>
+        <w:t>日常查某个测试样品的数量和库位时，在首页或库存查询页直接搜索原厂型号或物料名称；如果只搜索某个测试代码，则用于查看该代码下全部型号。搜索会统一大小写、全角半角和横杠格式，输入一部分型号也能匹配候选，但不会自动替你选择第一条结果。</w:t>
       </w:r>
     </w:p>
     <w:p>
@@ -5259,7 +5259,7 @@
           <w:rFonts w:hint="eastAsia" w:ascii="Calibri" w:hAnsi="Calibri" w:eastAsia="Songti SC"/>
           <w:sz w:val="21"/>
         </w:rPr>
-        <w:t xml:space="preserve">测试料主数据只维护代码壳，物料名称可写测试料-化材或测试料-膜材；具体样品差异由测试料型号库中的原厂型号、批号、供应商和备注区分。</w:t>
+        <w:t xml:space="preserve">测试料主数据只维护代码壳，物料名称和子类别保持测试料基础口径；真实现场物料名称、子类别、原厂型号和可选供应商在测试料型号库维护，并用于标签、入库、库存查询和导出展示。</w:t>
       </w:r>
     </w:p>
     <w:p>
@@ -5293,7 +5293,7 @@
           <w:rFonts w:hint="eastAsia" w:ascii="Calibri" w:hAnsi="Calibri" w:eastAsia="Songti SC"/>
           <w:sz w:val="21"/>
         </w:rPr>
-        <w:t xml:space="preserve">维护测试料主数据时，勾选”是否测试料”；维护真实测试样品时，进入”测试料型号库”手动新增或批量导入原厂型号。</w:t>
+        <w:t xml:space="preserve">维护测试料主数据时，勾选”是否测试料”；维护真实测试样品时，可在物料管理入口新增测试料型号，或在物料主数据导入模板中填写”是否测试料=是”批量维护。系统不再提供独立测试料型号批量导入模板。</w:t>
       </w:r>
     </w:p>
     <w:p>
@@ -5349,7 +5349,7 @@
           <w:rFonts w:hint="eastAsia" w:ascii="Calibri" w:hAnsi="Calibri" w:eastAsia="Songti SC"/>
           <w:sz w:val="21"/>
         </w:rPr>
-        <w:t xml:space="preserve">物料信息导入模板用于批量维护物料主数据，不直接增加库存数量。</w:t>
+        <w:t xml:space="preserve">物料主数据导入模板用于批量维护正式物料和测试料型号，不直接增加库存数量。</w:t>
       </w:r>
     </w:p>
     <w:p>
@@ -5366,13 +5366,13 @@
           <w:rFonts w:hint="eastAsia" w:ascii="Calibri" w:hAnsi="Calibri" w:eastAsia="Songti SC"/>
           <w:sz w:val="21"/>
         </w:rPr>
-        <w:t xml:space="preserve">库存入库模板用于批量入库，会写入实际库存记录。</w:t>
+        <w:t xml:space="preserve">库存入库模板用于批量入库，会写入实际库存记录；系统按最多 100 行、每 10 行一个批次提交，便于失败批次重试。</w:t>
       </w:r>
     </w:p>
     <w:p>
       <w:pPr/>
       <w:r>
-        <w:t>物料主数据导入、库存入库模板和测试料型号库批量导入单次最多处理 100 条有效数据；超过 100 条时，请拆分 Excel 文件后分批导入。</w:t>
+        <w:t>物料主数据导入和库存入库模板单次最多处理 100 条有效数据；超过 100 条时，请拆分 Excel 文件后分批导入。</w:t>
       </w:r>
     </w:p>
     <w:p>
@@ -5385,7 +5385,7 @@
         <w:jc w:val="left"/>
       </w:pPr>
       <w:r>
-        <w:t>导入前先下载最新模板，避免代码前缀、库区、详细坐标、子类别或字段说明过期。库存入库模板中的测试料原厂型号必须匹配已启用型号库；未知或已停用型号会在预览和提交时拒绝。</w:t>
+        <w:t>导入前先下载最新模板，避免代码前缀、库区、详细坐标、子类别或字段说明过期。物料主数据导入中，测试料行请填写”是否测试料=是”，且原厂型号必填；库存入库模板中的测试料原厂型号必须匹配已启用型号库，未知或已停用型号会在预览和提交时拒绝。</w:t>
       </w:r>
     </w:p>
     <w:p>

--- a/交付文档/实验室库存管理系统使用说明书.docx
+++ b/交付文档/实验室库存管理系统使用说明书.docx
@@ -1644,7 +1644,7 @@
           </w:tcPr>
           <w:p>
             <w:r>
-              <w:t>普通用户功能 + 审批、物料管理、库区与详细坐标管理、子类别管理、项目编码管理、审计日志</w:t>
+              <w:t>普通用户功能 + 审批、主数据管理、库区与详细坐标管理、子类别管理、项目编码管理、审计日志</w:t>
             </w:r>
           </w:p>
         </w:tc>
@@ -1981,7 +1981,7 @@
           <w:rFonts w:hint="eastAsia" w:ascii="Calibri" w:hAnsi="Calibri" w:eastAsia="Songti SC"/>
           <w:sz w:val="21"/>
         </w:rPr>
-        <w:t xml:space="preserve">输入产品代码并选择物料主数据。系统会带出物料名称、默认单位、子类别、原厂型号等已有信息。化材入库单位以当前物料主数据的默认单位为准，页面不接受临时改成其他单位。</w:t>
+        <w:t xml:space="preserve">输入产品代码并选择物料主数据。系统会带出物料名称、默认单位、子类别、原厂型号等已有信息。化材入库单位以当前物料主数据的默认单位为准，页面不接受临时改成其他单位；包装形式默认瓶装，可按实物改为桶装、袋装等。</w:t>
       </w:r>
     </w:p>
     <w:p>
@@ -2090,7 +2090,7 @@
           <w:rFonts w:hint="eastAsia" w:ascii="Calibri" w:hAnsi="Calibri" w:eastAsia="Songti SC"/>
           <w:sz w:val="21"/>
         </w:rPr>
-        <w:t xml:space="preserve">先选择本次要入库的产品代码。批量入库一次建议只处理同一种物料；如果该物料是测试料，还需要先搜索选择已启用的测试料原厂型号。</w:t>
+        <w:t xml:space="preserve">普通标签批量入库前，先选择本次要入库的产品代码；预生成标签可直接扫码带出物料。批量入库一次建议只处理同一种物料；如果该物料是测试料，还需要先搜索选择已启用的测试料原厂型号。</w:t>
       </w:r>
     </w:p>
     <w:p>
@@ -2109,7 +2109,7 @@
         <w:jc w:val="left"/>
       </w:pPr>
       <w:r>
-        <w:t>填写默认批号、默认库区、默认详细坐标、过期日期或长期有效。</w:t>
+        <w:t>填写默认批号、默认库区、默认详细坐标、过期日期或长期有效。化材包装形式来自所选物料主数据，未维护时页面默认瓶装，提交前仍可按实物调整。</w:t>
       </w:r>
     </w:p>
     <w:p>
@@ -2425,7 +2425,7 @@
           <w:rFonts w:hint="eastAsia" w:ascii="Calibri" w:hAnsi="Calibri" w:eastAsia="Songti SC"/>
           <w:sz w:val="21"/>
         </w:rPr>
-        <w:t xml:space="preserve">可按标签编号、产品代码、批号、项目编码、项目名称、操作人或备注查询入库、领料、补料等记录。</w:t>
+        <w:t xml:space="preserve">可按时间范围、操作类型、操作人，以及标签编号、产品代码、批号、项目编码、项目名称或备注查询入库、领料、补料、移库、盘点调整、库存纠错等记录。</w:t>
       </w:r>
     </w:p>
     <w:p>
@@ -5128,7 +5128,7 @@
       </w:r>
     </w:p>
     <w:bookmarkEnd w:id="34"/>
-    <w:bookmarkStart w:id="35" w:name="物料管理"/>
+    <w:bookmarkStart w:id="35" w:name="主数据管理"/>
     <w:p>
       <w:pPr>
         <w:pStyle w:val="Heading2"/>
@@ -5146,7 +5146,7 @@
         <w:rPr>
           <w:rFonts w:hint="eastAsia" w:ascii="Calibri" w:hAnsi="Calibri" w:eastAsia="Heiti SC"/>
         </w:rPr>
-        <w:t xml:space="preserve">物料管理</w:t>
+        <w:t xml:space="preserve">主数据管理</w:t>
       </w:r>
     </w:p>
     <w:p>
@@ -5163,7 +5163,7 @@
           <w:rFonts w:hint="eastAsia" w:ascii="Calibri" w:hAnsi="Calibri" w:eastAsia="Songti SC"/>
           <w:sz w:val="21"/>
         </w:rPr>
-        <w:t xml:space="preserve">进入”物料管理”。</w:t>
+        <w:t xml:space="preserve">进入”主数据管理”。</w:t>
       </w:r>
     </w:p>
     <w:p>
@@ -5293,7 +5293,7 @@
           <w:rFonts w:hint="eastAsia" w:ascii="Calibri" w:hAnsi="Calibri" w:eastAsia="Songti SC"/>
           <w:sz w:val="21"/>
         </w:rPr>
-        <w:t xml:space="preserve">维护测试料主数据时，勾选”是否测试料”；维护真实测试样品时，可在物料管理入口新增测试料型号，或在物料主数据导入模板中填写”是否测试料=是”批量维护。系统不再提供独立测试料型号批量导入模板。</w:t>
+        <w:t xml:space="preserve">维护测试料主数据时，勾选”是否测试料”；维护真实测试样品时，可在主数据管理入口新增测试料型号，或在物料主数据导入模板中填写”是否测试料=是”批量维护。系统不再提供独立测试料型号批量导入模板。</w:t>
       </w:r>
     </w:p>
     <w:p>
@@ -5310,7 +5310,7 @@
           <w:rFonts w:hint="eastAsia" w:ascii="Calibri" w:hAnsi="Calibri" w:eastAsia="Songti SC"/>
           <w:sz w:val="21"/>
         </w:rPr>
-        <w:t xml:space="preserve">膜材主数据建议维护厚度和默认幅宽；化材主数据建议维护包装形式。</w:t>
+        <w:t xml:space="preserve">膜材主数据建议维护厚度和默认幅宽；化材包装形式默认瓶装，管理员可按实际维护为桶装、袋装等。</w:t>
       </w:r>
     </w:p>
     <w:bookmarkEnd w:id="35"/>
@@ -5699,7 +5699,7 @@
           <w:rFonts w:hint="eastAsia" w:ascii="Calibri" w:hAnsi="Calibri" w:eastAsia="Songti SC"/>
           <w:sz w:val="21"/>
         </w:rPr>
-        <w:t xml:space="preserve">查看审批、权限、管理操作等关键记录。</w:t>
+        <w:t xml:space="preserve">查看审批、权限、主数据、库区、项目编码、标签预生成等关键记录；可按时间范围、操作人、动作类型或业务领域筛选。</w:t>
       </w:r>
     </w:p>
     <w:p>
@@ -5716,7 +5716,7 @@
           <w:rFonts w:hint="eastAsia" w:ascii="Calibri" w:hAnsi="Calibri" w:eastAsia="Songti SC"/>
           <w:sz w:val="21"/>
         </w:rPr>
-        <w:t xml:space="preserve">发现异常操作时，先记录时间、操作者和对象，再联系系统负责人排查。</w:t>
+        <w:t xml:space="preserve">发现异常操作时，先记录时间、操作人、动作类型、业务对象和操作号，再联系系统负责人排查。</w:t>
       </w:r>
     </w:p>
     <w:bookmarkEnd w:id="39"/>
